--- a/docs/Issues.docx
+++ b/docs/Issues.docx
@@ -19557,7 +19557,7 @@
         <w:t xml:space="preserve"> </w:t>
       </w:r>
       <w:r>
-        <w:t xml:space="preserve">WHAT: Recordable-client 11.4.158 coverage COMPLETE (CLI, server, desktop-GUI 7-tab headless, iOS, web, TUI 6-views — 6 PASS diary entries, real OCR-validated). Residual: 3 platforms unrecordable on this macOS host without operator-provided resources. WHY: Android emulator under rootless podman on macOS is 11.4.112 structurally-impossible (no /dev/kvm to containers; verified accel.go and cited sources, docs/research/android_emulator_podman_macos_20260623/feasibility.md). Aurora and Harmony vendor SDKs absent (11.4.98B operator bootstrap). The 6.X guard blocks host-direct emulator as gate evidence. UNBLOCK: [A] Enrol a Linux x86_64 KVM gate host (local, CI, or CONTAINERS_REMOTE_HOST_n) so run-challenge-matrix.sh containerized runner produces sanctioned Android recording. [B] Operator 6.X policy decision: carve a macOS host-direct exception OR accept operator_attended SKIP for macOS Android. [C] Install Aurora OS SDK 4.0 or later and Harmony DevEco SDK (or enrol target devices) for Aurora and Harmony. [D] Accept current recordable-client coverage as the 11.4.158 release scope and defer mobile and exotic platforms. WHO: User</w:t>
+        <w:t xml:space="preserve">WHAT: Recordable clients + Android §11.4.158 coverage COMPLETE with real OCR/content-verified evidence (CLI, server, desktop-GUI 7-tab headless, iOS, web, TUI 6-views, AND Android via the §6.X containerized runner on the Linux KVM host thinker.local — 7 PASS). Residual: Aurora OS + Harmony OS ONLY. WHY: Aurora and Harmony need operator-provided vendor SDKs (research-confirmed §11.4.150, docs/research/aurora_harmony_recording_paths_20260623/feasibility.md): both operator-bootstrap, NOT structurally-impossible; Fyne-on-desktop is not a legitimate proxy (§11.4.143). UNBLOCK: [A] Install Aurora OS SDK 4.0 or later plus VirtualBox Build and Emulator VMs (geo-gated developer.auroraos.ru account) on an x86_64 Linux host. [B] Install DevEco Studio 5.0.3 or later plus a verified Huawei Developer account on this Apple-Silicon macOS host (its emulator is Apple-Silicon-capable). [C] Accept the 7-client coverage as the §11.4.158 release scope and defer Aurora and Harmony. WHO: User</w:t>
       </w:r>
       <w:r>
         <w:t xml:space="preserve"> </w:t>

--- a/docs/Issues.docx
+++ b/docs/Issues.docx
@@ -2,7 +2,7 @@
 <file path=word/document.xml><?xml version="1.0" encoding="utf-8"?>
 <w:document xmlns:w="http://schemas.openxmlformats.org/wordprocessingml/2006/main" xmlns:m="http://schemas.openxmlformats.org/officeDocument/2006/math" xmlns:r="http://schemas.openxmlformats.org/officeDocument/2006/relationships" xmlns:o="urn:schemas-microsoft-com:office:office" xmlns:v="urn:schemas-microsoft-com:vml" xmlns:w10="urn:schemas-microsoft-com:office:word" xmlns:a="http://schemas.openxmlformats.org/drawingml/2006/main" xmlns:pic="http://schemas.openxmlformats.org/drawingml/2006/picture" xmlns:wp="http://schemas.openxmlformats.org/drawingml/2006/wordprocessingDrawing">
   <w:body>
-    <w:bookmarkStart w:id="54" w:name="helixcode-open-issues-tracker"/>
+    <w:bookmarkStart w:id="61" w:name="helixcode-open-issues-tracker"/>
     <w:p>
       <w:pPr>
         <w:pStyle w:val="Heading1"/>
@@ -19407,7 +19407,7 @@
         <w:t xml:space="preserve"> </w:t>
       </w:r>
       <w:r>
-        <w:t xml:space="preserve">## HXC-107 — Feature Status docs program (docs/features) — comprehensive per-feature inventory across all components/clients/submodules/ported-cli_agents, docs_chain-synced</w:t>
+        <w:t xml:space="preserve">## HXC-117 — Model capability flags (MCP, LSP, ACP, RAG, Skills, Plugins) are not sourced from the verifier as required</w:t>
       </w:r>
     </w:p>
     <w:p>
@@ -19425,7 +19425,7 @@
         <w:t xml:space="preserve"> </w:t>
       </w:r>
       <w:r>
-        <w:t xml:space="preserve">Operator-blocked</w:t>
+        <w:t xml:space="preserve">Queued</w:t>
       </w:r>
       <w:r>
         <w:t xml:space="preserve"> </w:t>
@@ -19441,23 +19441,23 @@
         <w:t xml:space="preserve"> </w:t>
       </w:r>
       <w:r>
-        <w:t xml:space="preserve">Task</w:t>
-      </w:r>
-      <w:r>
-        <w:t xml:space="preserve"> </w:t>
-      </w:r>
-      <w:r>
-        <w:rPr>
-          <w:b/>
-          <w:bCs/>
-        </w:rPr>
-        <w:t xml:space="preserve">Operator-Block-Details:</w:t>
-      </w:r>
-      <w:r>
-        <w:t xml:space="preserve"> </w:t>
-      </w:r>
-      <w:r>
-        <w:t xml:space="preserve">WHAT: Feature-Status ledger DELIVERED and honest: docs/features/Status.md (4-format incl DOCX, 11.4.153), Status_Summary, inventory, codebase-reconciled. Per-feature video-confirmation column complete for the 6 recordable clients; the 3 unrecordable platforms (Android, Aurora, Harmony) are honestly gap-marked. WHY: Full 11.4.153 video-confirmation cannot reach 100 percent while Android (11.4.112 structurally-impossible on macOS) and Aurora/Harmony (vendor SDK absent) remain unrecordable on this host — same residual as HXC-108. UNBLOCK: [A] Resolve the HXC-108 residual (Linux x86_64 KVM gate host, vendor SDKs, or 6.X policy) so the 3 platforms gain video confirmation. [B] Accept the ledger as complete with the 3 platforms honestly gap-marked (current state) and close HXC-107 on that basis. WHO: User</w:t>
+        <w:t xml:space="preserve">Bug</w:t>
+      </w:r>
+      <w:r>
+        <w:t xml:space="preserve"> </w:t>
+      </w:r>
+      <w:r>
+        <w:rPr>
+          <w:b/>
+          <w:bCs/>
+        </w:rPr>
+        <w:t xml:space="preserve">Severity:</w:t>
+      </w:r>
+      <w:r>
+        <w:t xml:space="preserve"> </w:t>
+      </w:r>
+      <w:r>
+        <w:t xml:space="preserve">High</w:t>
       </w:r>
       <w:r>
         <w:t xml:space="preserve"> </w:t>
@@ -19468,22 +19468,6 @@
           <w:bCs/>
         </w:rPr>
         <w:t xml:space="preserve">Created-By:</w:t>
-      </w:r>
-      <w:r>
-        <w:t xml:space="preserve"> </w:t>
-      </w:r>
-      <w:r>
-        <w:t xml:space="preserve">Claude</w:t>
-      </w:r>
-      <w:r>
-        <w:t xml:space="preserve"> </w:t>
-      </w:r>
-      <w:r>
-        <w:rPr>
-          <w:b/>
-          <w:bCs/>
-        </w:rPr>
-        <w:t xml:space="preserve">Assigned-To:</w:t>
       </w:r>
       <w:r>
         <w:t xml:space="preserve"> </w:t>
@@ -19497,17 +19481,17 @@
         <w:pStyle w:val="BodyText"/>
       </w:pPr>
       <w:r>
-        <w:t xml:space="preserve">Feature Status docs program (docs/features) — comprehensive per-feature inventory across all components/clients/submodules/ported-cli_agents, docs_chain-synced</w:t>
+        <w:t xml:space="preserve">Governance rule CONST-040 requires that every advanced capability a model supports be reported by the central verifier component rather than hardcoded. Today the verifier only records whether a model supports embeddings; the other six capabilities are documented as verifier-sourced but are not implemented there. As a result the product cannot truthfully tell users which models support which capabilities. The work adds these capability fields to the verifier’s results and has the product read them from there. Users then receive accurate, single-source-of-truth capability information.</w:t>
       </w:r>
     </w:p>
     <w:bookmarkEnd w:id="51"/>
-    <w:bookmarkStart w:id="52" w:name="Xf76d568222362fee0045091f5da8314d3348740"/>
+    <w:bookmarkStart w:id="52" w:name="Xeb0cf67190292f2f8e325a1139727c1a6cfe04f"/>
     <w:p>
       <w:pPr>
         <w:pStyle w:val="Heading2"/>
       </w:pPr>
       <w:r>
-        <w:t xml:space="preserve">HXC-108 — Video-QA program: record all clients x all features with strongest models + ensemble -&gt; /Volumes/T7/Downloads/Recordings, analyze + fix</w:t>
+        <w:t xml:space="preserve">HXC-118 — Retrieval-Augmented-Generation (RAG) module exists but is not connected to the application</w:t>
       </w:r>
     </w:p>
     <w:p>
@@ -19525,7 +19509,7 @@
         <w:t xml:space="preserve"> </w:t>
       </w:r>
       <w:r>
-        <w:t xml:space="preserve">Operator-blocked</w:t>
+        <w:t xml:space="preserve">Queued</w:t>
       </w:r>
       <w:r>
         <w:t xml:space="preserve"> </w:t>
@@ -19541,23 +19525,23 @@
         <w:t xml:space="preserve"> </w:t>
       </w:r>
       <w:r>
-        <w:t xml:space="preserve">Task</w:t>
-      </w:r>
-      <w:r>
-        <w:t xml:space="preserve"> </w:t>
-      </w:r>
-      <w:r>
-        <w:rPr>
-          <w:b/>
-          <w:bCs/>
-        </w:rPr>
-        <w:t xml:space="preserve">Operator-Block-Details:</w:t>
-      </w:r>
-      <w:r>
-        <w:t xml:space="preserve"> </w:t>
-      </w:r>
-      <w:r>
-        <w:t xml:space="preserve">WHAT: Recordable clients + Android §11.4.158 coverage COMPLETE with real OCR/content-verified evidence (CLI, server, desktop-GUI 7-tab headless, iOS, web, TUI 6-views, AND Android via the §6.X containerized runner on the Linux KVM host thinker.local — 7 PASS). Residual: Aurora OS + Harmony OS ONLY. WHY: Aurora and Harmony need operator-provided vendor SDKs (research-confirmed §11.4.150, docs/research/aurora_harmony_recording_paths_20260623/feasibility.md): both operator-bootstrap, NOT structurally-impossible; Fyne-on-desktop is not a legitimate proxy (§11.4.143). UNBLOCK: [A] Install Aurora OS SDK 4.0 or later plus VirtualBox Build and Emulator VMs (geo-gated developer.auroraos.ru account) on an x86_64 Linux host. [B] Install DevEco Studio 5.0.3 or later plus a verified Huawei Developer account on this Apple-Silicon macOS host (its emulator is Apple-Silicon-capable). [C] Accept the 7-client coverage as the §11.4.158 release scope and defer Aurora and Harmony. WHO: User</w:t>
+        <w:t xml:space="preserve">Feature</w:t>
+      </w:r>
+      <w:r>
+        <w:t xml:space="preserve"> </w:t>
+      </w:r>
+      <w:r>
+        <w:rPr>
+          <w:b/>
+          <w:bCs/>
+        </w:rPr>
+        <w:t xml:space="preserve">Severity:</w:t>
+      </w:r>
+      <w:r>
+        <w:t xml:space="preserve"> </w:t>
+      </w:r>
+      <w:r>
+        <w:t xml:space="preserve">High</w:t>
       </w:r>
       <w:r>
         <w:t xml:space="preserve"> </w:t>
@@ -19568,22 +19552,6 @@
           <w:bCs/>
         </w:rPr>
         <w:t xml:space="preserve">Created-By:</w:t>
-      </w:r>
-      <w:r>
-        <w:t xml:space="preserve"> </w:t>
-      </w:r>
-      <w:r>
-        <w:t xml:space="preserve">Claude</w:t>
-      </w:r>
-      <w:r>
-        <w:t xml:space="preserve"> </w:t>
-      </w:r>
-      <w:r>
-        <w:rPr>
-          <w:b/>
-          <w:bCs/>
-        </w:rPr>
-        <w:t xml:space="preserve">Assigned-To:</w:t>
       </w:r>
       <w:r>
         <w:t xml:space="preserve"> </w:t>
@@ -19597,17 +19565,17 @@
         <w:pStyle w:val="BodyText"/>
       </w:pPr>
       <w:r>
-        <w:t xml:space="preserve">Video-QA program: record all clients x all features with strongest models + ensemble -&gt; /Volumes/T7/Downloads/Recordings, analyze + fix</w:t>
+        <w:t xml:space="preserve">A dedicated Retrieval-Augmented-Generation component is maintained as its own reusable module, but the main application does not import or use it anywhere. A capability the product is expected to offer (answering using retrieved documents) is therefore effectively unavailable to end users despite the code existing. The work integrates the existing RAG module into the application, wires it into the request flow, and exposes its capability flag. Users gain working document-grounded answers instead of an orphaned, unused component.</w:t>
       </w:r>
     </w:p>
     <w:bookmarkEnd w:id="52"/>
-    <w:bookmarkStart w:id="53" w:name="X9448ed30b8b3c05aebcdc33b0511e3c1167b00c"/>
+    <w:bookmarkStart w:id="53" w:name="X9a89ba240b8588079e28ad21b10e1a4675cc927"/>
     <w:p>
       <w:pPr>
         <w:pStyle w:val="Heading2"/>
       </w:pPr>
       <w:r>
-        <w:t xml:space="preserve">HXC-112 — Desktop GUI feature-recording: Fyne OpenGL canvas ignores osascript synthetic clicks — need cliclick/real-event automation to record LLM-chat in-GUI</w:t>
+        <w:t xml:space="preserve">HXC-119 — Agent Client Protocol (ACP) support is absent from the platform</w:t>
       </w:r>
     </w:p>
     <w:p>
@@ -19625,7 +19593,7 @@
         <w:t xml:space="preserve"> </w:t>
       </w:r>
       <w:r>
-        <w:t xml:space="preserve">Operator-blocked</w:t>
+        <w:t xml:space="preserve">Queued</w:t>
       </w:r>
       <w:r>
         <w:t xml:space="preserve"> </w:t>
@@ -19641,23 +19609,23 @@
         <w:t xml:space="preserve"> </w:t>
       </w:r>
       <w:r>
-        <w:t xml:space="preserve">Task</w:t>
-      </w:r>
-      <w:r>
-        <w:t xml:space="preserve"> </w:t>
-      </w:r>
-      <w:r>
-        <w:rPr>
-          <w:b/>
-          <w:bCs/>
-        </w:rPr>
-        <w:t xml:space="preserve">Operator-Block-Details:</w:t>
-      </w:r>
-      <w:r>
-        <w:t xml:space="preserve"> </w:t>
-      </w:r>
-      <w:r>
-        <w:t xml:space="preserve">WHAT: Recording OBJECTIVE met: LLM-chat in-GUI plus all 7 Fyne tabs recorded via HEADLESS in-process software-render, real output OCR-validated (see HXC-108 desktop-GUI evidence). Root cause of the click problem confirmed (11.4.102): Fyne GL-only canvas, no accessibility tree, osascript synthetic clicks ignored. WHY: The literal cliclick CGEvents-to-HID input-automation path (for true input-driven, not headless, GUI recording) needs an Aqua WindowServer session plus a macOS Accessibility TCC grant, which an SSH/tmux session lacks — 11.4.98B operator bootstrap the System cannot self-perform. UNBLOCK: [A] Grant macOS Accessibility (TCC) to the terminal and run in an Aqua session so cliclick HID input-automation drives the real GUI for input-driven recording. [B] Accept the headless software-render recording as sufficient 11.4.158 GUI coverage (objective already met) and close HXC-112. WHO: User</w:t>
+        <w:t xml:space="preserve">Feature</w:t>
+      </w:r>
+      <w:r>
+        <w:t xml:space="preserve"> </w:t>
+      </w:r>
+      <w:r>
+        <w:rPr>
+          <w:b/>
+          <w:bCs/>
+        </w:rPr>
+        <w:t xml:space="preserve">Severity:</w:t>
+      </w:r>
+      <w:r>
+        <w:t xml:space="preserve"> </w:t>
+      </w:r>
+      <w:r>
+        <w:t xml:space="preserve">High</w:t>
       </w:r>
       <w:r>
         <w:t xml:space="preserve"> </w:t>
@@ -19668,22 +19636,6 @@
           <w:bCs/>
         </w:rPr>
         <w:t xml:space="preserve">Created-By:</w:t>
-      </w:r>
-      <w:r>
-        <w:t xml:space="preserve"> </w:t>
-      </w:r>
-      <w:r>
-        <w:t xml:space="preserve">Claude</w:t>
-      </w:r>
-      <w:r>
-        <w:t xml:space="preserve"> </w:t>
-      </w:r>
-      <w:r>
-        <w:rPr>
-          <w:b/>
-          <w:bCs/>
-        </w:rPr>
-        <w:t xml:space="preserve">Assigned-To:</w:t>
       </w:r>
       <w:r>
         <w:t xml:space="preserve"> </w:t>
@@ -19697,11 +19649,599 @@
         <w:pStyle w:val="BodyText"/>
       </w:pPr>
       <w:r>
-        <w:t xml:space="preserve">Desktop GUI feature-recording: Fyne OpenGL canvas ignores osascript synthetic clicks — need cliclick/real-event automation to record LLM-chat in-GUI</w:t>
+        <w:t xml:space="preserve">Governance rule CONST-040 lists the Agent Client Protocol among required capabilities, but there is no implementation of it anywhere in the codebase. Any user or integration expecting ACP connectivity currently cannot use it. The work is to design and implement real ACP support, or, if it proves structurally infeasible, to document that with cited evidence. The platform will then either genuinely support ACP or hold an honest, evidenced position instead of an unmet claim.</w:t>
       </w:r>
     </w:p>
     <w:bookmarkEnd w:id="53"/>
+    <w:bookmarkStart w:id="54" w:name="X7168da4de5f2d2c60117a713485cc4d3f54b921"/>
+    <w:p>
+      <w:pPr>
+        <w:pStyle w:val="Heading2"/>
+      </w:pPr>
+      <w:r>
+        <w:t xml:space="preserve">HXC-122 — Memory and automation test suites mostly skip themselves without a running server</w:t>
+      </w:r>
+    </w:p>
+    <w:p>
+      <w:pPr>
+        <w:pStyle w:val="FirstParagraph"/>
+      </w:pPr>
+      <w:r>
+        <w:rPr>
+          <w:b/>
+          <w:bCs/>
+        </w:rPr>
+        <w:t xml:space="preserve">Status:</w:t>
+      </w:r>
+      <w:r>
+        <w:t xml:space="preserve"> </w:t>
+      </w:r>
+      <w:r>
+        <w:t xml:space="preserve">Queued</w:t>
+      </w:r>
+      <w:r>
+        <w:t xml:space="preserve"> </w:t>
+      </w:r>
+      <w:r>
+        <w:rPr>
+          <w:b/>
+          <w:bCs/>
+        </w:rPr>
+        <w:t xml:space="preserve">Type:</w:t>
+      </w:r>
+      <w:r>
+        <w:t xml:space="preserve"> </w:t>
+      </w:r>
+      <w:r>
+        <w:t xml:space="preserve">Task</w:t>
+      </w:r>
+      <w:r>
+        <w:t xml:space="preserve"> </w:t>
+      </w:r>
+      <w:r>
+        <w:rPr>
+          <w:b/>
+          <w:bCs/>
+        </w:rPr>
+        <w:t xml:space="preserve">Severity:</w:t>
+      </w:r>
+      <w:r>
+        <w:t xml:space="preserve"> </w:t>
+      </w:r>
+      <w:r>
+        <w:t xml:space="preserve">Medium</w:t>
+      </w:r>
+      <w:r>
+        <w:t xml:space="preserve"> </w:t>
+      </w:r>
+      <w:r>
+        <w:rPr>
+          <w:b/>
+          <w:bCs/>
+        </w:rPr>
+        <w:t xml:space="preserve">Created-By:</w:t>
+      </w:r>
+      <w:r>
+        <w:t xml:space="preserve"> </w:t>
+      </w:r>
+      <w:r>
+        <w:t xml:space="preserve">Claude</w:t>
+      </w:r>
+    </w:p>
+    <w:p>
+      <w:pPr>
+        <w:pStyle w:val="BodyText"/>
+      </w:pPr>
+      <w:r>
+        <w:t xml:space="preserve">Two categories of tests, memory-usage and end-to-end automation, skip most of their cases by default because they require a live server or special environment flags not set in normal runs. In practice these areas are largely unverified even though the tests appear to exist. The work provides a documented, repeatable way to run them against real infrastructure so they actually execute and prove the behavior. Memory and automation behavior then becomes genuinely tested rather than merely scaffolded.</w:t>
+      </w:r>
+    </w:p>
     <w:bookmarkEnd w:id="54"/>
+    <w:bookmarkStart w:id="55" w:name="X701901c238f6d2d938cd9c0890120413c4ea9e7"/>
+    <w:p>
+      <w:pPr>
+        <w:pStyle w:val="Heading2"/>
+      </w:pPr>
+      <w:r>
+        <w:t xml:space="preserve">HXC-124 — HelixQA task-workflow bank cannot fully self-run due to a JWT token-minting gap</w:t>
+      </w:r>
+    </w:p>
+    <w:p>
+      <w:pPr>
+        <w:pStyle w:val="FirstParagraph"/>
+      </w:pPr>
+      <w:r>
+        <w:rPr>
+          <w:b/>
+          <w:bCs/>
+        </w:rPr>
+        <w:t xml:space="preserve">Status:</w:t>
+      </w:r>
+      <w:r>
+        <w:t xml:space="preserve"> </w:t>
+      </w:r>
+      <w:r>
+        <w:t xml:space="preserve">Queued</w:t>
+      </w:r>
+      <w:r>
+        <w:t xml:space="preserve"> </w:t>
+      </w:r>
+      <w:r>
+        <w:rPr>
+          <w:b/>
+          <w:bCs/>
+        </w:rPr>
+        <w:t xml:space="preserve">Type:</w:t>
+      </w:r>
+      <w:r>
+        <w:t xml:space="preserve"> </w:t>
+      </w:r>
+      <w:r>
+        <w:t xml:space="preserve">Bug</w:t>
+      </w:r>
+      <w:r>
+        <w:t xml:space="preserve"> </w:t>
+      </w:r>
+      <w:r>
+        <w:rPr>
+          <w:b/>
+          <w:bCs/>
+        </w:rPr>
+        <w:t xml:space="preserve">Severity:</w:t>
+      </w:r>
+      <w:r>
+        <w:t xml:space="preserve"> </w:t>
+      </w:r>
+      <w:r>
+        <w:t xml:space="preserve">Medium</w:t>
+      </w:r>
+      <w:r>
+        <w:t xml:space="preserve"> </w:t>
+      </w:r>
+      <w:r>
+        <w:rPr>
+          <w:b/>
+          <w:bCs/>
+        </w:rPr>
+        <w:t xml:space="preserve">Created-By:</w:t>
+      </w:r>
+      <w:r>
+        <w:t xml:space="preserve"> </w:t>
+      </w:r>
+      <w:r>
+        <w:t xml:space="preserve">Claude</w:t>
+      </w:r>
+    </w:p>
+    <w:p>
+      <w:pPr>
+        <w:pStyle w:val="BodyText"/>
+      </w:pPr>
+      <w:r>
+        <w:t xml:space="preserve">One automated quality-assurance test bank that drives real server workflows has a documented gap: it cannot mint the authentication token needed to finish the workflow end-to-end without manual help, so it does not meet the fully-automated no-human-intervention standard. The work provides an automated way to obtain a valid token during the test so the workflow runs unattended. The QA bank then becomes fully automated and re-runnable.</w:t>
+      </w:r>
+    </w:p>
+    <w:bookmarkEnd w:id="55"/>
+    <w:bookmarkStart w:id="56" w:name="Xbf220f42d751dc3e6c03b001633233c0c073659"/>
+    <w:p>
+      <w:pPr>
+        <w:pStyle w:val="Heading2"/>
+      </w:pPr>
+      <w:r>
+        <w:t xml:space="preserve">HXC-125 — Integration-tagged tests are invisible to the default test run</w:t>
+      </w:r>
+    </w:p>
+    <w:p>
+      <w:pPr>
+        <w:pStyle w:val="FirstParagraph"/>
+      </w:pPr>
+      <w:r>
+        <w:rPr>
+          <w:b/>
+          <w:bCs/>
+        </w:rPr>
+        <w:t xml:space="preserve">Status:</w:t>
+      </w:r>
+      <w:r>
+        <w:t xml:space="preserve"> </w:t>
+      </w:r>
+      <w:r>
+        <w:t xml:space="preserve">Queued</w:t>
+      </w:r>
+      <w:r>
+        <w:t xml:space="preserve"> </w:t>
+      </w:r>
+      <w:r>
+        <w:rPr>
+          <w:b/>
+          <w:bCs/>
+        </w:rPr>
+        <w:t xml:space="preserve">Type:</w:t>
+      </w:r>
+      <w:r>
+        <w:t xml:space="preserve"> </w:t>
+      </w:r>
+      <w:r>
+        <w:t xml:space="preserve">Task</w:t>
+      </w:r>
+      <w:r>
+        <w:t xml:space="preserve"> </w:t>
+      </w:r>
+      <w:r>
+        <w:rPr>
+          <w:b/>
+          <w:bCs/>
+        </w:rPr>
+        <w:t xml:space="preserve">Severity:</w:t>
+      </w:r>
+      <w:r>
+        <w:t xml:space="preserve"> </w:t>
+      </w:r>
+      <w:r>
+        <w:t xml:space="preserve">Low</w:t>
+      </w:r>
+      <w:r>
+        <w:t xml:space="preserve"> </w:t>
+      </w:r>
+      <w:r>
+        <w:rPr>
+          <w:b/>
+          <w:bCs/>
+        </w:rPr>
+        <w:t xml:space="preserve">Created-By:</w:t>
+      </w:r>
+      <w:r>
+        <w:t xml:space="preserve"> </w:t>
+      </w:r>
+      <w:r>
+        <w:t xml:space="preserve">Claude</w:t>
+      </w:r>
+    </w:p>
+    <w:p>
+      <w:pPr>
+        <w:pStyle w:val="BodyText"/>
+      </w:pPr>
+      <w:r>
+        <w:t xml:space="preserve">A large set of integration tests is hidden behind a build tag, so an ordinary test run never compiles or executes them and their pass/fail signal is absent from routine checks. They pass when the tag is supplied, so this is a visibility gap, not a broken feature. The work makes the standard test command or a documented target include them so their status is always visible. Everyday test results then reflect integration coverage.</w:t>
+      </w:r>
+    </w:p>
+    <w:bookmarkEnd w:id="56"/>
+    <w:bookmarkStart w:id="57" w:name="X3dad5ddea5493cb432c2a5faa870d7ffd63c39d"/>
+    <w:p>
+      <w:pPr>
+        <w:pStyle w:val="Heading2"/>
+      </w:pPr>
+      <w:r>
+        <w:t xml:space="preserve">HXC-126 — Eleven closed items still appear in the open-issues tracker instead of the resolved tracker</w:t>
+      </w:r>
+    </w:p>
+    <w:p>
+      <w:pPr>
+        <w:pStyle w:val="FirstParagraph"/>
+      </w:pPr>
+      <w:r>
+        <w:rPr>
+          <w:b/>
+          <w:bCs/>
+        </w:rPr>
+        <w:t xml:space="preserve">Status:</w:t>
+      </w:r>
+      <w:r>
+        <w:t xml:space="preserve"> </w:t>
+      </w:r>
+      <w:r>
+        <w:t xml:space="preserve">Queued</w:t>
+      </w:r>
+      <w:r>
+        <w:t xml:space="preserve"> </w:t>
+      </w:r>
+      <w:r>
+        <w:rPr>
+          <w:b/>
+          <w:bCs/>
+        </w:rPr>
+        <w:t xml:space="preserve">Type:</w:t>
+      </w:r>
+      <w:r>
+        <w:t xml:space="preserve"> </w:t>
+      </w:r>
+      <w:r>
+        <w:t xml:space="preserve">Task</w:t>
+      </w:r>
+      <w:r>
+        <w:t xml:space="preserve"> </w:t>
+      </w:r>
+      <w:r>
+        <w:rPr>
+          <w:b/>
+          <w:bCs/>
+        </w:rPr>
+        <w:t xml:space="preserve">Severity:</w:t>
+      </w:r>
+      <w:r>
+        <w:t xml:space="preserve"> </w:t>
+      </w:r>
+      <w:r>
+        <w:t xml:space="preserve">Medium</w:t>
+      </w:r>
+      <w:r>
+        <w:t xml:space="preserve"> </w:t>
+      </w:r>
+      <w:r>
+        <w:rPr>
+          <w:b/>
+          <w:bCs/>
+        </w:rPr>
+        <w:t xml:space="preserve">Created-By:</w:t>
+      </w:r>
+      <w:r>
+        <w:t xml:space="preserve"> </w:t>
+      </w:r>
+      <w:r>
+        <w:t xml:space="preserve">Claude</w:t>
+      </w:r>
+    </w:p>
+    <w:p>
+      <w:pPr>
+        <w:pStyle w:val="BodyText"/>
+      </w:pPr>
+      <w:r>
+        <w:t xml:space="preserve">Eleven work items marked finished still appear in the open-issues document and are missing from the resolved-items document, so the two views disagree about their state and become untrustworthy. The work regenerates the tracker documents from the authoritative database so finished items appear only in the resolved view. The human-readable trackers then accurately reflect the true state.</w:t>
+      </w:r>
+    </w:p>
+    <w:bookmarkEnd w:id="57"/>
+    <w:bookmarkStart w:id="58" w:name="Xe853b9209efbb434c31bb679ded466c6637226b"/>
+    <w:p>
+      <w:pPr>
+        <w:pStyle w:val="Heading2"/>
+      </w:pPr>
+      <w:r>
+        <w:t xml:space="preserve">HXC-127 — The obsolete-items detail table is empty, so retired items lack required justification</w:t>
+      </w:r>
+    </w:p>
+    <w:p>
+      <w:pPr>
+        <w:pStyle w:val="FirstParagraph"/>
+      </w:pPr>
+      <w:r>
+        <w:rPr>
+          <w:b/>
+          <w:bCs/>
+        </w:rPr>
+        <w:t xml:space="preserve">Status:</w:t>
+      </w:r>
+      <w:r>
+        <w:t xml:space="preserve"> </w:t>
+      </w:r>
+      <w:r>
+        <w:t xml:space="preserve">Queued</w:t>
+      </w:r>
+      <w:r>
+        <w:t xml:space="preserve"> </w:t>
+      </w:r>
+      <w:r>
+        <w:rPr>
+          <w:b/>
+          <w:bCs/>
+        </w:rPr>
+        <w:t xml:space="preserve">Type:</w:t>
+      </w:r>
+      <w:r>
+        <w:t xml:space="preserve"> </w:t>
+      </w:r>
+      <w:r>
+        <w:t xml:space="preserve">Task</w:t>
+      </w:r>
+      <w:r>
+        <w:t xml:space="preserve"> </w:t>
+      </w:r>
+      <w:r>
+        <w:rPr>
+          <w:b/>
+          <w:bCs/>
+        </w:rPr>
+        <w:t xml:space="preserve">Severity:</w:t>
+      </w:r>
+      <w:r>
+        <w:t xml:space="preserve"> </w:t>
+      </w:r>
+      <w:r>
+        <w:t xml:space="preserve">Low</w:t>
+      </w:r>
+      <w:r>
+        <w:t xml:space="preserve"> </w:t>
+      </w:r>
+      <w:r>
+        <w:rPr>
+          <w:b/>
+          <w:bCs/>
+        </w:rPr>
+        <w:t xml:space="preserve">Created-By:</w:t>
+      </w:r>
+      <w:r>
+        <w:t xml:space="preserve"> </w:t>
+      </w:r>
+      <w:r>
+        <w:t xml:space="preserve">Claude</w:t>
+      </w:r>
+    </w:p>
+    <w:p>
+      <w:pPr>
+        <w:pStyle w:val="BodyText"/>
+      </w:pPr>
+      <w:r>
+        <w:t xml:space="preserve">When an item is retired as obsolete, governance requires a recorded reason, date, and superseding reference, but the table holding these details is completely empty, including for the one currently obsolete item. This leaves retirements unexplained and non-compliant. The work populates the required justification details for obsolete items so every retired item carries an auditable reason.</w:t>
+      </w:r>
+    </w:p>
+    <w:bookmarkEnd w:id="58"/>
+    <w:bookmarkStart w:id="59" w:name="Xf46242d8049bad562265200b64c71f230dad0d3"/>
+    <w:p>
+      <w:pPr>
+        <w:pStyle w:val="Heading2"/>
+      </w:pPr>
+      <w:r>
+        <w:t xml:space="preserve">HXC-128 — Thirty-six work items have descriptions too short to be understandable</w:t>
+      </w:r>
+    </w:p>
+    <w:p>
+      <w:pPr>
+        <w:pStyle w:val="FirstParagraph"/>
+      </w:pPr>
+      <w:r>
+        <w:rPr>
+          <w:b/>
+          <w:bCs/>
+        </w:rPr>
+        <w:t xml:space="preserve">Status:</w:t>
+      </w:r>
+      <w:r>
+        <w:t xml:space="preserve"> </w:t>
+      </w:r>
+      <w:r>
+        <w:t xml:space="preserve">Queued</w:t>
+      </w:r>
+      <w:r>
+        <w:t xml:space="preserve"> </w:t>
+      </w:r>
+      <w:r>
+        <w:rPr>
+          <w:b/>
+          <w:bCs/>
+        </w:rPr>
+        <w:t xml:space="preserve">Type:</w:t>
+      </w:r>
+      <w:r>
+        <w:t xml:space="preserve"> </w:t>
+      </w:r>
+      <w:r>
+        <w:t xml:space="preserve">Task</w:t>
+      </w:r>
+      <w:r>
+        <w:t xml:space="preserve"> </w:t>
+      </w:r>
+      <w:r>
+        <w:rPr>
+          <w:b/>
+          <w:bCs/>
+        </w:rPr>
+        <w:t xml:space="preserve">Severity:</w:t>
+      </w:r>
+      <w:r>
+        <w:t xml:space="preserve"> </w:t>
+      </w:r>
+      <w:r>
+        <w:t xml:space="preserve">Low</w:t>
+      </w:r>
+      <w:r>
+        <w:t xml:space="preserve"> </w:t>
+      </w:r>
+      <w:r>
+        <w:rPr>
+          <w:b/>
+          <w:bCs/>
+        </w:rPr>
+        <w:t xml:space="preserve">Created-By:</w:t>
+      </w:r>
+      <w:r>
+        <w:t xml:space="preserve"> </w:t>
+      </w:r>
+      <w:r>
+        <w:t xml:space="preserve">Claude</w:t>
+      </w:r>
+    </w:p>
+    <w:p>
+      <w:pPr>
+        <w:pStyle w:val="BodyText"/>
+      </w:pPr>
+      <w:r>
+        <w:t xml:space="preserve">Thirty-six tracked items have descriptions shorter than the minimum length needed to convey what they are about, so a reader cannot understand them without reading code. The work rewrites these into clear plain-language descriptions explaining what each item is and why it matters. Every item then becomes understandable to non-developers and stakeholders.</w:t>
+      </w:r>
+    </w:p>
+    <w:bookmarkEnd w:id="59"/>
+    <w:bookmarkStart w:id="60" w:name="Xfc084c7d1e80cc24a2bc9bd0e0552bbbe405858"/>
+    <w:p>
+      <w:pPr>
+        <w:pStyle w:val="Heading2"/>
+      </w:pPr>
+      <w:r>
+        <w:t xml:space="preserve">HXC-129 — Severity is blank on 79 closed feature items, blocking risk-based prioritization</w:t>
+      </w:r>
+    </w:p>
+    <w:p>
+      <w:pPr>
+        <w:pStyle w:val="FirstParagraph"/>
+      </w:pPr>
+      <w:r>
+        <w:rPr>
+          <w:b/>
+          <w:bCs/>
+        </w:rPr>
+        <w:t xml:space="preserve">Status:</w:t>
+      </w:r>
+      <w:r>
+        <w:t xml:space="preserve"> </w:t>
+      </w:r>
+      <w:r>
+        <w:t xml:space="preserve">Queued</w:t>
+      </w:r>
+      <w:r>
+        <w:t xml:space="preserve"> </w:t>
+      </w:r>
+      <w:r>
+        <w:rPr>
+          <w:b/>
+          <w:bCs/>
+        </w:rPr>
+        <w:t xml:space="preserve">Type:</w:t>
+      </w:r>
+      <w:r>
+        <w:t xml:space="preserve"> </w:t>
+      </w:r>
+      <w:r>
+        <w:t xml:space="preserve">Task</w:t>
+      </w:r>
+      <w:r>
+        <w:t xml:space="preserve"> </w:t>
+      </w:r>
+      <w:r>
+        <w:rPr>
+          <w:b/>
+          <w:bCs/>
+        </w:rPr>
+        <w:t xml:space="preserve">Severity:</w:t>
+      </w:r>
+      <w:r>
+        <w:t xml:space="preserve"> </w:t>
+      </w:r>
+      <w:r>
+        <w:t xml:space="preserve">Low</w:t>
+      </w:r>
+      <w:r>
+        <w:t xml:space="preserve"> </w:t>
+      </w:r>
+      <w:r>
+        <w:rPr>
+          <w:b/>
+          <w:bCs/>
+        </w:rPr>
+        <w:t xml:space="preserve">Created-By:</w:t>
+      </w:r>
+      <w:r>
+        <w:t xml:space="preserve"> </w:t>
+      </w:r>
+      <w:r>
+        <w:t xml:space="preserve">Claude</w:t>
+      </w:r>
+    </w:p>
+    <w:p>
+      <w:pPr>
+        <w:pStyle w:val="BodyText"/>
+      </w:pPr>
+      <w:r>
+        <w:t xml:space="preserve">Seventy-nine finished feature items have no severity recorded, so risk-ordered validation and reporting cannot rank them by importance. The work backfills an appropriate severity for each item based on its content and impact. Risk-based ordering and reporting then work correctly across the full item set.</w:t>
+      </w:r>
+    </w:p>
+    <w:bookmarkEnd w:id="60"/>
+    <w:bookmarkEnd w:id="61"/>
     <w:sectPr>
       <w:footnotePr>
         <w:numRestart w:val="eachSect"/>

--- a/docs/Issues.docx
+++ b/docs/Issues.docx
@@ -2,7 +2,7 @@
 <file path=word/document.xml><?xml version="1.0" encoding="utf-8"?>
 <w:document xmlns:w="http://schemas.openxmlformats.org/wordprocessingml/2006/main" xmlns:m="http://schemas.openxmlformats.org/officeDocument/2006/math" xmlns:r="http://schemas.openxmlformats.org/officeDocument/2006/relationships" xmlns:o="urn:schemas-microsoft-com:office:office" xmlns:v="urn:schemas-microsoft-com:vml" xmlns:w10="urn:schemas-microsoft-com:office:word" xmlns:a="http://schemas.openxmlformats.org/drawingml/2006/main" xmlns:pic="http://schemas.openxmlformats.org/drawingml/2006/picture" xmlns:wp="http://schemas.openxmlformats.org/drawingml/2006/wordprocessingDrawing">
   <w:body>
-    <w:bookmarkStart w:id="61" w:name="helixcode-open-issues-tracker"/>
+    <w:bookmarkStart w:id="58" w:name="helixcode-open-issues-tracker"/>
     <w:p>
       <w:pPr>
         <w:pStyle w:val="Heading1"/>
@@ -19821,13 +19821,13 @@
       </w:r>
     </w:p>
     <w:bookmarkEnd w:id="55"/>
-    <w:bookmarkStart w:id="56" w:name="Xbf220f42d751dc3e6c03b001633233c0c073659"/>
+    <w:bookmarkStart w:id="56" w:name="X3dad5ddea5493cb432c2a5faa870d7ffd63c39d"/>
     <w:p>
       <w:pPr>
         <w:pStyle w:val="Heading2"/>
       </w:pPr>
       <w:r>
-        <w:t xml:space="preserve">HXC-125 — Integration-tagged tests are invisible to the default test run</w:t>
+        <w:t xml:space="preserve">HXC-126 — Eleven closed items still appear in the open-issues tracker instead of the resolved tracker</w:t>
       </w:r>
     </w:p>
     <w:p>
@@ -19877,7 +19877,7 @@
         <w:t xml:space="preserve"> </w:t>
       </w:r>
       <w:r>
-        <w:t xml:space="preserve">Low</w:t>
+        <w:t xml:space="preserve">Medium</w:t>
       </w:r>
       <w:r>
         <w:t xml:space="preserve"> </w:t>
@@ -19901,17 +19901,17 @@
         <w:pStyle w:val="BodyText"/>
       </w:pPr>
       <w:r>
-        <w:t xml:space="preserve">A large set of integration tests is hidden behind a build tag, so an ordinary test run never compiles or executes them and their pass/fail signal is absent from routine checks. They pass when the tag is supplied, so this is a visibility gap, not a broken feature. The work makes the standard test command or a documented target include them so their status is always visible. Everyday test results then reflect integration coverage.</w:t>
+        <w:t xml:space="preserve">Eleven work items marked finished still appear in the open-issues document and are missing from the resolved-items document, so the two views disagree about their state and become untrustworthy. The work regenerates the tracker documents from the authoritative database so finished items appear only in the resolved view. The human-readable trackers then accurately reflect the true state.</w:t>
       </w:r>
     </w:p>
     <w:bookmarkEnd w:id="56"/>
-    <w:bookmarkStart w:id="57" w:name="X3dad5ddea5493cb432c2a5faa870d7ffd63c39d"/>
+    <w:bookmarkStart w:id="57" w:name="Xf46242d8049bad562265200b64c71f230dad0d3"/>
     <w:p>
       <w:pPr>
         <w:pStyle w:val="Heading2"/>
       </w:pPr>
       <w:r>
-        <w:t xml:space="preserve">HXC-126 — Eleven closed items still appear in the open-issues tracker instead of the resolved tracker</w:t>
+        <w:t xml:space="preserve">HXC-128 — Thirty-six work items have descriptions too short to be understandable</w:t>
       </w:r>
     </w:p>
     <w:p>
@@ -19961,7 +19961,7 @@
         <w:t xml:space="preserve"> </w:t>
       </w:r>
       <w:r>
-        <w:t xml:space="preserve">Medium</w:t>
+        <w:t xml:space="preserve">Low</w:t>
       </w:r>
       <w:r>
         <w:t xml:space="preserve"> </w:t>
@@ -19985,263 +19985,11 @@
         <w:pStyle w:val="BodyText"/>
       </w:pPr>
       <w:r>
-        <w:t xml:space="preserve">Eleven work items marked finished still appear in the open-issues document and are missing from the resolved-items document, so the two views disagree about their state and become untrustworthy. The work regenerates the tracker documents from the authoritative database so finished items appear only in the resolved view. The human-readable trackers then accurately reflect the true state.</w:t>
+        <w:t xml:space="preserve">Thirty-six tracked items have descriptions shorter than the minimum length needed to convey what they are about, so a reader cannot understand them without reading code. The work rewrites these into clear plain-language descriptions explaining what each item is and why it matters. Every item then becomes understandable to non-developers and stakeholders.</w:t>
       </w:r>
     </w:p>
     <w:bookmarkEnd w:id="57"/>
-    <w:bookmarkStart w:id="58" w:name="Xe853b9209efbb434c31bb679ded466c6637226b"/>
-    <w:p>
-      <w:pPr>
-        <w:pStyle w:val="Heading2"/>
-      </w:pPr>
-      <w:r>
-        <w:t xml:space="preserve">HXC-127 — The obsolete-items detail table is empty, so retired items lack required justification</w:t>
-      </w:r>
-    </w:p>
-    <w:p>
-      <w:pPr>
-        <w:pStyle w:val="FirstParagraph"/>
-      </w:pPr>
-      <w:r>
-        <w:rPr>
-          <w:b/>
-          <w:bCs/>
-        </w:rPr>
-        <w:t xml:space="preserve">Status:</w:t>
-      </w:r>
-      <w:r>
-        <w:t xml:space="preserve"> </w:t>
-      </w:r>
-      <w:r>
-        <w:t xml:space="preserve">Queued</w:t>
-      </w:r>
-      <w:r>
-        <w:t xml:space="preserve"> </w:t>
-      </w:r>
-      <w:r>
-        <w:rPr>
-          <w:b/>
-          <w:bCs/>
-        </w:rPr>
-        <w:t xml:space="preserve">Type:</w:t>
-      </w:r>
-      <w:r>
-        <w:t xml:space="preserve"> </w:t>
-      </w:r>
-      <w:r>
-        <w:t xml:space="preserve">Task</w:t>
-      </w:r>
-      <w:r>
-        <w:t xml:space="preserve"> </w:t>
-      </w:r>
-      <w:r>
-        <w:rPr>
-          <w:b/>
-          <w:bCs/>
-        </w:rPr>
-        <w:t xml:space="preserve">Severity:</w:t>
-      </w:r>
-      <w:r>
-        <w:t xml:space="preserve"> </w:t>
-      </w:r>
-      <w:r>
-        <w:t xml:space="preserve">Low</w:t>
-      </w:r>
-      <w:r>
-        <w:t xml:space="preserve"> </w:t>
-      </w:r>
-      <w:r>
-        <w:rPr>
-          <w:b/>
-          <w:bCs/>
-        </w:rPr>
-        <w:t xml:space="preserve">Created-By:</w:t>
-      </w:r>
-      <w:r>
-        <w:t xml:space="preserve"> </w:t>
-      </w:r>
-      <w:r>
-        <w:t xml:space="preserve">Claude</w:t>
-      </w:r>
-    </w:p>
-    <w:p>
-      <w:pPr>
-        <w:pStyle w:val="BodyText"/>
-      </w:pPr>
-      <w:r>
-        <w:t xml:space="preserve">When an item is retired as obsolete, governance requires a recorded reason, date, and superseding reference, but the table holding these details is completely empty, including for the one currently obsolete item. This leaves retirements unexplained and non-compliant. The work populates the required justification details for obsolete items so every retired item carries an auditable reason.</w:t>
-      </w:r>
-    </w:p>
     <w:bookmarkEnd w:id="58"/>
-    <w:bookmarkStart w:id="59" w:name="Xf46242d8049bad562265200b64c71f230dad0d3"/>
-    <w:p>
-      <w:pPr>
-        <w:pStyle w:val="Heading2"/>
-      </w:pPr>
-      <w:r>
-        <w:t xml:space="preserve">HXC-128 — Thirty-six work items have descriptions too short to be understandable</w:t>
-      </w:r>
-    </w:p>
-    <w:p>
-      <w:pPr>
-        <w:pStyle w:val="FirstParagraph"/>
-      </w:pPr>
-      <w:r>
-        <w:rPr>
-          <w:b/>
-          <w:bCs/>
-        </w:rPr>
-        <w:t xml:space="preserve">Status:</w:t>
-      </w:r>
-      <w:r>
-        <w:t xml:space="preserve"> </w:t>
-      </w:r>
-      <w:r>
-        <w:t xml:space="preserve">Queued</w:t>
-      </w:r>
-      <w:r>
-        <w:t xml:space="preserve"> </w:t>
-      </w:r>
-      <w:r>
-        <w:rPr>
-          <w:b/>
-          <w:bCs/>
-        </w:rPr>
-        <w:t xml:space="preserve">Type:</w:t>
-      </w:r>
-      <w:r>
-        <w:t xml:space="preserve"> </w:t>
-      </w:r>
-      <w:r>
-        <w:t xml:space="preserve">Task</w:t>
-      </w:r>
-      <w:r>
-        <w:t xml:space="preserve"> </w:t>
-      </w:r>
-      <w:r>
-        <w:rPr>
-          <w:b/>
-          <w:bCs/>
-        </w:rPr>
-        <w:t xml:space="preserve">Severity:</w:t>
-      </w:r>
-      <w:r>
-        <w:t xml:space="preserve"> </w:t>
-      </w:r>
-      <w:r>
-        <w:t xml:space="preserve">Low</w:t>
-      </w:r>
-      <w:r>
-        <w:t xml:space="preserve"> </w:t>
-      </w:r>
-      <w:r>
-        <w:rPr>
-          <w:b/>
-          <w:bCs/>
-        </w:rPr>
-        <w:t xml:space="preserve">Created-By:</w:t>
-      </w:r>
-      <w:r>
-        <w:t xml:space="preserve"> </w:t>
-      </w:r>
-      <w:r>
-        <w:t xml:space="preserve">Claude</w:t>
-      </w:r>
-    </w:p>
-    <w:p>
-      <w:pPr>
-        <w:pStyle w:val="BodyText"/>
-      </w:pPr>
-      <w:r>
-        <w:t xml:space="preserve">Thirty-six tracked items have descriptions shorter than the minimum length needed to convey what they are about, so a reader cannot understand them without reading code. The work rewrites these into clear plain-language descriptions explaining what each item is and why it matters. Every item then becomes understandable to non-developers and stakeholders.</w:t>
-      </w:r>
-    </w:p>
-    <w:bookmarkEnd w:id="59"/>
-    <w:bookmarkStart w:id="60" w:name="Xfc084c7d1e80cc24a2bc9bd0e0552bbbe405858"/>
-    <w:p>
-      <w:pPr>
-        <w:pStyle w:val="Heading2"/>
-      </w:pPr>
-      <w:r>
-        <w:t xml:space="preserve">HXC-129 — Severity is blank on 79 closed feature items, blocking risk-based prioritization</w:t>
-      </w:r>
-    </w:p>
-    <w:p>
-      <w:pPr>
-        <w:pStyle w:val="FirstParagraph"/>
-      </w:pPr>
-      <w:r>
-        <w:rPr>
-          <w:b/>
-          <w:bCs/>
-        </w:rPr>
-        <w:t xml:space="preserve">Status:</w:t>
-      </w:r>
-      <w:r>
-        <w:t xml:space="preserve"> </w:t>
-      </w:r>
-      <w:r>
-        <w:t xml:space="preserve">Queued</w:t>
-      </w:r>
-      <w:r>
-        <w:t xml:space="preserve"> </w:t>
-      </w:r>
-      <w:r>
-        <w:rPr>
-          <w:b/>
-          <w:bCs/>
-        </w:rPr>
-        <w:t xml:space="preserve">Type:</w:t>
-      </w:r>
-      <w:r>
-        <w:t xml:space="preserve"> </w:t>
-      </w:r>
-      <w:r>
-        <w:t xml:space="preserve">Task</w:t>
-      </w:r>
-      <w:r>
-        <w:t xml:space="preserve"> </w:t>
-      </w:r>
-      <w:r>
-        <w:rPr>
-          <w:b/>
-          <w:bCs/>
-        </w:rPr>
-        <w:t xml:space="preserve">Severity:</w:t>
-      </w:r>
-      <w:r>
-        <w:t xml:space="preserve"> </w:t>
-      </w:r>
-      <w:r>
-        <w:t xml:space="preserve">Low</w:t>
-      </w:r>
-      <w:r>
-        <w:t xml:space="preserve"> </w:t>
-      </w:r>
-      <w:r>
-        <w:rPr>
-          <w:b/>
-          <w:bCs/>
-        </w:rPr>
-        <w:t xml:space="preserve">Created-By:</w:t>
-      </w:r>
-      <w:r>
-        <w:t xml:space="preserve"> </w:t>
-      </w:r>
-      <w:r>
-        <w:t xml:space="preserve">Claude</w:t>
-      </w:r>
-    </w:p>
-    <w:p>
-      <w:pPr>
-        <w:pStyle w:val="BodyText"/>
-      </w:pPr>
-      <w:r>
-        <w:t xml:space="preserve">Seventy-nine finished feature items have no severity recorded, so risk-ordered validation and reporting cannot rank them by importance. The work backfills an appropriate severity for each item based on its content and impact. Risk-based ordering and reporting then work correctly across the full item set.</w:t>
-      </w:r>
-    </w:p>
-    <w:bookmarkEnd w:id="60"/>
-    <w:bookmarkEnd w:id="61"/>
     <w:sectPr>
       <w:footnotePr>
         <w:numRestart w:val="eachSect"/>

--- a/docs/Issues.docx
+++ b/docs/Issues.docx
@@ -2,7 +2,7 @@
 <file path=word/document.xml><?xml version="1.0" encoding="utf-8"?>
 <w:document xmlns:w="http://schemas.openxmlformats.org/wordprocessingml/2006/main" xmlns:m="http://schemas.openxmlformats.org/officeDocument/2006/math" xmlns:r="http://schemas.openxmlformats.org/officeDocument/2006/relationships" xmlns:o="urn:schemas-microsoft-com:office:office" xmlns:v="urn:schemas-microsoft-com:vml" xmlns:w10="urn:schemas-microsoft-com:office:word" xmlns:a="http://schemas.openxmlformats.org/drawingml/2006/main" xmlns:pic="http://schemas.openxmlformats.org/drawingml/2006/picture" xmlns:wp="http://schemas.openxmlformats.org/drawingml/2006/wordprocessingDrawing">
   <w:body>
-    <w:bookmarkStart w:id="58" w:name="helixcode-open-issues-tracker"/>
+    <w:bookmarkStart w:id="57" w:name="helixcode-open-issues-tracker"/>
     <w:p>
       <w:pPr>
         <w:pStyle w:val="Heading1"/>
@@ -19905,91 +19905,7 @@
       </w:r>
     </w:p>
     <w:bookmarkEnd w:id="56"/>
-    <w:bookmarkStart w:id="57" w:name="Xf46242d8049bad562265200b64c71f230dad0d3"/>
-    <w:p>
-      <w:pPr>
-        <w:pStyle w:val="Heading2"/>
-      </w:pPr>
-      <w:r>
-        <w:t xml:space="preserve">HXC-128 — Thirty-six work items have descriptions too short to be understandable</w:t>
-      </w:r>
-    </w:p>
-    <w:p>
-      <w:pPr>
-        <w:pStyle w:val="FirstParagraph"/>
-      </w:pPr>
-      <w:r>
-        <w:rPr>
-          <w:b/>
-          <w:bCs/>
-        </w:rPr>
-        <w:t xml:space="preserve">Status:</w:t>
-      </w:r>
-      <w:r>
-        <w:t xml:space="preserve"> </w:t>
-      </w:r>
-      <w:r>
-        <w:t xml:space="preserve">Queued</w:t>
-      </w:r>
-      <w:r>
-        <w:t xml:space="preserve"> </w:t>
-      </w:r>
-      <w:r>
-        <w:rPr>
-          <w:b/>
-          <w:bCs/>
-        </w:rPr>
-        <w:t xml:space="preserve">Type:</w:t>
-      </w:r>
-      <w:r>
-        <w:t xml:space="preserve"> </w:t>
-      </w:r>
-      <w:r>
-        <w:t xml:space="preserve">Task</w:t>
-      </w:r>
-      <w:r>
-        <w:t xml:space="preserve"> </w:t>
-      </w:r>
-      <w:r>
-        <w:rPr>
-          <w:b/>
-          <w:bCs/>
-        </w:rPr>
-        <w:t xml:space="preserve">Severity:</w:t>
-      </w:r>
-      <w:r>
-        <w:t xml:space="preserve"> </w:t>
-      </w:r>
-      <w:r>
-        <w:t xml:space="preserve">Low</w:t>
-      </w:r>
-      <w:r>
-        <w:t xml:space="preserve"> </w:t>
-      </w:r>
-      <w:r>
-        <w:rPr>
-          <w:b/>
-          <w:bCs/>
-        </w:rPr>
-        <w:t xml:space="preserve">Created-By:</w:t>
-      </w:r>
-      <w:r>
-        <w:t xml:space="preserve"> </w:t>
-      </w:r>
-      <w:r>
-        <w:t xml:space="preserve">Claude</w:t>
-      </w:r>
-    </w:p>
-    <w:p>
-      <w:pPr>
-        <w:pStyle w:val="BodyText"/>
-      </w:pPr>
-      <w:r>
-        <w:t xml:space="preserve">Thirty-six tracked items have descriptions shorter than the minimum length needed to convey what they are about, so a reader cannot understand them without reading code. The work rewrites these into clear plain-language descriptions explaining what each item is and why it matters. Every item then becomes understandable to non-developers and stakeholders.</w:t>
-      </w:r>
-    </w:p>
     <w:bookmarkEnd w:id="57"/>
-    <w:bookmarkEnd w:id="58"/>
     <w:sectPr>
       <w:footnotePr>
         <w:numRestart w:val="eachSect"/>

--- a/docs/Issues.docx
+++ b/docs/Issues.docx
@@ -2,7 +2,7 @@
 <file path=word/document.xml><?xml version="1.0" encoding="utf-8"?>
 <w:document xmlns:w="http://schemas.openxmlformats.org/wordprocessingml/2006/main" xmlns:m="http://schemas.openxmlformats.org/officeDocument/2006/math" xmlns:r="http://schemas.openxmlformats.org/officeDocument/2006/relationships" xmlns:o="urn:schemas-microsoft-com:office:office" xmlns:v="urn:schemas-microsoft-com:vml" xmlns:w10="urn:schemas-microsoft-com:office:word" xmlns:a="http://schemas.openxmlformats.org/drawingml/2006/main" xmlns:pic="http://schemas.openxmlformats.org/drawingml/2006/picture" xmlns:wp="http://schemas.openxmlformats.org/drawingml/2006/wordprocessingDrawing">
   <w:body>
-    <w:bookmarkStart w:id="57" w:name="helixcode-open-issues-tracker"/>
+    <w:bookmarkStart w:id="65" w:name="helixcode-open-issues-tracker"/>
     <w:p>
       <w:pPr>
         <w:pStyle w:val="Heading1"/>
@@ -19905,7 +19905,679 @@
       </w:r>
     </w:p>
     <w:bookmarkEnd w:id="56"/>
+    <w:bookmarkStart w:id="57" w:name="X68ae13fe03bcfe6e43da35677810dc9664e29a3"/>
+    <w:p>
+      <w:pPr>
+        <w:pStyle w:val="Heading2"/>
+      </w:pPr>
+      <w:r>
+        <w:t xml:space="preserve">HXC-131 — Cognee client authentication and bearer-token caching regressed</w:t>
+      </w:r>
+    </w:p>
+    <w:p>
+      <w:pPr>
+        <w:pStyle w:val="FirstParagraph"/>
+      </w:pPr>
+      <w:r>
+        <w:rPr>
+          <w:b/>
+          <w:bCs/>
+        </w:rPr>
+        <w:t xml:space="preserve">Status:</w:t>
+      </w:r>
+      <w:r>
+        <w:t xml:space="preserve"> </w:t>
+      </w:r>
+      <w:r>
+        <w:t xml:space="preserve">Queued</w:t>
+      </w:r>
+      <w:r>
+        <w:t xml:space="preserve"> </w:t>
+      </w:r>
+      <w:r>
+        <w:rPr>
+          <w:b/>
+          <w:bCs/>
+        </w:rPr>
+        <w:t xml:space="preserve">Type:</w:t>
+      </w:r>
+      <w:r>
+        <w:t xml:space="preserve"> </w:t>
+      </w:r>
+      <w:r>
+        <w:t xml:space="preserve">Bug</w:t>
+      </w:r>
+      <w:r>
+        <w:t xml:space="preserve"> </w:t>
+      </w:r>
+      <w:r>
+        <w:rPr>
+          <w:b/>
+          <w:bCs/>
+        </w:rPr>
+        <w:t xml:space="preserve">Severity:</w:t>
+      </w:r>
+      <w:r>
+        <w:t xml:space="preserve"> </w:t>
+      </w:r>
+      <w:r>
+        <w:t xml:space="preserve">Medium</w:t>
+      </w:r>
+      <w:r>
+        <w:t xml:space="preserve"> </w:t>
+      </w:r>
+      <w:r>
+        <w:rPr>
+          <w:b/>
+          <w:bCs/>
+        </w:rPr>
+        <w:t xml:space="preserve">Created-By:</w:t>
+      </w:r>
+      <w:r>
+        <w:t xml:space="preserve"> </w:t>
+      </w:r>
+      <w:r>
+        <w:t xml:space="preserve">Claude</w:t>
+      </w:r>
+    </w:p>
+    <w:p>
+      <w:pPr>
+        <w:pStyle w:val="BodyText"/>
+      </w:pPr>
+      <w:r>
+        <w:t xml:space="preserve">The client that talks to the Cognee memory service stopped completing its login and caching the access token — its tests show the login endpoint is never called and no bearer token is stored, so authenticated calls would fail. This means memory features that rely on Cognee cannot authenticate reliably. The work is to restore the login-then-cache-token flow and prove it with the existing auth tests. Users regain dependable access to Cognee-backed memory.</w:t>
+      </w:r>
+    </w:p>
     <w:bookmarkEnd w:id="57"/>
+    <w:bookmarkStart w:id="58" w:name="Xbff0032a6fefe8568cce2ea9af75fb4e11d3a07"/>
+    <w:p>
+      <w:pPr>
+        <w:pStyle w:val="Heading2"/>
+      </w:pPr>
+      <w:r>
+        <w:t xml:space="preserve">HXC-132 — Full-test container stack cannot build the HelixCode server and tests hardcode port 8080</w:t>
+      </w:r>
+    </w:p>
+    <w:p>
+      <w:pPr>
+        <w:pStyle w:val="FirstParagraph"/>
+      </w:pPr>
+      <w:r>
+        <w:rPr>
+          <w:b/>
+          <w:bCs/>
+        </w:rPr>
+        <w:t xml:space="preserve">Status:</w:t>
+      </w:r>
+      <w:r>
+        <w:t xml:space="preserve"> </w:t>
+      </w:r>
+      <w:r>
+        <w:t xml:space="preserve">Queued</w:t>
+      </w:r>
+      <w:r>
+        <w:t xml:space="preserve"> </w:t>
+      </w:r>
+      <w:r>
+        <w:rPr>
+          <w:b/>
+          <w:bCs/>
+        </w:rPr>
+        <w:t xml:space="preserve">Type:</w:t>
+      </w:r>
+      <w:r>
+        <w:t xml:space="preserve"> </w:t>
+      </w:r>
+      <w:r>
+        <w:t xml:space="preserve">Task</w:t>
+      </w:r>
+      <w:r>
+        <w:t xml:space="preserve"> </w:t>
+      </w:r>
+      <w:r>
+        <w:rPr>
+          <w:b/>
+          <w:bCs/>
+        </w:rPr>
+        <w:t xml:space="preserve">Severity:</w:t>
+      </w:r>
+      <w:r>
+        <w:t xml:space="preserve"> </w:t>
+      </w:r>
+      <w:r>
+        <w:t xml:space="preserve">Medium</w:t>
+      </w:r>
+      <w:r>
+        <w:t xml:space="preserve"> </w:t>
+      </w:r>
+      <w:r>
+        <w:rPr>
+          <w:b/>
+          <w:bCs/>
+        </w:rPr>
+        <w:t xml:space="preserve">Created-By:</w:t>
+      </w:r>
+      <w:r>
+        <w:t xml:space="preserve"> </w:t>
+      </w:r>
+      <w:r>
+        <w:t xml:space="preserve">Claude</w:t>
+      </w:r>
+    </w:p>
+    <w:p>
+      <w:pPr>
+        <w:pStyle w:val="BodyText"/>
+      </w:pPr>
+      <w:r>
+        <w:t xml:space="preserve">The full-infrastructure test stack fails to build the HelixCode server container because its build recipe points at a Dockerfile path that does not exist, and many memory and security tests skip themselves because they look for a server on a fixed port 8080 with no way to override it. As a result a whole class of tests never run against a real server. The work is to fix the container build path and make the server URL configurable so those tests execute. This unlocks real end-to-end coverage of server-dependent features.</w:t>
+      </w:r>
+    </w:p>
+    <w:bookmarkEnd w:id="58"/>
+    <w:bookmarkStart w:id="59" w:name="Xc4850058affb934a790611aa86e80698fb7a9d4"/>
+    <w:p>
+      <w:pPr>
+        <w:pStyle w:val="Heading2"/>
+      </w:pPr>
+      <w:r>
+        <w:t xml:space="preserve">HXC-133 — Azure provider factory test assumes an ambient endpoint environment variable</w:t>
+      </w:r>
+    </w:p>
+    <w:p>
+      <w:pPr>
+        <w:pStyle w:val="FirstParagraph"/>
+      </w:pPr>
+      <w:r>
+        <w:rPr>
+          <w:b/>
+          <w:bCs/>
+        </w:rPr>
+        <w:t xml:space="preserve">Status:</w:t>
+      </w:r>
+      <w:r>
+        <w:t xml:space="preserve"> </w:t>
+      </w:r>
+      <w:r>
+        <w:t xml:space="preserve">Queued</w:t>
+      </w:r>
+      <w:r>
+        <w:t xml:space="preserve"> </w:t>
+      </w:r>
+      <w:r>
+        <w:rPr>
+          <w:b/>
+          <w:bCs/>
+        </w:rPr>
+        <w:t xml:space="preserve">Type:</w:t>
+      </w:r>
+      <w:r>
+        <w:t xml:space="preserve"> </w:t>
+      </w:r>
+      <w:r>
+        <w:t xml:space="preserve">Bug</w:t>
+      </w:r>
+      <w:r>
+        <w:t xml:space="preserve"> </w:t>
+      </w:r>
+      <w:r>
+        <w:rPr>
+          <w:b/>
+          <w:bCs/>
+        </w:rPr>
+        <w:t xml:space="preserve">Severity:</w:t>
+      </w:r>
+      <w:r>
+        <w:t xml:space="preserve"> </w:t>
+      </w:r>
+      <w:r>
+        <w:t xml:space="preserve">Low</w:t>
+      </w:r>
+      <w:r>
+        <w:t xml:space="preserve"> </w:t>
+      </w:r>
+      <w:r>
+        <w:rPr>
+          <w:b/>
+          <w:bCs/>
+        </w:rPr>
+        <w:t xml:space="preserve">Created-By:</w:t>
+      </w:r>
+      <w:r>
+        <w:t xml:space="preserve"> </w:t>
+      </w:r>
+      <w:r>
+        <w:t xml:space="preserve">Claude</w:t>
+      </w:r>
+    </w:p>
+    <w:p>
+      <w:pPr>
+        <w:pStyle w:val="BodyText"/>
+      </w:pPr>
+      <w:r>
+        <w:t xml:space="preserve">One Azure-provider test quietly depends on an endpoint value being present in the environment; when that value is injected by the full-test setup the test’s assumptions no longer hold. It does not crash, but it is fragile and can give misleading results depending on the environment. The work is to make the test hermetic (control its own environment) like the sibling test already fixed. This makes the Azure test suite reliable regardless of how it is run.</w:t>
+      </w:r>
+    </w:p>
+    <w:bookmarkEnd w:id="59"/>
+    <w:bookmarkStart w:id="60" w:name="Xf1114caceba800a6f1430f14ec389464028173a"/>
+    <w:p>
+      <w:pPr>
+        <w:pStyle w:val="Heading2"/>
+      </w:pPr>
+      <w:r>
+        <w:t xml:space="preserve">HXC-134 — Model verifier returns the model id as a number but the platform expects text</w:t>
+      </w:r>
+    </w:p>
+    <w:p>
+      <w:pPr>
+        <w:pStyle w:val="FirstParagraph"/>
+      </w:pPr>
+      <w:r>
+        <w:rPr>
+          <w:b/>
+          <w:bCs/>
+        </w:rPr>
+        <w:t xml:space="preserve">Status:</w:t>
+      </w:r>
+      <w:r>
+        <w:t xml:space="preserve"> </w:t>
+      </w:r>
+      <w:r>
+        <w:t xml:space="preserve">Queued</w:t>
+      </w:r>
+      <w:r>
+        <w:t xml:space="preserve"> </w:t>
+      </w:r>
+      <w:r>
+        <w:rPr>
+          <w:b/>
+          <w:bCs/>
+        </w:rPr>
+        <w:t xml:space="preserve">Type:</w:t>
+      </w:r>
+      <w:r>
+        <w:t xml:space="preserve"> </w:t>
+      </w:r>
+      <w:r>
+        <w:t xml:space="preserve">Bug</w:t>
+      </w:r>
+      <w:r>
+        <w:t xml:space="preserve"> </w:t>
+      </w:r>
+      <w:r>
+        <w:rPr>
+          <w:b/>
+          <w:bCs/>
+        </w:rPr>
+        <w:t xml:space="preserve">Severity:</w:t>
+      </w:r>
+      <w:r>
+        <w:t xml:space="preserve"> </w:t>
+      </w:r>
+      <w:r>
+        <w:t xml:space="preserve">Medium</w:t>
+      </w:r>
+      <w:r>
+        <w:t xml:space="preserve"> </w:t>
+      </w:r>
+      <w:r>
+        <w:rPr>
+          <w:b/>
+          <w:bCs/>
+        </w:rPr>
+        <w:t xml:space="preserve">Created-By:</w:t>
+      </w:r>
+      <w:r>
+        <w:t xml:space="preserve"> </w:t>
+      </w:r>
+      <w:r>
+        <w:t xml:space="preserve">Claude</w:t>
+      </w:r>
+    </w:p>
+    <w:p>
+      <w:pPr>
+        <w:pStyle w:val="BodyText"/>
+      </w:pPr>
+      <w:r>
+        <w:t xml:space="preserve">The central model-verifier service reports each model’s id as a numeric value, while HelixCode expects the id as text — a type mismatch that can break how verified models are matched and displayed. The work is to align the two so the id is consistently text end to end. Correct model identity keeps verification, listing, and status accurate for users.</w:t>
+      </w:r>
+    </w:p>
+    <w:bookmarkEnd w:id="60"/>
+    <w:bookmarkStart w:id="61" w:name="X82f99c18ed6eebcfd6dc6dfb7ef1b605b293948"/>
+    <w:p>
+      <w:pPr>
+        <w:pStyle w:val="Heading2"/>
+      </w:pPr>
+      <w:r>
+        <w:t xml:space="preserve">HXC-135 — Model verifier should publish the six advanced-capability flags so the platform can show them</w:t>
+      </w:r>
+    </w:p>
+    <w:p>
+      <w:pPr>
+        <w:pStyle w:val="FirstParagraph"/>
+      </w:pPr>
+      <w:r>
+        <w:rPr>
+          <w:b/>
+          <w:bCs/>
+        </w:rPr>
+        <w:t xml:space="preserve">Status:</w:t>
+      </w:r>
+      <w:r>
+        <w:t xml:space="preserve"> </w:t>
+      </w:r>
+      <w:r>
+        <w:t xml:space="preserve">Queued</w:t>
+      </w:r>
+      <w:r>
+        <w:t xml:space="preserve"> </w:t>
+      </w:r>
+      <w:r>
+        <w:rPr>
+          <w:b/>
+          <w:bCs/>
+        </w:rPr>
+        <w:t xml:space="preserve">Type:</w:t>
+      </w:r>
+      <w:r>
+        <w:t xml:space="preserve"> </w:t>
+      </w:r>
+      <w:r>
+        <w:t xml:space="preserve">Feature</w:t>
+      </w:r>
+      <w:r>
+        <w:t xml:space="preserve"> </w:t>
+      </w:r>
+      <w:r>
+        <w:rPr>
+          <w:b/>
+          <w:bCs/>
+        </w:rPr>
+        <w:t xml:space="preserve">Severity:</w:t>
+      </w:r>
+      <w:r>
+        <w:t xml:space="preserve"> </w:t>
+      </w:r>
+      <w:r>
+        <w:t xml:space="preserve">Medium</w:t>
+      </w:r>
+      <w:r>
+        <w:t xml:space="preserve"> </w:t>
+      </w:r>
+      <w:r>
+        <w:rPr>
+          <w:b/>
+          <w:bCs/>
+        </w:rPr>
+        <w:t xml:space="preserve">Created-By:</w:t>
+      </w:r>
+      <w:r>
+        <w:t xml:space="preserve"> </w:t>
+      </w:r>
+      <w:r>
+        <w:t xml:space="preserve">Claude</w:t>
+      </w:r>
+    </w:p>
+    <w:p>
+      <w:pPr>
+        <w:pStyle w:val="BodyText"/>
+      </w:pPr>
+      <w:r>
+        <w:t xml:space="preserve">HelixCode is now wired to read six advanced capability indicators (tool protocols, code intelligence, retrieval, skills, plugins) from the central verifier, but the verifier’s live responses do not yet include those fields, so the flags always read as unsupported. The work is to have the verifier publish these capability values it already computes. Then users see accurate per-model capability information across the product.</w:t>
+      </w:r>
+    </w:p>
+    <w:bookmarkEnd w:id="61"/>
+    <w:bookmarkStart w:id="62" w:name="X14cf2054f0d6232efe903a1c4542755a8432c0d"/>
+    <w:p>
+      <w:pPr>
+        <w:pStyle w:val="Heading2"/>
+      </w:pPr>
+      <w:r>
+        <w:t xml:space="preserve">HXC-136 — Verify the remaining automated test types run with real captured evidence</w:t>
+      </w:r>
+    </w:p>
+    <w:p>
+      <w:pPr>
+        <w:pStyle w:val="FirstParagraph"/>
+      </w:pPr>
+      <w:r>
+        <w:rPr>
+          <w:b/>
+          <w:bCs/>
+        </w:rPr>
+        <w:t xml:space="preserve">Status:</w:t>
+      </w:r>
+      <w:r>
+        <w:t xml:space="preserve"> </w:t>
+      </w:r>
+      <w:r>
+        <w:t xml:space="preserve">Queued</w:t>
+      </w:r>
+      <w:r>
+        <w:t xml:space="preserve"> </w:t>
+      </w:r>
+      <w:r>
+        <w:rPr>
+          <w:b/>
+          <w:bCs/>
+        </w:rPr>
+        <w:t xml:space="preserve">Type:</w:t>
+      </w:r>
+      <w:r>
+        <w:t xml:space="preserve"> </w:t>
+      </w:r>
+      <w:r>
+        <w:t xml:space="preserve">Task</w:t>
+      </w:r>
+      <w:r>
+        <w:t xml:space="preserve"> </w:t>
+      </w:r>
+      <w:r>
+        <w:rPr>
+          <w:b/>
+          <w:bCs/>
+        </w:rPr>
+        <w:t xml:space="preserve">Severity:</w:t>
+      </w:r>
+      <w:r>
+        <w:t xml:space="preserve"> </w:t>
+      </w:r>
+      <w:r>
+        <w:t xml:space="preserve">Medium</w:t>
+      </w:r>
+      <w:r>
+        <w:t xml:space="preserve"> </w:t>
+      </w:r>
+      <w:r>
+        <w:rPr>
+          <w:b/>
+          <w:bCs/>
+        </w:rPr>
+        <w:t xml:space="preserve">Created-By:</w:t>
+      </w:r>
+      <w:r>
+        <w:t xml:space="preserve"> </w:t>
+      </w:r>
+      <w:r>
+        <w:t xml:space="preserve">Claude</w:t>
+      </w:r>
+    </w:p>
+    <w:p>
+      <w:pPr>
+        <w:pStyle w:val="BodyText"/>
+      </w:pPr>
+      <w:r>
+        <w:t xml:space="preserve">Several mandated automated test categories — load/denial-of-service, scaling, stress and chaos, and user-interface/experience — were not exercised in the latest real-infrastructure run, so their current health is unconfirmed. The work is to run each of these test types against real infrastructure and capture proof of the results. This completes the promised full test-type coverage and confirms the product holds up under load and adverse conditions.</w:t>
+      </w:r>
+    </w:p>
+    <w:bookmarkEnd w:id="62"/>
+    <w:bookmarkStart w:id="63" w:name="X93a4629179f8f26f2f3b3874a318ce7dbf58ebf"/>
+    <w:p>
+      <w:pPr>
+        <w:pStyle w:val="Heading2"/>
+      </w:pPr>
+      <w:r>
+        <w:t xml:space="preserve">HXC-137 — Re-verify every owned code module builds, checks, and tests cleanly</w:t>
+      </w:r>
+    </w:p>
+    <w:p>
+      <w:pPr>
+        <w:pStyle w:val="FirstParagraph"/>
+      </w:pPr>
+      <w:r>
+        <w:rPr>
+          <w:b/>
+          <w:bCs/>
+        </w:rPr>
+        <w:t xml:space="preserve">Status:</w:t>
+      </w:r>
+      <w:r>
+        <w:t xml:space="preserve"> </w:t>
+      </w:r>
+      <w:r>
+        <w:t xml:space="preserve">Queued</w:t>
+      </w:r>
+      <w:r>
+        <w:t xml:space="preserve"> </w:t>
+      </w:r>
+      <w:r>
+        <w:rPr>
+          <w:b/>
+          <w:bCs/>
+        </w:rPr>
+        <w:t xml:space="preserve">Type:</w:t>
+      </w:r>
+      <w:r>
+        <w:t xml:space="preserve"> </w:t>
+      </w:r>
+      <w:r>
+        <w:t xml:space="preserve">Task</w:t>
+      </w:r>
+      <w:r>
+        <w:t xml:space="preserve"> </w:t>
+      </w:r>
+      <w:r>
+        <w:rPr>
+          <w:b/>
+          <w:bCs/>
+        </w:rPr>
+        <w:t xml:space="preserve">Severity:</w:t>
+      </w:r>
+      <w:r>
+        <w:t xml:space="preserve"> </w:t>
+      </w:r>
+      <w:r>
+        <w:t xml:space="preserve">Medium</w:t>
+      </w:r>
+      <w:r>
+        <w:t xml:space="preserve"> </w:t>
+      </w:r>
+      <w:r>
+        <w:rPr>
+          <w:b/>
+          <w:bCs/>
+        </w:rPr>
+        <w:t xml:space="preserve">Created-By:</w:t>
+      </w:r>
+      <w:r>
+        <w:t xml:space="preserve"> </w:t>
+      </w:r>
+      <w:r>
+        <w:t xml:space="preserve">Claude</w:t>
+      </w:r>
+    </w:p>
+    <w:p>
+      <w:pPr>
+        <w:pStyle w:val="BodyText"/>
+      </w:pPr>
+      <w:r>
+        <w:t xml:space="preserve">The project depends on many owned code modules, and a full health check of all of them (does each build, pass static checks, and pass its tests) did not finish in the latest session. The work is to run that complete health sweep and record the result for every module. This assures that the whole codebase, not just the main application, is in good shape.</w:t>
+      </w:r>
+    </w:p>
+    <w:bookmarkEnd w:id="63"/>
+    <w:bookmarkStart w:id="64" w:name="Xe5c0b9484c2706131a5e705eca910482f01e090"/>
+    <w:p>
+      <w:pPr>
+        <w:pStyle w:val="Heading2"/>
+      </w:pPr>
+      <w:r>
+        <w:t xml:space="preserve">HXC-138 — Run the end-to-end challenge suite against a running server</w:t>
+      </w:r>
+    </w:p>
+    <w:p>
+      <w:pPr>
+        <w:pStyle w:val="FirstParagraph"/>
+      </w:pPr>
+      <w:r>
+        <w:rPr>
+          <w:b/>
+          <w:bCs/>
+        </w:rPr>
+        <w:t xml:space="preserve">Status:</w:t>
+      </w:r>
+      <w:r>
+        <w:t xml:space="preserve"> </w:t>
+      </w:r>
+      <w:r>
+        <w:t xml:space="preserve">Queued</w:t>
+      </w:r>
+      <w:r>
+        <w:t xml:space="preserve"> </w:t>
+      </w:r>
+      <w:r>
+        <w:rPr>
+          <w:b/>
+          <w:bCs/>
+        </w:rPr>
+        <w:t xml:space="preserve">Type:</w:t>
+      </w:r>
+      <w:r>
+        <w:t xml:space="preserve"> </w:t>
+      </w:r>
+      <w:r>
+        <w:t xml:space="preserve">Task</w:t>
+      </w:r>
+      <w:r>
+        <w:t xml:space="preserve"> </w:t>
+      </w:r>
+      <w:r>
+        <w:rPr>
+          <w:b/>
+          <w:bCs/>
+        </w:rPr>
+        <w:t xml:space="preserve">Severity:</w:t>
+      </w:r>
+      <w:r>
+        <w:t xml:space="preserve"> </w:t>
+      </w:r>
+      <w:r>
+        <w:t xml:space="preserve">Low</w:t>
+      </w:r>
+      <w:r>
+        <w:t xml:space="preserve"> </w:t>
+      </w:r>
+      <w:r>
+        <w:rPr>
+          <w:b/>
+          <w:bCs/>
+        </w:rPr>
+        <w:t xml:space="preserve">Created-By:</w:t>
+      </w:r>
+      <w:r>
+        <w:t xml:space="preserve"> </w:t>
+      </w:r>
+      <w:r>
+        <w:t xml:space="preserve">Claude</w:t>
+      </w:r>
+    </w:p>
+    <w:p>
+      <w:pPr>
+        <w:pStyle w:val="BodyText"/>
+      </w:pPr>
+      <w:r>
+        <w:t xml:space="preserve">The end-to-end challenge runner can now launch all its scenarios (a missing option was just fixed), but the scenarios still need to be executed against a live server with a real model to confirm the complete user journeys work. The work is to stand up a server and run the challenges, capturing the results. This provides real proof that the headline user workflows function end to end.</w:t>
+      </w:r>
+    </w:p>
+    <w:bookmarkEnd w:id="64"/>
+    <w:bookmarkEnd w:id="65"/>
     <w:sectPr>
       <w:footnotePr>
         <w:numRestart w:val="eachSect"/>

--- a/docs/Issues.docx
+++ b/docs/Issues.docx
@@ -2,7 +2,7 @@
 <file path=word/document.xml><?xml version="1.0" encoding="utf-8"?>
 <w:document xmlns:w="http://schemas.openxmlformats.org/wordprocessingml/2006/main" xmlns:m="http://schemas.openxmlformats.org/officeDocument/2006/math" xmlns:r="http://schemas.openxmlformats.org/officeDocument/2006/relationships" xmlns:o="urn:schemas-microsoft-com:office:office" xmlns:v="urn:schemas-microsoft-com:vml" xmlns:w10="urn:schemas-microsoft-com:office:word" xmlns:a="http://schemas.openxmlformats.org/drawingml/2006/main" xmlns:pic="http://schemas.openxmlformats.org/drawingml/2006/picture" xmlns:wp="http://schemas.openxmlformats.org/drawingml/2006/wordprocessingDrawing">
   <w:body>
-    <w:bookmarkStart w:id="65" w:name="helixcode-open-issues-tracker"/>
+    <w:bookmarkStart w:id="62" w:name="helixcode-open-issues-tracker"/>
     <w:p>
       <w:pPr>
         <w:pStyle w:val="Heading1"/>
@@ -19737,13 +19737,13 @@
       </w:r>
     </w:p>
     <w:bookmarkEnd w:id="54"/>
-    <w:bookmarkStart w:id="55" w:name="X701901c238f6d2d938cd9c0890120413c4ea9e7"/>
+    <w:bookmarkStart w:id="55" w:name="X3dad5ddea5493cb432c2a5faa870d7ffd63c39d"/>
     <w:p>
       <w:pPr>
         <w:pStyle w:val="Heading2"/>
       </w:pPr>
       <w:r>
-        <w:t xml:space="preserve">HXC-124 — HelixQA task-workflow bank cannot fully self-run due to a JWT token-minting gap</w:t>
+        <w:t xml:space="preserve">HXC-126 — Eleven closed items still appear in the open-issues tracker instead of the resolved tracker</w:t>
       </w:r>
     </w:p>
     <w:p>
@@ -19777,7 +19777,7 @@
         <w:t xml:space="preserve"> </w:t>
       </w:r>
       <w:r>
-        <w:t xml:space="preserve">Bug</w:t>
+        <w:t xml:space="preserve">Task</w:t>
       </w:r>
       <w:r>
         <w:t xml:space="preserve"> </w:t>
@@ -19817,17 +19817,17 @@
         <w:pStyle w:val="BodyText"/>
       </w:pPr>
       <w:r>
-        <w:t xml:space="preserve">One automated quality-assurance test bank that drives real server workflows has a documented gap: it cannot mint the authentication token needed to finish the workflow end-to-end without manual help, so it does not meet the fully-automated no-human-intervention standard. The work provides an automated way to obtain a valid token during the test so the workflow runs unattended. The QA bank then becomes fully automated and re-runnable.</w:t>
+        <w:t xml:space="preserve">Eleven work items marked finished still appear in the open-issues document and are missing from the resolved-items document, so the two views disagree about their state and become untrustworthy. The work regenerates the tracker documents from the authoritative database so finished items appear only in the resolved view. The human-readable trackers then accurately reflect the true state.</w:t>
       </w:r>
     </w:p>
     <w:bookmarkEnd w:id="55"/>
-    <w:bookmarkStart w:id="56" w:name="X3dad5ddea5493cb432c2a5faa870d7ffd63c39d"/>
+    <w:bookmarkStart w:id="56" w:name="Xbff0032a6fefe8568cce2ea9af75fb4e11d3a07"/>
     <w:p>
       <w:pPr>
         <w:pStyle w:val="Heading2"/>
       </w:pPr>
       <w:r>
-        <w:t xml:space="preserve">HXC-126 — Eleven closed items still appear in the open-issues tracker instead of the resolved tracker</w:t>
+        <w:t xml:space="preserve">HXC-132 — Full-test container stack cannot build the HelixCode server and tests hardcode port 8080</w:t>
       </w:r>
     </w:p>
     <w:p>
@@ -19901,17 +19901,17 @@
         <w:pStyle w:val="BodyText"/>
       </w:pPr>
       <w:r>
-        <w:t xml:space="preserve">Eleven work items marked finished still appear in the open-issues document and are missing from the resolved-items document, so the two views disagree about their state and become untrustworthy. The work regenerates the tracker documents from the authoritative database so finished items appear only in the resolved view. The human-readable trackers then accurately reflect the true state.</w:t>
+        <w:t xml:space="preserve">The full-infrastructure test stack fails to build the HelixCode server container because its build recipe points at a Dockerfile path that does not exist, and many memory and security tests skip themselves because they look for a server on a fixed port 8080 with no way to override it. As a result a whole class of tests never run against a real server. The work is to fix the container build path and make the server URL configurable so those tests execute. This unlocks real end-to-end coverage of server-dependent features.</w:t>
       </w:r>
     </w:p>
     <w:bookmarkEnd w:id="56"/>
-    <w:bookmarkStart w:id="57" w:name="X68ae13fe03bcfe6e43da35677810dc9664e29a3"/>
+    <w:bookmarkStart w:id="57" w:name="Xf1114caceba800a6f1430f14ec389464028173a"/>
     <w:p>
       <w:pPr>
         <w:pStyle w:val="Heading2"/>
       </w:pPr>
       <w:r>
-        <w:t xml:space="preserve">HXC-131 — Cognee client authentication and bearer-token caching regressed</w:t>
+        <w:t xml:space="preserve">HXC-134 — Model verifier returns the model id as a number but the platform expects text</w:t>
       </w:r>
     </w:p>
     <w:p>
@@ -19985,17 +19985,17 @@
         <w:pStyle w:val="BodyText"/>
       </w:pPr>
       <w:r>
-        <w:t xml:space="preserve">The client that talks to the Cognee memory service stopped completing its login and caching the access token — its tests show the login endpoint is never called and no bearer token is stored, so authenticated calls would fail. This means memory features that rely on Cognee cannot authenticate reliably. The work is to restore the login-then-cache-token flow and prove it with the existing auth tests. Users regain dependable access to Cognee-backed memory.</w:t>
+        <w:t xml:space="preserve">The central model-verifier service reports each model’s id as a numeric value, while HelixCode expects the id as text — a type mismatch that can break how verified models are matched and displayed. The work is to align the two so the id is consistently text end to end. Correct model identity keeps verification, listing, and status accurate for users.</w:t>
       </w:r>
     </w:p>
     <w:bookmarkEnd w:id="57"/>
-    <w:bookmarkStart w:id="58" w:name="Xbff0032a6fefe8568cce2ea9af75fb4e11d3a07"/>
+    <w:bookmarkStart w:id="58" w:name="X82f99c18ed6eebcfd6dc6dfb7ef1b605b293948"/>
     <w:p>
       <w:pPr>
         <w:pStyle w:val="Heading2"/>
       </w:pPr>
       <w:r>
-        <w:t xml:space="preserve">HXC-132 — Full-test container stack cannot build the HelixCode server and tests hardcode port 8080</w:t>
+        <w:t xml:space="preserve">HXC-135 — Model verifier should publish the six advanced-capability flags so the platform can show them</w:t>
       </w:r>
     </w:p>
     <w:p>
@@ -20029,7 +20029,7 @@
         <w:t xml:space="preserve"> </w:t>
       </w:r>
       <w:r>
-        <w:t xml:space="preserve">Task</w:t>
+        <w:t xml:space="preserve">Feature</w:t>
       </w:r>
       <w:r>
         <w:t xml:space="preserve"> </w:t>
@@ -20069,17 +20069,17 @@
         <w:pStyle w:val="BodyText"/>
       </w:pPr>
       <w:r>
-        <w:t xml:space="preserve">The full-infrastructure test stack fails to build the HelixCode server container because its build recipe points at a Dockerfile path that does not exist, and many memory and security tests skip themselves because they look for a server on a fixed port 8080 with no way to override it. As a result a whole class of tests never run against a real server. The work is to fix the container build path and make the server URL configurable so those tests execute. This unlocks real end-to-end coverage of server-dependent features.</w:t>
+        <w:t xml:space="preserve">HelixCode is now wired to read six advanced capability indicators (tool protocols, code intelligence, retrieval, skills, plugins) from the central verifier, but the verifier’s live responses do not yet include those fields, so the flags always read as unsupported. The work is to have the verifier publish these capability values it already computes. Then users see accurate per-model capability information across the product.</w:t>
       </w:r>
     </w:p>
     <w:bookmarkEnd w:id="58"/>
-    <w:bookmarkStart w:id="59" w:name="Xc4850058affb934a790611aa86e80698fb7a9d4"/>
+    <w:bookmarkStart w:id="59" w:name="X14cf2054f0d6232efe903a1c4542755a8432c0d"/>
     <w:p>
       <w:pPr>
         <w:pStyle w:val="Heading2"/>
       </w:pPr>
       <w:r>
-        <w:t xml:space="preserve">HXC-133 — Azure provider factory test assumes an ambient endpoint environment variable</w:t>
+        <w:t xml:space="preserve">HXC-136 — Verify the remaining automated test types run with real captured evidence</w:t>
       </w:r>
     </w:p>
     <w:p>
@@ -20113,7 +20113,7 @@
         <w:t xml:space="preserve"> </w:t>
       </w:r>
       <w:r>
-        <w:t xml:space="preserve">Bug</w:t>
+        <w:t xml:space="preserve">Task</w:t>
       </w:r>
       <w:r>
         <w:t xml:space="preserve"> </w:t>
@@ -20129,7 +20129,7 @@
         <w:t xml:space="preserve"> </w:t>
       </w:r>
       <w:r>
-        <w:t xml:space="preserve">Low</w:t>
+        <w:t xml:space="preserve">Medium</w:t>
       </w:r>
       <w:r>
         <w:t xml:space="preserve"> </w:t>
@@ -20153,17 +20153,17 @@
         <w:pStyle w:val="BodyText"/>
       </w:pPr>
       <w:r>
-        <w:t xml:space="preserve">One Azure-provider test quietly depends on an endpoint value being present in the environment; when that value is injected by the full-test setup the test’s assumptions no longer hold. It does not crash, but it is fragile and can give misleading results depending on the environment. The work is to make the test hermetic (control its own environment) like the sibling test already fixed. This makes the Azure test suite reliable regardless of how it is run.</w:t>
+        <w:t xml:space="preserve">Several mandated automated test categories — load/denial-of-service, scaling, stress and chaos, and user-interface/experience — were not exercised in the latest real-infrastructure run, so their current health is unconfirmed. The work is to run each of these test types against real infrastructure and capture proof of the results. This completes the promised full test-type coverage and confirms the product holds up under load and adverse conditions.</w:t>
       </w:r>
     </w:p>
     <w:bookmarkEnd w:id="59"/>
-    <w:bookmarkStart w:id="60" w:name="Xf1114caceba800a6f1430f14ec389464028173a"/>
+    <w:bookmarkStart w:id="60" w:name="X93a4629179f8f26f2f3b3874a318ce7dbf58ebf"/>
     <w:p>
       <w:pPr>
         <w:pStyle w:val="Heading2"/>
       </w:pPr>
       <w:r>
-        <w:t xml:space="preserve">HXC-134 — Model verifier returns the model id as a number but the platform expects text</w:t>
+        <w:t xml:space="preserve">HXC-137 — Re-verify every owned code module builds, checks, and tests cleanly</w:t>
       </w:r>
     </w:p>
     <w:p>
@@ -20197,7 +20197,7 @@
         <w:t xml:space="preserve"> </w:t>
       </w:r>
       <w:r>
-        <w:t xml:space="preserve">Bug</w:t>
+        <w:t xml:space="preserve">Task</w:t>
       </w:r>
       <w:r>
         <w:t xml:space="preserve"> </w:t>
@@ -20237,17 +20237,17 @@
         <w:pStyle w:val="BodyText"/>
       </w:pPr>
       <w:r>
-        <w:t xml:space="preserve">The central model-verifier service reports each model’s id as a numeric value, while HelixCode expects the id as text — a type mismatch that can break how verified models are matched and displayed. The work is to align the two so the id is consistently text end to end. Correct model identity keeps verification, listing, and status accurate for users.</w:t>
+        <w:t xml:space="preserve">The project depends on many owned code modules, and a full health check of all of them (does each build, pass static checks, and pass its tests) did not finish in the latest session. The work is to run that complete health sweep and record the result for every module. This assures that the whole codebase, not just the main application, is in good shape.</w:t>
       </w:r>
     </w:p>
     <w:bookmarkEnd w:id="60"/>
-    <w:bookmarkStart w:id="61" w:name="X82f99c18ed6eebcfd6dc6dfb7ef1b605b293948"/>
+    <w:bookmarkStart w:id="61" w:name="Xe5c0b9484c2706131a5e705eca910482f01e090"/>
     <w:p>
       <w:pPr>
         <w:pStyle w:val="Heading2"/>
       </w:pPr>
       <w:r>
-        <w:t xml:space="preserve">HXC-135 — Model verifier should publish the six advanced-capability flags so the platform can show them</w:t>
+        <w:t xml:space="preserve">HXC-138 — Run the end-to-end challenge suite against a running server</w:t>
       </w:r>
     </w:p>
     <w:p>
@@ -20281,7 +20281,7 @@
         <w:t xml:space="preserve"> </w:t>
       </w:r>
       <w:r>
-        <w:t xml:space="preserve">Feature</w:t>
+        <w:t xml:space="preserve">Task</w:t>
       </w:r>
       <w:r>
         <w:t xml:space="preserve"> </w:t>
@@ -20297,7 +20297,7 @@
         <w:t xml:space="preserve"> </w:t>
       </w:r>
       <w:r>
-        <w:t xml:space="preserve">Medium</w:t>
+        <w:t xml:space="preserve">Low</w:t>
       </w:r>
       <w:r>
         <w:t xml:space="preserve"> </w:t>
@@ -20321,263 +20321,11 @@
         <w:pStyle w:val="BodyText"/>
       </w:pPr>
       <w:r>
-        <w:t xml:space="preserve">HelixCode is now wired to read six advanced capability indicators (tool protocols, code intelligence, retrieval, skills, plugins) from the central verifier, but the verifier’s live responses do not yet include those fields, so the flags always read as unsupported. The work is to have the verifier publish these capability values it already computes. Then users see accurate per-model capability information across the product.</w:t>
+        <w:t xml:space="preserve">The end-to-end challenge runner can now launch all its scenarios (a missing option was just fixed), but the scenarios still need to be executed against a live server with a real model to confirm the complete user journeys work. The work is to stand up a server and run the challenges, capturing the results. This provides real proof that the headline user workflows function end to end.</w:t>
       </w:r>
     </w:p>
     <w:bookmarkEnd w:id="61"/>
-    <w:bookmarkStart w:id="62" w:name="X14cf2054f0d6232efe903a1c4542755a8432c0d"/>
-    <w:p>
-      <w:pPr>
-        <w:pStyle w:val="Heading2"/>
-      </w:pPr>
-      <w:r>
-        <w:t xml:space="preserve">HXC-136 — Verify the remaining automated test types run with real captured evidence</w:t>
-      </w:r>
-    </w:p>
-    <w:p>
-      <w:pPr>
-        <w:pStyle w:val="FirstParagraph"/>
-      </w:pPr>
-      <w:r>
-        <w:rPr>
-          <w:b/>
-          <w:bCs/>
-        </w:rPr>
-        <w:t xml:space="preserve">Status:</w:t>
-      </w:r>
-      <w:r>
-        <w:t xml:space="preserve"> </w:t>
-      </w:r>
-      <w:r>
-        <w:t xml:space="preserve">Queued</w:t>
-      </w:r>
-      <w:r>
-        <w:t xml:space="preserve"> </w:t>
-      </w:r>
-      <w:r>
-        <w:rPr>
-          <w:b/>
-          <w:bCs/>
-        </w:rPr>
-        <w:t xml:space="preserve">Type:</w:t>
-      </w:r>
-      <w:r>
-        <w:t xml:space="preserve"> </w:t>
-      </w:r>
-      <w:r>
-        <w:t xml:space="preserve">Task</w:t>
-      </w:r>
-      <w:r>
-        <w:t xml:space="preserve"> </w:t>
-      </w:r>
-      <w:r>
-        <w:rPr>
-          <w:b/>
-          <w:bCs/>
-        </w:rPr>
-        <w:t xml:space="preserve">Severity:</w:t>
-      </w:r>
-      <w:r>
-        <w:t xml:space="preserve"> </w:t>
-      </w:r>
-      <w:r>
-        <w:t xml:space="preserve">Medium</w:t>
-      </w:r>
-      <w:r>
-        <w:t xml:space="preserve"> </w:t>
-      </w:r>
-      <w:r>
-        <w:rPr>
-          <w:b/>
-          <w:bCs/>
-        </w:rPr>
-        <w:t xml:space="preserve">Created-By:</w:t>
-      </w:r>
-      <w:r>
-        <w:t xml:space="preserve"> </w:t>
-      </w:r>
-      <w:r>
-        <w:t xml:space="preserve">Claude</w:t>
-      </w:r>
-    </w:p>
-    <w:p>
-      <w:pPr>
-        <w:pStyle w:val="BodyText"/>
-      </w:pPr>
-      <w:r>
-        <w:t xml:space="preserve">Several mandated automated test categories — load/denial-of-service, scaling, stress and chaos, and user-interface/experience — were not exercised in the latest real-infrastructure run, so their current health is unconfirmed. The work is to run each of these test types against real infrastructure and capture proof of the results. This completes the promised full test-type coverage and confirms the product holds up under load and adverse conditions.</w:t>
-      </w:r>
-    </w:p>
     <w:bookmarkEnd w:id="62"/>
-    <w:bookmarkStart w:id="63" w:name="X93a4629179f8f26f2f3b3874a318ce7dbf58ebf"/>
-    <w:p>
-      <w:pPr>
-        <w:pStyle w:val="Heading2"/>
-      </w:pPr>
-      <w:r>
-        <w:t xml:space="preserve">HXC-137 — Re-verify every owned code module builds, checks, and tests cleanly</w:t>
-      </w:r>
-    </w:p>
-    <w:p>
-      <w:pPr>
-        <w:pStyle w:val="FirstParagraph"/>
-      </w:pPr>
-      <w:r>
-        <w:rPr>
-          <w:b/>
-          <w:bCs/>
-        </w:rPr>
-        <w:t xml:space="preserve">Status:</w:t>
-      </w:r>
-      <w:r>
-        <w:t xml:space="preserve"> </w:t>
-      </w:r>
-      <w:r>
-        <w:t xml:space="preserve">Queued</w:t>
-      </w:r>
-      <w:r>
-        <w:t xml:space="preserve"> </w:t>
-      </w:r>
-      <w:r>
-        <w:rPr>
-          <w:b/>
-          <w:bCs/>
-        </w:rPr>
-        <w:t xml:space="preserve">Type:</w:t>
-      </w:r>
-      <w:r>
-        <w:t xml:space="preserve"> </w:t>
-      </w:r>
-      <w:r>
-        <w:t xml:space="preserve">Task</w:t>
-      </w:r>
-      <w:r>
-        <w:t xml:space="preserve"> </w:t>
-      </w:r>
-      <w:r>
-        <w:rPr>
-          <w:b/>
-          <w:bCs/>
-        </w:rPr>
-        <w:t xml:space="preserve">Severity:</w:t>
-      </w:r>
-      <w:r>
-        <w:t xml:space="preserve"> </w:t>
-      </w:r>
-      <w:r>
-        <w:t xml:space="preserve">Medium</w:t>
-      </w:r>
-      <w:r>
-        <w:t xml:space="preserve"> </w:t>
-      </w:r>
-      <w:r>
-        <w:rPr>
-          <w:b/>
-          <w:bCs/>
-        </w:rPr>
-        <w:t xml:space="preserve">Created-By:</w:t>
-      </w:r>
-      <w:r>
-        <w:t xml:space="preserve"> </w:t>
-      </w:r>
-      <w:r>
-        <w:t xml:space="preserve">Claude</w:t>
-      </w:r>
-    </w:p>
-    <w:p>
-      <w:pPr>
-        <w:pStyle w:val="BodyText"/>
-      </w:pPr>
-      <w:r>
-        <w:t xml:space="preserve">The project depends on many owned code modules, and a full health check of all of them (does each build, pass static checks, and pass its tests) did not finish in the latest session. The work is to run that complete health sweep and record the result for every module. This assures that the whole codebase, not just the main application, is in good shape.</w:t>
-      </w:r>
-    </w:p>
-    <w:bookmarkEnd w:id="63"/>
-    <w:bookmarkStart w:id="64" w:name="Xe5c0b9484c2706131a5e705eca910482f01e090"/>
-    <w:p>
-      <w:pPr>
-        <w:pStyle w:val="Heading2"/>
-      </w:pPr>
-      <w:r>
-        <w:t xml:space="preserve">HXC-138 — Run the end-to-end challenge suite against a running server</w:t>
-      </w:r>
-    </w:p>
-    <w:p>
-      <w:pPr>
-        <w:pStyle w:val="FirstParagraph"/>
-      </w:pPr>
-      <w:r>
-        <w:rPr>
-          <w:b/>
-          <w:bCs/>
-        </w:rPr>
-        <w:t xml:space="preserve">Status:</w:t>
-      </w:r>
-      <w:r>
-        <w:t xml:space="preserve"> </w:t>
-      </w:r>
-      <w:r>
-        <w:t xml:space="preserve">Queued</w:t>
-      </w:r>
-      <w:r>
-        <w:t xml:space="preserve"> </w:t>
-      </w:r>
-      <w:r>
-        <w:rPr>
-          <w:b/>
-          <w:bCs/>
-        </w:rPr>
-        <w:t xml:space="preserve">Type:</w:t>
-      </w:r>
-      <w:r>
-        <w:t xml:space="preserve"> </w:t>
-      </w:r>
-      <w:r>
-        <w:t xml:space="preserve">Task</w:t>
-      </w:r>
-      <w:r>
-        <w:t xml:space="preserve"> </w:t>
-      </w:r>
-      <w:r>
-        <w:rPr>
-          <w:b/>
-          <w:bCs/>
-        </w:rPr>
-        <w:t xml:space="preserve">Severity:</w:t>
-      </w:r>
-      <w:r>
-        <w:t xml:space="preserve"> </w:t>
-      </w:r>
-      <w:r>
-        <w:t xml:space="preserve">Low</w:t>
-      </w:r>
-      <w:r>
-        <w:t xml:space="preserve"> </w:t>
-      </w:r>
-      <w:r>
-        <w:rPr>
-          <w:b/>
-          <w:bCs/>
-        </w:rPr>
-        <w:t xml:space="preserve">Created-By:</w:t>
-      </w:r>
-      <w:r>
-        <w:t xml:space="preserve"> </w:t>
-      </w:r>
-      <w:r>
-        <w:t xml:space="preserve">Claude</w:t>
-      </w:r>
-    </w:p>
-    <w:p>
-      <w:pPr>
-        <w:pStyle w:val="BodyText"/>
-      </w:pPr>
-      <w:r>
-        <w:t xml:space="preserve">The end-to-end challenge runner can now launch all its scenarios (a missing option was just fixed), but the scenarios still need to be executed against a live server with a real model to confirm the complete user journeys work. The work is to stand up a server and run the challenges, capturing the results. This provides real proof that the headline user workflows function end to end.</w:t>
-      </w:r>
-    </w:p>
-    <w:bookmarkEnd w:id="64"/>
-    <w:bookmarkEnd w:id="65"/>
     <w:sectPr>
       <w:footnotePr>
         <w:numRestart w:val="eachSect"/>

--- a/docs/Issues.docx
+++ b/docs/Issues.docx
@@ -2,7 +2,7 @@
 <file path=word/document.xml><?xml version="1.0" encoding="utf-8"?>
 <w:document xmlns:w="http://schemas.openxmlformats.org/wordprocessingml/2006/main" xmlns:m="http://schemas.openxmlformats.org/officeDocument/2006/math" xmlns:r="http://schemas.openxmlformats.org/officeDocument/2006/relationships" xmlns:o="urn:schemas-microsoft-com:office:office" xmlns:v="urn:schemas-microsoft-com:vml" xmlns:w10="urn:schemas-microsoft-com:office:word" xmlns:a="http://schemas.openxmlformats.org/drawingml/2006/main" xmlns:pic="http://schemas.openxmlformats.org/drawingml/2006/picture" xmlns:wp="http://schemas.openxmlformats.org/drawingml/2006/wordprocessingDrawing">
   <w:body>
-    <w:bookmarkStart w:id="62" w:name="helixcode-open-issues-tracker"/>
+    <w:bookmarkStart w:id="61" w:name="helixcode-open-issues-tracker"/>
     <w:p>
       <w:pPr>
         <w:pStyle w:val="Heading1"/>
@@ -19821,13 +19821,13 @@
       </w:r>
     </w:p>
     <w:bookmarkEnd w:id="55"/>
-    <w:bookmarkStart w:id="56" w:name="Xbff0032a6fefe8568cce2ea9af75fb4e11d3a07"/>
+    <w:bookmarkStart w:id="56" w:name="Xf1114caceba800a6f1430f14ec389464028173a"/>
     <w:p>
       <w:pPr>
         <w:pStyle w:val="Heading2"/>
       </w:pPr>
       <w:r>
-        <w:t xml:space="preserve">HXC-132 — Full-test container stack cannot build the HelixCode server and tests hardcode port 8080</w:t>
+        <w:t xml:space="preserve">HXC-134 — Model verifier returns the model id as a number but the platform expects text</w:t>
       </w:r>
     </w:p>
     <w:p>
@@ -19861,7 +19861,7 @@
         <w:t xml:space="preserve"> </w:t>
       </w:r>
       <w:r>
-        <w:t xml:space="preserve">Task</w:t>
+        <w:t xml:space="preserve">Bug</w:t>
       </w:r>
       <w:r>
         <w:t xml:space="preserve"> </w:t>
@@ -19901,17 +19901,17 @@
         <w:pStyle w:val="BodyText"/>
       </w:pPr>
       <w:r>
-        <w:t xml:space="preserve">The full-infrastructure test stack fails to build the HelixCode server container because its build recipe points at a Dockerfile path that does not exist, and many memory and security tests skip themselves because they look for a server on a fixed port 8080 with no way to override it. As a result a whole class of tests never run against a real server. The work is to fix the container build path and make the server URL configurable so those tests execute. This unlocks real end-to-end coverage of server-dependent features.</w:t>
+        <w:t xml:space="preserve">The central model-verifier service reports each model’s id as a numeric value, while HelixCode expects the id as text — a type mismatch that can break how verified models are matched and displayed. The work is to align the two so the id is consistently text end to end. Correct model identity keeps verification, listing, and status accurate for users.</w:t>
       </w:r>
     </w:p>
     <w:bookmarkEnd w:id="56"/>
-    <w:bookmarkStart w:id="57" w:name="Xf1114caceba800a6f1430f14ec389464028173a"/>
+    <w:bookmarkStart w:id="57" w:name="X82f99c18ed6eebcfd6dc6dfb7ef1b605b293948"/>
     <w:p>
       <w:pPr>
         <w:pStyle w:val="Heading2"/>
       </w:pPr>
       <w:r>
-        <w:t xml:space="preserve">HXC-134 — Model verifier returns the model id as a number but the platform expects text</w:t>
+        <w:t xml:space="preserve">HXC-135 — Model verifier should publish the six advanced-capability flags so the platform can show them</w:t>
       </w:r>
     </w:p>
     <w:p>
@@ -19945,7 +19945,7 @@
         <w:t xml:space="preserve"> </w:t>
       </w:r>
       <w:r>
-        <w:t xml:space="preserve">Bug</w:t>
+        <w:t xml:space="preserve">Feature</w:t>
       </w:r>
       <w:r>
         <w:t xml:space="preserve"> </w:t>
@@ -19985,17 +19985,17 @@
         <w:pStyle w:val="BodyText"/>
       </w:pPr>
       <w:r>
-        <w:t xml:space="preserve">The central model-verifier service reports each model’s id as a numeric value, while HelixCode expects the id as text — a type mismatch that can break how verified models are matched and displayed. The work is to align the two so the id is consistently text end to end. Correct model identity keeps verification, listing, and status accurate for users.</w:t>
+        <w:t xml:space="preserve">HelixCode is now wired to read six advanced capability indicators (tool protocols, code intelligence, retrieval, skills, plugins) from the central verifier, but the verifier’s live responses do not yet include those fields, so the flags always read as unsupported. The work is to have the verifier publish these capability values it already computes. Then users see accurate per-model capability information across the product.</w:t>
       </w:r>
     </w:p>
     <w:bookmarkEnd w:id="57"/>
-    <w:bookmarkStart w:id="58" w:name="X82f99c18ed6eebcfd6dc6dfb7ef1b605b293948"/>
+    <w:bookmarkStart w:id="58" w:name="X14cf2054f0d6232efe903a1c4542755a8432c0d"/>
     <w:p>
       <w:pPr>
         <w:pStyle w:val="Heading2"/>
       </w:pPr>
       <w:r>
-        <w:t xml:space="preserve">HXC-135 — Model verifier should publish the six advanced-capability flags so the platform can show them</w:t>
+        <w:t xml:space="preserve">HXC-136 — Verify the remaining automated test types run with real captured evidence</w:t>
       </w:r>
     </w:p>
     <w:p>
@@ -20029,7 +20029,7 @@
         <w:t xml:space="preserve"> </w:t>
       </w:r>
       <w:r>
-        <w:t xml:space="preserve">Feature</w:t>
+        <w:t xml:space="preserve">Task</w:t>
       </w:r>
       <w:r>
         <w:t xml:space="preserve"> </w:t>
@@ -20069,17 +20069,17 @@
         <w:pStyle w:val="BodyText"/>
       </w:pPr>
       <w:r>
-        <w:t xml:space="preserve">HelixCode is now wired to read six advanced capability indicators (tool protocols, code intelligence, retrieval, skills, plugins) from the central verifier, but the verifier’s live responses do not yet include those fields, so the flags always read as unsupported. The work is to have the verifier publish these capability values it already computes. Then users see accurate per-model capability information across the product.</w:t>
+        <w:t xml:space="preserve">Several mandated automated test categories — load/denial-of-service, scaling, stress and chaos, and user-interface/experience — were not exercised in the latest real-infrastructure run, so their current health is unconfirmed. The work is to run each of these test types against real infrastructure and capture proof of the results. This completes the promised full test-type coverage and confirms the product holds up under load and adverse conditions.</w:t>
       </w:r>
     </w:p>
     <w:bookmarkEnd w:id="58"/>
-    <w:bookmarkStart w:id="59" w:name="X14cf2054f0d6232efe903a1c4542755a8432c0d"/>
+    <w:bookmarkStart w:id="59" w:name="X93a4629179f8f26f2f3b3874a318ce7dbf58ebf"/>
     <w:p>
       <w:pPr>
         <w:pStyle w:val="Heading2"/>
       </w:pPr>
       <w:r>
-        <w:t xml:space="preserve">HXC-136 — Verify the remaining automated test types run with real captured evidence</w:t>
+        <w:t xml:space="preserve">HXC-137 — Re-verify every owned code module builds, checks, and tests cleanly</w:t>
       </w:r>
     </w:p>
     <w:p>
@@ -20153,17 +20153,17 @@
         <w:pStyle w:val="BodyText"/>
       </w:pPr>
       <w:r>
-        <w:t xml:space="preserve">Several mandated automated test categories — load/denial-of-service, scaling, stress and chaos, and user-interface/experience — were not exercised in the latest real-infrastructure run, so their current health is unconfirmed. The work is to run each of these test types against real infrastructure and capture proof of the results. This completes the promised full test-type coverage and confirms the product holds up under load and adverse conditions.</w:t>
+        <w:t xml:space="preserve">The project depends on many owned code modules, and a full health check of all of them (does each build, pass static checks, and pass its tests) did not finish in the latest session. The work is to run that complete health sweep and record the result for every module. This assures that the whole codebase, not just the main application, is in good shape.</w:t>
       </w:r>
     </w:p>
     <w:bookmarkEnd w:id="59"/>
-    <w:bookmarkStart w:id="60" w:name="X93a4629179f8f26f2f3b3874a318ce7dbf58ebf"/>
+    <w:bookmarkStart w:id="60" w:name="Xe5c0b9484c2706131a5e705eca910482f01e090"/>
     <w:p>
       <w:pPr>
         <w:pStyle w:val="Heading2"/>
       </w:pPr>
       <w:r>
-        <w:t xml:space="preserve">HXC-137 — Re-verify every owned code module builds, checks, and tests cleanly</w:t>
+        <w:t xml:space="preserve">HXC-138 — Run the end-to-end challenge suite against a running server</w:t>
       </w:r>
     </w:p>
     <w:p>
@@ -20213,7 +20213,7 @@
         <w:t xml:space="preserve"> </w:t>
       </w:r>
       <w:r>
-        <w:t xml:space="preserve">Medium</w:t>
+        <w:t xml:space="preserve">Low</w:t>
       </w:r>
       <w:r>
         <w:t xml:space="preserve"> </w:t>
@@ -20237,95 +20237,11 @@
         <w:pStyle w:val="BodyText"/>
       </w:pPr>
       <w:r>
-        <w:t xml:space="preserve">The project depends on many owned code modules, and a full health check of all of them (does each build, pass static checks, and pass its tests) did not finish in the latest session. The work is to run that complete health sweep and record the result for every module. This assures that the whole codebase, not just the main application, is in good shape.</w:t>
+        <w:t xml:space="preserve">The end-to-end challenge runner can now launch all its scenarios (a missing option was just fixed), but the scenarios still need to be executed against a live server with a real model to confirm the complete user journeys work. The work is to stand up a server and run the challenges, capturing the results. This provides real proof that the headline user workflows function end to end.</w:t>
       </w:r>
     </w:p>
     <w:bookmarkEnd w:id="60"/>
-    <w:bookmarkStart w:id="61" w:name="Xe5c0b9484c2706131a5e705eca910482f01e090"/>
-    <w:p>
-      <w:pPr>
-        <w:pStyle w:val="Heading2"/>
-      </w:pPr>
-      <w:r>
-        <w:t xml:space="preserve">HXC-138 — Run the end-to-end challenge suite against a running server</w:t>
-      </w:r>
-    </w:p>
-    <w:p>
-      <w:pPr>
-        <w:pStyle w:val="FirstParagraph"/>
-      </w:pPr>
-      <w:r>
-        <w:rPr>
-          <w:b/>
-          <w:bCs/>
-        </w:rPr>
-        <w:t xml:space="preserve">Status:</w:t>
-      </w:r>
-      <w:r>
-        <w:t xml:space="preserve"> </w:t>
-      </w:r>
-      <w:r>
-        <w:t xml:space="preserve">Queued</w:t>
-      </w:r>
-      <w:r>
-        <w:t xml:space="preserve"> </w:t>
-      </w:r>
-      <w:r>
-        <w:rPr>
-          <w:b/>
-          <w:bCs/>
-        </w:rPr>
-        <w:t xml:space="preserve">Type:</w:t>
-      </w:r>
-      <w:r>
-        <w:t xml:space="preserve"> </w:t>
-      </w:r>
-      <w:r>
-        <w:t xml:space="preserve">Task</w:t>
-      </w:r>
-      <w:r>
-        <w:t xml:space="preserve"> </w:t>
-      </w:r>
-      <w:r>
-        <w:rPr>
-          <w:b/>
-          <w:bCs/>
-        </w:rPr>
-        <w:t xml:space="preserve">Severity:</w:t>
-      </w:r>
-      <w:r>
-        <w:t xml:space="preserve"> </w:t>
-      </w:r>
-      <w:r>
-        <w:t xml:space="preserve">Low</w:t>
-      </w:r>
-      <w:r>
-        <w:t xml:space="preserve"> </w:t>
-      </w:r>
-      <w:r>
-        <w:rPr>
-          <w:b/>
-          <w:bCs/>
-        </w:rPr>
-        <w:t xml:space="preserve">Created-By:</w:t>
-      </w:r>
-      <w:r>
-        <w:t xml:space="preserve"> </w:t>
-      </w:r>
-      <w:r>
-        <w:t xml:space="preserve">Claude</w:t>
-      </w:r>
-    </w:p>
-    <w:p>
-      <w:pPr>
-        <w:pStyle w:val="BodyText"/>
-      </w:pPr>
-      <w:r>
-        <w:t xml:space="preserve">The end-to-end challenge runner can now launch all its scenarios (a missing option was just fixed), but the scenarios still need to be executed against a live server with a real model to confirm the complete user journeys work. The work is to stand up a server and run the challenges, capturing the results. This provides real proof that the headline user workflows function end to end.</w:t>
-      </w:r>
-    </w:p>
     <w:bookmarkEnd w:id="61"/>
-    <w:bookmarkEnd w:id="62"/>
     <w:sectPr>
       <w:footnotePr>
         <w:numRestart w:val="eachSect"/>

--- a/docs/Issues.docx
+++ b/docs/Issues.docx
@@ -2,7 +2,7 @@
 <file path=word/document.xml><?xml version="1.0" encoding="utf-8"?>
 <w:document xmlns:w="http://schemas.openxmlformats.org/wordprocessingml/2006/main" xmlns:m="http://schemas.openxmlformats.org/officeDocument/2006/math" xmlns:r="http://schemas.openxmlformats.org/officeDocument/2006/relationships" xmlns:o="urn:schemas-microsoft-com:office:office" xmlns:v="urn:schemas-microsoft-com:vml" xmlns:w10="urn:schemas-microsoft-com:office:word" xmlns:a="http://schemas.openxmlformats.org/drawingml/2006/main" xmlns:pic="http://schemas.openxmlformats.org/drawingml/2006/picture" xmlns:wp="http://schemas.openxmlformats.org/drawingml/2006/wordprocessingDrawing">
   <w:body>
-    <w:bookmarkStart w:id="61" w:name="helixcode-open-issues-tracker"/>
+    <w:bookmarkStart w:id="63" w:name="helixcode-open-issues-tracker"/>
     <w:p>
       <w:pPr>
         <w:pStyle w:val="Heading1"/>
@@ -20073,13 +20073,13 @@
       </w:r>
     </w:p>
     <w:bookmarkEnd w:id="58"/>
-    <w:bookmarkStart w:id="59" w:name="X93a4629179f8f26f2f3b3874a318ce7dbf58ebf"/>
+    <w:bookmarkStart w:id="59" w:name="Xe5c0b9484c2706131a5e705eca910482f01e090"/>
     <w:p>
       <w:pPr>
         <w:pStyle w:val="Heading2"/>
       </w:pPr>
       <w:r>
-        <w:t xml:space="preserve">HXC-137 — Re-verify every owned code module builds, checks, and tests cleanly</w:t>
+        <w:t xml:space="preserve">HXC-138 — Run the end-to-end challenge suite against a running server</w:t>
       </w:r>
     </w:p>
     <w:p>
@@ -20129,7 +20129,7 @@
         <w:t xml:space="preserve"> </w:t>
       </w:r>
       <w:r>
-        <w:t xml:space="preserve">Medium</w:t>
+        <w:t xml:space="preserve">Low</w:t>
       </w:r>
       <w:r>
         <w:t xml:space="preserve"> </w:t>
@@ -20153,17 +20153,17 @@
         <w:pStyle w:val="BodyText"/>
       </w:pPr>
       <w:r>
-        <w:t xml:space="preserve">The project depends on many owned code modules, and a full health check of all of them (does each build, pass static checks, and pass its tests) did not finish in the latest session. The work is to run that complete health sweep and record the result for every module. This assures that the whole codebase, not just the main application, is in good shape.</w:t>
+        <w:t xml:space="preserve">The end-to-end challenge runner can now launch all its scenarios (a missing option was just fixed), but the scenarios still need to be executed against a live server with a real model to confirm the complete user journeys work. The work is to stand up a server and run the challenges, capturing the results. This provides real proof that the headline user workflows function end to end.</w:t>
       </w:r>
     </w:p>
     <w:bookmarkEnd w:id="59"/>
-    <w:bookmarkStart w:id="60" w:name="Xe5c0b9484c2706131a5e705eca910482f01e090"/>
+    <w:bookmarkStart w:id="60" w:name="X7677f2ea40b1d34917e2dae50ffe0b06a4a204e"/>
     <w:p>
       <w:pPr>
         <w:pStyle w:val="Heading2"/>
       </w:pPr>
       <w:r>
-        <w:t xml:space="preserve">HXC-138 — Run the end-to-end challenge suite against a running server</w:t>
+        <w:t xml:space="preserve">HXC-139 — A vendored reference-agent fixture breaks the helix_agent module build</w:t>
       </w:r>
     </w:p>
     <w:p>
@@ -20197,7 +20197,7 @@
         <w:t xml:space="preserve"> </w:t>
       </w:r>
       <w:r>
-        <w:t xml:space="preserve">Task</w:t>
+        <w:t xml:space="preserve">Bug</w:t>
       </w:r>
       <w:r>
         <w:t xml:space="preserve"> </w:t>
@@ -20213,7 +20213,7 @@
         <w:t xml:space="preserve"> </w:t>
       </w:r>
       <w:r>
-        <w:t xml:space="preserve">Low</w:t>
+        <w:t xml:space="preserve">High</w:t>
       </w:r>
       <w:r>
         <w:t xml:space="preserve"> </w:t>
@@ -20237,11 +20237,179 @@
         <w:pStyle w:val="BodyText"/>
       </w:pPr>
       <w:r>
-        <w:t xml:space="preserve">The end-to-end challenge runner can now launch all its scenarios (a missing option was just fixed), but the scenarios still need to be executed against a live server with a real model to confirm the complete user journeys work. The work is to stand up a server and run the challenges, capturing the results. This provides real proof that the headline user workflows function end to end.</w:t>
+        <w:t xml:space="preserve">A vendored copy of a third-party reference coding-agent (the Continue project) includes a Go source file that imports a path that does not exist, and because that file has no separate module marker it gets swept into the helix_agent module’s build — breaking the build and static checks for the whole module. This blocks reliable building and testing of the agent module. The work is to isolate those vendored reference files so they are not compiled as part of our module (a build-ignore or nested module marker). Developers regain a clean, buildable agent module.</w:t>
       </w:r>
     </w:p>
     <w:bookmarkEnd w:id="60"/>
+    <w:bookmarkStart w:id="61" w:name="X4a25d19dc69e735cda112b312cc0f9bdf12a31f"/>
+    <w:p>
+      <w:pPr>
+        <w:pStyle w:val="Heading2"/>
+      </w:pPr>
+      <w:r>
+        <w:t xml:space="preserve">HXC-140 — helix_qa copies a lock by value and one test-bank test fails</w:t>
+      </w:r>
+    </w:p>
+    <w:p>
+      <w:pPr>
+        <w:pStyle w:val="FirstParagraph"/>
+      </w:pPr>
+      <w:r>
+        <w:rPr>
+          <w:b/>
+          <w:bCs/>
+        </w:rPr>
+        <w:t xml:space="preserve">Status:</w:t>
+      </w:r>
+      <w:r>
+        <w:t xml:space="preserve"> </w:t>
+      </w:r>
+      <w:r>
+        <w:t xml:space="preserve">Queued</w:t>
+      </w:r>
+      <w:r>
+        <w:t xml:space="preserve"> </w:t>
+      </w:r>
+      <w:r>
+        <w:rPr>
+          <w:b/>
+          <w:bCs/>
+        </w:rPr>
+        <w:t xml:space="preserve">Type:</w:t>
+      </w:r>
+      <w:r>
+        <w:t xml:space="preserve"> </w:t>
+      </w:r>
+      <w:r>
+        <w:t xml:space="preserve">Bug</w:t>
+      </w:r>
+      <w:r>
+        <w:t xml:space="preserve"> </w:t>
+      </w:r>
+      <w:r>
+        <w:rPr>
+          <w:b/>
+          <w:bCs/>
+        </w:rPr>
+        <w:t xml:space="preserve">Severity:</w:t>
+      </w:r>
+      <w:r>
+        <w:t xml:space="preserve"> </w:t>
+      </w:r>
+      <w:r>
+        <w:t xml:space="preserve">Medium</w:t>
+      </w:r>
+      <w:r>
+        <w:t xml:space="preserve"> </w:t>
+      </w:r>
+      <w:r>
+        <w:rPr>
+          <w:b/>
+          <w:bCs/>
+        </w:rPr>
+        <w:t xml:space="preserve">Created-By:</w:t>
+      </w:r>
+      <w:r>
+        <w:t xml:space="preserve"> </w:t>
+      </w:r>
+      <w:r>
+        <w:t xml:space="preserve">Claude</w:t>
+      </w:r>
+    </w:p>
+    <w:p>
+      <w:pPr>
+        <w:pStyle w:val="BodyText"/>
+      </w:pPr>
+      <w:r>
+        <w:t xml:space="preserve">The quality-assurance module has code that copies a value containing a lock (a mutex) instead of sharing it, which the Go checker flags as unsafe and can cause subtle concurrency bugs; separately, one test that loads real test banks is failing. The work is to pass the lock-bearing value by reference (pointer) instead of copying it, and to fix or reconcile the failing test-bank test. This makes the QA module concurrency-safe and its tests green.</w:t>
+      </w:r>
+    </w:p>
     <w:bookmarkEnd w:id="61"/>
+    <w:bookmarkStart w:id="62" w:name="Xad006607daa212b5eb975cee80c5dc189a8bb30"/>
+    <w:p>
+      <w:pPr>
+        <w:pStyle w:val="Heading2"/>
+      </w:pPr>
+      <w:r>
+        <w:t xml:space="preserve">HXC-141 — mcp_module Docker adapter crashes when stopping a container that was never started</w:t>
+      </w:r>
+    </w:p>
+    <w:p>
+      <w:pPr>
+        <w:pStyle w:val="FirstParagraph"/>
+      </w:pPr>
+      <w:r>
+        <w:rPr>
+          <w:b/>
+          <w:bCs/>
+        </w:rPr>
+        <w:t xml:space="preserve">Status:</w:t>
+      </w:r>
+      <w:r>
+        <w:t xml:space="preserve"> </w:t>
+      </w:r>
+      <w:r>
+        <w:t xml:space="preserve">Queued</w:t>
+      </w:r>
+      <w:r>
+        <w:t xml:space="preserve"> </w:t>
+      </w:r>
+      <w:r>
+        <w:rPr>
+          <w:b/>
+          <w:bCs/>
+        </w:rPr>
+        <w:t xml:space="preserve">Type:</w:t>
+      </w:r>
+      <w:r>
+        <w:t xml:space="preserve"> </w:t>
+      </w:r>
+      <w:r>
+        <w:t xml:space="preserve">Bug</w:t>
+      </w:r>
+      <w:r>
+        <w:t xml:space="preserve"> </w:t>
+      </w:r>
+      <w:r>
+        <w:rPr>
+          <w:b/>
+          <w:bCs/>
+        </w:rPr>
+        <w:t xml:space="preserve">Severity:</w:t>
+      </w:r>
+      <w:r>
+        <w:t xml:space="preserve"> </w:t>
+      </w:r>
+      <w:r>
+        <w:t xml:space="preserve">Medium</w:t>
+      </w:r>
+      <w:r>
+        <w:t xml:space="preserve"> </w:t>
+      </w:r>
+      <w:r>
+        <w:rPr>
+          <w:b/>
+          <w:bCs/>
+        </w:rPr>
+        <w:t xml:space="preserve">Created-By:</w:t>
+      </w:r>
+      <w:r>
+        <w:t xml:space="preserve"> </w:t>
+      </w:r>
+      <w:r>
+        <w:t xml:space="preserve">Claude</w:t>
+      </w:r>
+    </w:p>
+    <w:p>
+      <w:pPr>
+        <w:pStyle w:val="BodyText"/>
+      </w:pPr>
+      <w:r>
+        <w:t xml:space="preserve">The MCP module’s Docker adapter crashes with a null-pointer error when asked to stop a container that was never started or does not exist, instead of returning cleanly. This can bring down callers that expect a safe no-op. The work is to guard the stop path so a not-started or missing container is handled gracefully. The adapter becomes robust against stop-before-start and missing-container situations.</w:t>
+      </w:r>
+    </w:p>
+    <w:bookmarkEnd w:id="62"/>
+    <w:bookmarkEnd w:id="63"/>
     <w:sectPr>
       <w:footnotePr>
         <w:numRestart w:val="eachSect"/>

--- a/docs/Issues.docx
+++ b/docs/Issues.docx
@@ -2,7 +2,7 @@
 <file path=word/document.xml><?xml version="1.0" encoding="utf-8"?>
 <w:document xmlns:w="http://schemas.openxmlformats.org/wordprocessingml/2006/main" xmlns:m="http://schemas.openxmlformats.org/officeDocument/2006/math" xmlns:r="http://schemas.openxmlformats.org/officeDocument/2006/relationships" xmlns:o="urn:schemas-microsoft-com:office:office" xmlns:v="urn:schemas-microsoft-com:vml" xmlns:w10="urn:schemas-microsoft-com:office:word" xmlns:a="http://schemas.openxmlformats.org/drawingml/2006/main" xmlns:pic="http://schemas.openxmlformats.org/drawingml/2006/picture" xmlns:wp="http://schemas.openxmlformats.org/drawingml/2006/wordprocessingDrawing">
   <w:body>
-    <w:bookmarkStart w:id="63" w:name="helixcode-open-issues-tracker"/>
+    <w:bookmarkStart w:id="62" w:name="helixcode-open-issues-tracker"/>
     <w:p>
       <w:pPr>
         <w:pStyle w:val="Heading1"/>
@@ -20157,13 +20157,13 @@
       </w:r>
     </w:p>
     <w:bookmarkEnd w:id="59"/>
-    <w:bookmarkStart w:id="60" w:name="X7677f2ea40b1d34917e2dae50ffe0b06a4a204e"/>
+    <w:bookmarkStart w:id="60" w:name="X4a25d19dc69e735cda112b312cc0f9bdf12a31f"/>
     <w:p>
       <w:pPr>
         <w:pStyle w:val="Heading2"/>
       </w:pPr>
       <w:r>
-        <w:t xml:space="preserve">HXC-139 — A vendored reference-agent fixture breaks the helix_agent module build</w:t>
+        <w:t xml:space="preserve">HXC-140 — helix_qa copies a lock by value and one test-bank test fails</w:t>
       </w:r>
     </w:p>
     <w:p>
@@ -20213,7 +20213,7 @@
         <w:t xml:space="preserve"> </w:t>
       </w:r>
       <w:r>
-        <w:t xml:space="preserve">High</w:t>
+        <w:t xml:space="preserve">Medium</w:t>
       </w:r>
       <w:r>
         <w:t xml:space="preserve"> </w:t>
@@ -20237,17 +20237,17 @@
         <w:pStyle w:val="BodyText"/>
       </w:pPr>
       <w:r>
-        <w:t xml:space="preserve">A vendored copy of a third-party reference coding-agent (the Continue project) includes a Go source file that imports a path that does not exist, and because that file has no separate module marker it gets swept into the helix_agent module’s build — breaking the build and static checks for the whole module. This blocks reliable building and testing of the agent module. The work is to isolate those vendored reference files so they are not compiled as part of our module (a build-ignore or nested module marker). Developers regain a clean, buildable agent module.</w:t>
+        <w:t xml:space="preserve">The quality-assurance module has code that copies a value containing a lock (a mutex) instead of sharing it, which the Go checker flags as unsafe and can cause subtle concurrency bugs; separately, one test that loads real test banks is failing. The work is to pass the lock-bearing value by reference (pointer) instead of copying it, and to fix or reconcile the failing test-bank test. This makes the QA module concurrency-safe and its tests green.</w:t>
       </w:r>
     </w:p>
     <w:bookmarkEnd w:id="60"/>
-    <w:bookmarkStart w:id="61" w:name="X4a25d19dc69e735cda112b312cc0f9bdf12a31f"/>
+    <w:bookmarkStart w:id="61" w:name="Xad006607daa212b5eb975cee80c5dc189a8bb30"/>
     <w:p>
       <w:pPr>
         <w:pStyle w:val="Heading2"/>
       </w:pPr>
       <w:r>
-        <w:t xml:space="preserve">HXC-140 — helix_qa copies a lock by value and one test-bank test fails</w:t>
+        <w:t xml:space="preserve">HXC-141 — mcp_module Docker adapter crashes when stopping a container that was never started</w:t>
       </w:r>
     </w:p>
     <w:p>
@@ -20321,95 +20321,11 @@
         <w:pStyle w:val="BodyText"/>
       </w:pPr>
       <w:r>
-        <w:t xml:space="preserve">The quality-assurance module has code that copies a value containing a lock (a mutex) instead of sharing it, which the Go checker flags as unsafe and can cause subtle concurrency bugs; separately, one test that loads real test banks is failing. The work is to pass the lock-bearing value by reference (pointer) instead of copying it, and to fix or reconcile the failing test-bank test. This makes the QA module concurrency-safe and its tests green.</w:t>
+        <w:t xml:space="preserve">The MCP module’s Docker adapter crashes with a null-pointer error when asked to stop a container that was never started or does not exist, instead of returning cleanly. This can bring down callers that expect a safe no-op. The work is to guard the stop path so a not-started or missing container is handled gracefully. The adapter becomes robust against stop-before-start and missing-container situations.</w:t>
       </w:r>
     </w:p>
     <w:bookmarkEnd w:id="61"/>
-    <w:bookmarkStart w:id="62" w:name="Xad006607daa212b5eb975cee80c5dc189a8bb30"/>
-    <w:p>
-      <w:pPr>
-        <w:pStyle w:val="Heading2"/>
-      </w:pPr>
-      <w:r>
-        <w:t xml:space="preserve">HXC-141 — mcp_module Docker adapter crashes when stopping a container that was never started</w:t>
-      </w:r>
-    </w:p>
-    <w:p>
-      <w:pPr>
-        <w:pStyle w:val="FirstParagraph"/>
-      </w:pPr>
-      <w:r>
-        <w:rPr>
-          <w:b/>
-          <w:bCs/>
-        </w:rPr>
-        <w:t xml:space="preserve">Status:</w:t>
-      </w:r>
-      <w:r>
-        <w:t xml:space="preserve"> </w:t>
-      </w:r>
-      <w:r>
-        <w:t xml:space="preserve">Queued</w:t>
-      </w:r>
-      <w:r>
-        <w:t xml:space="preserve"> </w:t>
-      </w:r>
-      <w:r>
-        <w:rPr>
-          <w:b/>
-          <w:bCs/>
-        </w:rPr>
-        <w:t xml:space="preserve">Type:</w:t>
-      </w:r>
-      <w:r>
-        <w:t xml:space="preserve"> </w:t>
-      </w:r>
-      <w:r>
-        <w:t xml:space="preserve">Bug</w:t>
-      </w:r>
-      <w:r>
-        <w:t xml:space="preserve"> </w:t>
-      </w:r>
-      <w:r>
-        <w:rPr>
-          <w:b/>
-          <w:bCs/>
-        </w:rPr>
-        <w:t xml:space="preserve">Severity:</w:t>
-      </w:r>
-      <w:r>
-        <w:t xml:space="preserve"> </w:t>
-      </w:r>
-      <w:r>
-        <w:t xml:space="preserve">Medium</w:t>
-      </w:r>
-      <w:r>
-        <w:t xml:space="preserve"> </w:t>
-      </w:r>
-      <w:r>
-        <w:rPr>
-          <w:b/>
-          <w:bCs/>
-        </w:rPr>
-        <w:t xml:space="preserve">Created-By:</w:t>
-      </w:r>
-      <w:r>
-        <w:t xml:space="preserve"> </w:t>
-      </w:r>
-      <w:r>
-        <w:t xml:space="preserve">Claude</w:t>
-      </w:r>
-    </w:p>
-    <w:p>
-      <w:pPr>
-        <w:pStyle w:val="BodyText"/>
-      </w:pPr>
-      <w:r>
-        <w:t xml:space="preserve">The MCP module’s Docker adapter crashes with a null-pointer error when asked to stop a container that was never started or does not exist, instead of returning cleanly. This can bring down callers that expect a safe no-op. The work is to guard the stop path so a not-started or missing container is handled gracefully. The adapter becomes robust against stop-before-start and missing-container situations.</w:t>
-      </w:r>
-    </w:p>
     <w:bookmarkEnd w:id="62"/>
-    <w:bookmarkEnd w:id="63"/>
     <w:sectPr>
       <w:footnotePr>
         <w:numRestart w:val="eachSect"/>

--- a/docs/Issues.docx
+++ b/docs/Issues.docx
@@ -2,7 +2,7 @@
 <file path=word/document.xml><?xml version="1.0" encoding="utf-8"?>
 <w:document xmlns:w="http://schemas.openxmlformats.org/wordprocessingml/2006/main" xmlns:m="http://schemas.openxmlformats.org/officeDocument/2006/math" xmlns:r="http://schemas.openxmlformats.org/officeDocument/2006/relationships" xmlns:o="urn:schemas-microsoft-com:office:office" xmlns:v="urn:schemas-microsoft-com:vml" xmlns:w10="urn:schemas-microsoft-com:office:word" xmlns:a="http://schemas.openxmlformats.org/drawingml/2006/main" xmlns:pic="http://schemas.openxmlformats.org/drawingml/2006/picture" xmlns:wp="http://schemas.openxmlformats.org/drawingml/2006/wordprocessingDrawing">
   <w:body>
-    <w:bookmarkStart w:id="62" w:name="helixcode-open-issues-tracker"/>
+    <w:bookmarkStart w:id="61" w:name="helixcode-open-issues-tracker"/>
     <w:p>
       <w:pPr>
         <w:pStyle w:val="Heading1"/>
@@ -20241,91 +20241,7 @@
       </w:r>
     </w:p>
     <w:bookmarkEnd w:id="60"/>
-    <w:bookmarkStart w:id="61" w:name="Xad006607daa212b5eb975cee80c5dc189a8bb30"/>
-    <w:p>
-      <w:pPr>
-        <w:pStyle w:val="Heading2"/>
-      </w:pPr>
-      <w:r>
-        <w:t xml:space="preserve">HXC-141 — mcp_module Docker adapter crashes when stopping a container that was never started</w:t>
-      </w:r>
-    </w:p>
-    <w:p>
-      <w:pPr>
-        <w:pStyle w:val="FirstParagraph"/>
-      </w:pPr>
-      <w:r>
-        <w:rPr>
-          <w:b/>
-          <w:bCs/>
-        </w:rPr>
-        <w:t xml:space="preserve">Status:</w:t>
-      </w:r>
-      <w:r>
-        <w:t xml:space="preserve"> </w:t>
-      </w:r>
-      <w:r>
-        <w:t xml:space="preserve">Queued</w:t>
-      </w:r>
-      <w:r>
-        <w:t xml:space="preserve"> </w:t>
-      </w:r>
-      <w:r>
-        <w:rPr>
-          <w:b/>
-          <w:bCs/>
-        </w:rPr>
-        <w:t xml:space="preserve">Type:</w:t>
-      </w:r>
-      <w:r>
-        <w:t xml:space="preserve"> </w:t>
-      </w:r>
-      <w:r>
-        <w:t xml:space="preserve">Bug</w:t>
-      </w:r>
-      <w:r>
-        <w:t xml:space="preserve"> </w:t>
-      </w:r>
-      <w:r>
-        <w:rPr>
-          <w:b/>
-          <w:bCs/>
-        </w:rPr>
-        <w:t xml:space="preserve">Severity:</w:t>
-      </w:r>
-      <w:r>
-        <w:t xml:space="preserve"> </w:t>
-      </w:r>
-      <w:r>
-        <w:t xml:space="preserve">Medium</w:t>
-      </w:r>
-      <w:r>
-        <w:t xml:space="preserve"> </w:t>
-      </w:r>
-      <w:r>
-        <w:rPr>
-          <w:b/>
-          <w:bCs/>
-        </w:rPr>
-        <w:t xml:space="preserve">Created-By:</w:t>
-      </w:r>
-      <w:r>
-        <w:t xml:space="preserve"> </w:t>
-      </w:r>
-      <w:r>
-        <w:t xml:space="preserve">Claude</w:t>
-      </w:r>
-    </w:p>
-    <w:p>
-      <w:pPr>
-        <w:pStyle w:val="BodyText"/>
-      </w:pPr>
-      <w:r>
-        <w:t xml:space="preserve">The MCP module’s Docker adapter crashes with a null-pointer error when asked to stop a container that was never started or does not exist, instead of returning cleanly. This can bring down callers that expect a safe no-op. The work is to guard the stop path so a not-started or missing container is handled gracefully. The adapter becomes robust against stop-before-start and missing-container situations.</w:t>
-      </w:r>
-    </w:p>
     <w:bookmarkEnd w:id="61"/>
-    <w:bookmarkEnd w:id="62"/>
     <w:sectPr>
       <w:footnotePr>
         <w:numRestart w:val="eachSect"/>

--- a/docs/Issues.docx
+++ b/docs/Issues.docx
@@ -2,7 +2,7 @@
 <file path=word/document.xml><?xml version="1.0" encoding="utf-8"?>
 <w:document xmlns:w="http://schemas.openxmlformats.org/wordprocessingml/2006/main" xmlns:m="http://schemas.openxmlformats.org/officeDocument/2006/math" xmlns:r="http://schemas.openxmlformats.org/officeDocument/2006/relationships" xmlns:o="urn:schemas-microsoft-com:office:office" xmlns:v="urn:schemas-microsoft-com:vml" xmlns:w10="urn:schemas-microsoft-com:office:word" xmlns:a="http://schemas.openxmlformats.org/drawingml/2006/main" xmlns:pic="http://schemas.openxmlformats.org/drawingml/2006/picture" xmlns:wp="http://schemas.openxmlformats.org/drawingml/2006/wordprocessingDrawing">
   <w:body>
-    <w:bookmarkStart w:id="61" w:name="helixcode-open-issues-tracker"/>
+    <w:bookmarkStart w:id="59" w:name="helixcode-open-issues-tracker"/>
     <w:p>
       <w:pPr>
         <w:pStyle w:val="Heading1"/>
@@ -19821,13 +19821,13 @@
       </w:r>
     </w:p>
     <w:bookmarkEnd w:id="55"/>
-    <w:bookmarkStart w:id="56" w:name="Xf1114caceba800a6f1430f14ec389464028173a"/>
+    <w:bookmarkStart w:id="56" w:name="X82f99c18ed6eebcfd6dc6dfb7ef1b605b293948"/>
     <w:p>
       <w:pPr>
         <w:pStyle w:val="Heading2"/>
       </w:pPr>
       <w:r>
-        <w:t xml:space="preserve">HXC-134 — Model verifier returns the model id as a number but the platform expects text</w:t>
+        <w:t xml:space="preserve">HXC-135 — Model verifier should publish the six advanced-capability flags so the platform can show them</w:t>
       </w:r>
     </w:p>
     <w:p>
@@ -19861,7 +19861,7 @@
         <w:t xml:space="preserve"> </w:t>
       </w:r>
       <w:r>
-        <w:t xml:space="preserve">Bug</w:t>
+        <w:t xml:space="preserve">Feature</w:t>
       </w:r>
       <w:r>
         <w:t xml:space="preserve"> </w:t>
@@ -19901,17 +19901,17 @@
         <w:pStyle w:val="BodyText"/>
       </w:pPr>
       <w:r>
-        <w:t xml:space="preserve">The central model-verifier service reports each model’s id as a numeric value, while HelixCode expects the id as text — a type mismatch that can break how verified models are matched and displayed. The work is to align the two so the id is consistently text end to end. Correct model identity keeps verification, listing, and status accurate for users.</w:t>
+        <w:t xml:space="preserve">HelixCode is now wired to read six advanced capability indicators (tool protocols, code intelligence, retrieval, skills, plugins) from the central verifier, but the verifier’s live responses do not yet include those fields, so the flags always read as unsupported. The work is to have the verifier publish these capability values it already computes. Then users see accurate per-model capability information across the product.</w:t>
       </w:r>
     </w:p>
     <w:bookmarkEnd w:id="56"/>
-    <w:bookmarkStart w:id="57" w:name="X82f99c18ed6eebcfd6dc6dfb7ef1b605b293948"/>
+    <w:bookmarkStart w:id="57" w:name="X14cf2054f0d6232efe903a1c4542755a8432c0d"/>
     <w:p>
       <w:pPr>
         <w:pStyle w:val="Heading2"/>
       </w:pPr>
       <w:r>
-        <w:t xml:space="preserve">HXC-135 — Model verifier should publish the six advanced-capability flags so the platform can show them</w:t>
+        <w:t xml:space="preserve">HXC-136 — Verify the remaining automated test types run with real captured evidence</w:t>
       </w:r>
     </w:p>
     <w:p>
@@ -19945,7 +19945,7 @@
         <w:t xml:space="preserve"> </w:t>
       </w:r>
       <w:r>
-        <w:t xml:space="preserve">Feature</w:t>
+        <w:t xml:space="preserve">Task</w:t>
       </w:r>
       <w:r>
         <w:t xml:space="preserve"> </w:t>
@@ -19985,17 +19985,17 @@
         <w:pStyle w:val="BodyText"/>
       </w:pPr>
       <w:r>
-        <w:t xml:space="preserve">HelixCode is now wired to read six advanced capability indicators (tool protocols, code intelligence, retrieval, skills, plugins) from the central verifier, but the verifier’s live responses do not yet include those fields, so the flags always read as unsupported. The work is to have the verifier publish these capability values it already computes. Then users see accurate per-model capability information across the product.</w:t>
+        <w:t xml:space="preserve">Several mandated automated test categories — load/denial-of-service, scaling, stress and chaos, and user-interface/experience — were not exercised in the latest real-infrastructure run, so their current health is unconfirmed. The work is to run each of these test types against real infrastructure and capture proof of the results. This completes the promised full test-type coverage and confirms the product holds up under load and adverse conditions.</w:t>
       </w:r>
     </w:p>
     <w:bookmarkEnd w:id="57"/>
-    <w:bookmarkStart w:id="58" w:name="X14cf2054f0d6232efe903a1c4542755a8432c0d"/>
+    <w:bookmarkStart w:id="58" w:name="Xe5c0b9484c2706131a5e705eca910482f01e090"/>
     <w:p>
       <w:pPr>
         <w:pStyle w:val="Heading2"/>
       </w:pPr>
       <w:r>
-        <w:t xml:space="preserve">HXC-136 — Verify the remaining automated test types run with real captured evidence</w:t>
+        <w:t xml:space="preserve">HXC-138 — Run the end-to-end challenge suite against a running server</w:t>
       </w:r>
     </w:p>
     <w:p>
@@ -20045,7 +20045,7 @@
         <w:t xml:space="preserve"> </w:t>
       </w:r>
       <w:r>
-        <w:t xml:space="preserve">Medium</w:t>
+        <w:t xml:space="preserve">Low</w:t>
       </w:r>
       <w:r>
         <w:t xml:space="preserve"> </w:t>
@@ -20069,179 +20069,11 @@
         <w:pStyle w:val="BodyText"/>
       </w:pPr>
       <w:r>
-        <w:t xml:space="preserve">Several mandated automated test categories — load/denial-of-service, scaling, stress and chaos, and user-interface/experience — were not exercised in the latest real-infrastructure run, so their current health is unconfirmed. The work is to run each of these test types against real infrastructure and capture proof of the results. This completes the promised full test-type coverage and confirms the product holds up under load and adverse conditions.</w:t>
+        <w:t xml:space="preserve">The end-to-end challenge runner can now launch all its scenarios (a missing option was just fixed), but the scenarios still need to be executed against a live server with a real model to confirm the complete user journeys work. The work is to stand up a server and run the challenges, capturing the results. This provides real proof that the headline user workflows function end to end.</w:t>
       </w:r>
     </w:p>
     <w:bookmarkEnd w:id="58"/>
-    <w:bookmarkStart w:id="59" w:name="Xe5c0b9484c2706131a5e705eca910482f01e090"/>
-    <w:p>
-      <w:pPr>
-        <w:pStyle w:val="Heading2"/>
-      </w:pPr>
-      <w:r>
-        <w:t xml:space="preserve">HXC-138 — Run the end-to-end challenge suite against a running server</w:t>
-      </w:r>
-    </w:p>
-    <w:p>
-      <w:pPr>
-        <w:pStyle w:val="FirstParagraph"/>
-      </w:pPr>
-      <w:r>
-        <w:rPr>
-          <w:b/>
-          <w:bCs/>
-        </w:rPr>
-        <w:t xml:space="preserve">Status:</w:t>
-      </w:r>
-      <w:r>
-        <w:t xml:space="preserve"> </w:t>
-      </w:r>
-      <w:r>
-        <w:t xml:space="preserve">Queued</w:t>
-      </w:r>
-      <w:r>
-        <w:t xml:space="preserve"> </w:t>
-      </w:r>
-      <w:r>
-        <w:rPr>
-          <w:b/>
-          <w:bCs/>
-        </w:rPr>
-        <w:t xml:space="preserve">Type:</w:t>
-      </w:r>
-      <w:r>
-        <w:t xml:space="preserve"> </w:t>
-      </w:r>
-      <w:r>
-        <w:t xml:space="preserve">Task</w:t>
-      </w:r>
-      <w:r>
-        <w:t xml:space="preserve"> </w:t>
-      </w:r>
-      <w:r>
-        <w:rPr>
-          <w:b/>
-          <w:bCs/>
-        </w:rPr>
-        <w:t xml:space="preserve">Severity:</w:t>
-      </w:r>
-      <w:r>
-        <w:t xml:space="preserve"> </w:t>
-      </w:r>
-      <w:r>
-        <w:t xml:space="preserve">Low</w:t>
-      </w:r>
-      <w:r>
-        <w:t xml:space="preserve"> </w:t>
-      </w:r>
-      <w:r>
-        <w:rPr>
-          <w:b/>
-          <w:bCs/>
-        </w:rPr>
-        <w:t xml:space="preserve">Created-By:</w:t>
-      </w:r>
-      <w:r>
-        <w:t xml:space="preserve"> </w:t>
-      </w:r>
-      <w:r>
-        <w:t xml:space="preserve">Claude</w:t>
-      </w:r>
-    </w:p>
-    <w:p>
-      <w:pPr>
-        <w:pStyle w:val="BodyText"/>
-      </w:pPr>
-      <w:r>
-        <w:t xml:space="preserve">The end-to-end challenge runner can now launch all its scenarios (a missing option was just fixed), but the scenarios still need to be executed against a live server with a real model to confirm the complete user journeys work. The work is to stand up a server and run the challenges, capturing the results. This provides real proof that the headline user workflows function end to end.</w:t>
-      </w:r>
-    </w:p>
     <w:bookmarkEnd w:id="59"/>
-    <w:bookmarkStart w:id="60" w:name="X4a25d19dc69e735cda112b312cc0f9bdf12a31f"/>
-    <w:p>
-      <w:pPr>
-        <w:pStyle w:val="Heading2"/>
-      </w:pPr>
-      <w:r>
-        <w:t xml:space="preserve">HXC-140 — helix_qa copies a lock by value and one test-bank test fails</w:t>
-      </w:r>
-    </w:p>
-    <w:p>
-      <w:pPr>
-        <w:pStyle w:val="FirstParagraph"/>
-      </w:pPr>
-      <w:r>
-        <w:rPr>
-          <w:b/>
-          <w:bCs/>
-        </w:rPr>
-        <w:t xml:space="preserve">Status:</w:t>
-      </w:r>
-      <w:r>
-        <w:t xml:space="preserve"> </w:t>
-      </w:r>
-      <w:r>
-        <w:t xml:space="preserve">Queued</w:t>
-      </w:r>
-      <w:r>
-        <w:t xml:space="preserve"> </w:t>
-      </w:r>
-      <w:r>
-        <w:rPr>
-          <w:b/>
-          <w:bCs/>
-        </w:rPr>
-        <w:t xml:space="preserve">Type:</w:t>
-      </w:r>
-      <w:r>
-        <w:t xml:space="preserve"> </w:t>
-      </w:r>
-      <w:r>
-        <w:t xml:space="preserve">Bug</w:t>
-      </w:r>
-      <w:r>
-        <w:t xml:space="preserve"> </w:t>
-      </w:r>
-      <w:r>
-        <w:rPr>
-          <w:b/>
-          <w:bCs/>
-        </w:rPr>
-        <w:t xml:space="preserve">Severity:</w:t>
-      </w:r>
-      <w:r>
-        <w:t xml:space="preserve"> </w:t>
-      </w:r>
-      <w:r>
-        <w:t xml:space="preserve">Medium</w:t>
-      </w:r>
-      <w:r>
-        <w:t xml:space="preserve"> </w:t>
-      </w:r>
-      <w:r>
-        <w:rPr>
-          <w:b/>
-          <w:bCs/>
-        </w:rPr>
-        <w:t xml:space="preserve">Created-By:</w:t>
-      </w:r>
-      <w:r>
-        <w:t xml:space="preserve"> </w:t>
-      </w:r>
-      <w:r>
-        <w:t xml:space="preserve">Claude</w:t>
-      </w:r>
-    </w:p>
-    <w:p>
-      <w:pPr>
-        <w:pStyle w:val="BodyText"/>
-      </w:pPr>
-      <w:r>
-        <w:t xml:space="preserve">The quality-assurance module has code that copies a value containing a lock (a mutex) instead of sharing it, which the Go checker flags as unsafe and can cause subtle concurrency bugs; separately, one test that loads real test banks is failing. The work is to pass the lock-bearing value by reference (pointer) instead of copying it, and to fix or reconcile the failing test-bank test. This makes the QA module concurrency-safe and its tests green.</w:t>
-      </w:r>
-    </w:p>
-    <w:bookmarkEnd w:id="60"/>
-    <w:bookmarkEnd w:id="61"/>
     <w:sectPr>
       <w:footnotePr>
         <w:numRestart w:val="eachSect"/>

--- a/docs/Issues.docx
+++ b/docs/Issues.docx
@@ -2,7 +2,7 @@
 <file path=word/document.xml><?xml version="1.0" encoding="utf-8"?>
 <w:document xmlns:w="http://schemas.openxmlformats.org/wordprocessingml/2006/main" xmlns:m="http://schemas.openxmlformats.org/officeDocument/2006/math" xmlns:r="http://schemas.openxmlformats.org/officeDocument/2006/relationships" xmlns:o="urn:schemas-microsoft-com:office:office" xmlns:v="urn:schemas-microsoft-com:vml" xmlns:w10="urn:schemas-microsoft-com:office:word" xmlns:a="http://schemas.openxmlformats.org/drawingml/2006/main" xmlns:pic="http://schemas.openxmlformats.org/drawingml/2006/picture" xmlns:wp="http://schemas.openxmlformats.org/drawingml/2006/wordprocessingDrawing">
   <w:body>
-    <w:bookmarkStart w:id="59" w:name="helixcode-open-issues-tracker"/>
+    <w:bookmarkStart w:id="58" w:name="helixcode-open-issues-tracker"/>
     <w:p>
       <w:pPr>
         <w:pStyle w:val="Heading1"/>
@@ -19821,13 +19821,13 @@
       </w:r>
     </w:p>
     <w:bookmarkEnd w:id="55"/>
-    <w:bookmarkStart w:id="56" w:name="X82f99c18ed6eebcfd6dc6dfb7ef1b605b293948"/>
+    <w:bookmarkStart w:id="56" w:name="X14cf2054f0d6232efe903a1c4542755a8432c0d"/>
     <w:p>
       <w:pPr>
         <w:pStyle w:val="Heading2"/>
       </w:pPr>
       <w:r>
-        <w:t xml:space="preserve">HXC-135 — Model verifier should publish the six advanced-capability flags so the platform can show them</w:t>
+        <w:t xml:space="preserve">HXC-136 — Verify the remaining automated test types run with real captured evidence</w:t>
       </w:r>
     </w:p>
     <w:p>
@@ -19861,7 +19861,7 @@
         <w:t xml:space="preserve"> </w:t>
       </w:r>
       <w:r>
-        <w:t xml:space="preserve">Feature</w:t>
+        <w:t xml:space="preserve">Task</w:t>
       </w:r>
       <w:r>
         <w:t xml:space="preserve"> </w:t>
@@ -19901,17 +19901,17 @@
         <w:pStyle w:val="BodyText"/>
       </w:pPr>
       <w:r>
-        <w:t xml:space="preserve">HelixCode is now wired to read six advanced capability indicators (tool protocols, code intelligence, retrieval, skills, plugins) from the central verifier, but the verifier’s live responses do not yet include those fields, so the flags always read as unsupported. The work is to have the verifier publish these capability values it already computes. Then users see accurate per-model capability information across the product.</w:t>
+        <w:t xml:space="preserve">Several mandated automated test categories — load/denial-of-service, scaling, stress and chaos, and user-interface/experience — were not exercised in the latest real-infrastructure run, so their current health is unconfirmed. The work is to run each of these test types against real infrastructure and capture proof of the results. This completes the promised full test-type coverage and confirms the product holds up under load and adverse conditions.</w:t>
       </w:r>
     </w:p>
     <w:bookmarkEnd w:id="56"/>
-    <w:bookmarkStart w:id="57" w:name="X14cf2054f0d6232efe903a1c4542755a8432c0d"/>
+    <w:bookmarkStart w:id="57" w:name="Xe5c0b9484c2706131a5e705eca910482f01e090"/>
     <w:p>
       <w:pPr>
         <w:pStyle w:val="Heading2"/>
       </w:pPr>
       <w:r>
-        <w:t xml:space="preserve">HXC-136 — Verify the remaining automated test types run with real captured evidence</w:t>
+        <w:t xml:space="preserve">HXC-138 — Run the end-to-end challenge suite against a running server</w:t>
       </w:r>
     </w:p>
     <w:p>
@@ -19961,7 +19961,7 @@
         <w:t xml:space="preserve"> </w:t>
       </w:r>
       <w:r>
-        <w:t xml:space="preserve">Medium</w:t>
+        <w:t xml:space="preserve">Low</w:t>
       </w:r>
       <w:r>
         <w:t xml:space="preserve"> </w:t>
@@ -19985,95 +19985,11 @@
         <w:pStyle w:val="BodyText"/>
       </w:pPr>
       <w:r>
-        <w:t xml:space="preserve">Several mandated automated test categories — load/denial-of-service, scaling, stress and chaos, and user-interface/experience — were not exercised in the latest real-infrastructure run, so their current health is unconfirmed. The work is to run each of these test types against real infrastructure and capture proof of the results. This completes the promised full test-type coverage and confirms the product holds up under load and adverse conditions.</w:t>
+        <w:t xml:space="preserve">The end-to-end challenge runner can now launch all its scenarios (a missing option was just fixed), but the scenarios still need to be executed against a live server with a real model to confirm the complete user journeys work. The work is to stand up a server and run the challenges, capturing the results. This provides real proof that the headline user workflows function end to end.</w:t>
       </w:r>
     </w:p>
     <w:bookmarkEnd w:id="57"/>
-    <w:bookmarkStart w:id="58" w:name="Xe5c0b9484c2706131a5e705eca910482f01e090"/>
-    <w:p>
-      <w:pPr>
-        <w:pStyle w:val="Heading2"/>
-      </w:pPr>
-      <w:r>
-        <w:t xml:space="preserve">HXC-138 — Run the end-to-end challenge suite against a running server</w:t>
-      </w:r>
-    </w:p>
-    <w:p>
-      <w:pPr>
-        <w:pStyle w:val="FirstParagraph"/>
-      </w:pPr>
-      <w:r>
-        <w:rPr>
-          <w:b/>
-          <w:bCs/>
-        </w:rPr>
-        <w:t xml:space="preserve">Status:</w:t>
-      </w:r>
-      <w:r>
-        <w:t xml:space="preserve"> </w:t>
-      </w:r>
-      <w:r>
-        <w:t xml:space="preserve">Queued</w:t>
-      </w:r>
-      <w:r>
-        <w:t xml:space="preserve"> </w:t>
-      </w:r>
-      <w:r>
-        <w:rPr>
-          <w:b/>
-          <w:bCs/>
-        </w:rPr>
-        <w:t xml:space="preserve">Type:</w:t>
-      </w:r>
-      <w:r>
-        <w:t xml:space="preserve"> </w:t>
-      </w:r>
-      <w:r>
-        <w:t xml:space="preserve">Task</w:t>
-      </w:r>
-      <w:r>
-        <w:t xml:space="preserve"> </w:t>
-      </w:r>
-      <w:r>
-        <w:rPr>
-          <w:b/>
-          <w:bCs/>
-        </w:rPr>
-        <w:t xml:space="preserve">Severity:</w:t>
-      </w:r>
-      <w:r>
-        <w:t xml:space="preserve"> </w:t>
-      </w:r>
-      <w:r>
-        <w:t xml:space="preserve">Low</w:t>
-      </w:r>
-      <w:r>
-        <w:t xml:space="preserve"> </w:t>
-      </w:r>
-      <w:r>
-        <w:rPr>
-          <w:b/>
-          <w:bCs/>
-        </w:rPr>
-        <w:t xml:space="preserve">Created-By:</w:t>
-      </w:r>
-      <w:r>
-        <w:t xml:space="preserve"> </w:t>
-      </w:r>
-      <w:r>
-        <w:t xml:space="preserve">Claude</w:t>
-      </w:r>
-    </w:p>
-    <w:p>
-      <w:pPr>
-        <w:pStyle w:val="BodyText"/>
-      </w:pPr>
-      <w:r>
-        <w:t xml:space="preserve">The end-to-end challenge runner can now launch all its scenarios (a missing option was just fixed), but the scenarios still need to be executed against a live server with a real model to confirm the complete user journeys work. The work is to stand up a server and run the challenges, capturing the results. This provides real proof that the headline user workflows function end to end.</w:t>
-      </w:r>
-    </w:p>
     <w:bookmarkEnd w:id="58"/>
-    <w:bookmarkEnd w:id="59"/>
     <w:sectPr>
       <w:footnotePr>
         <w:numRestart w:val="eachSect"/>

--- a/docs/Issues.docx
+++ b/docs/Issues.docx
@@ -2,7 +2,7 @@
 <file path=word/document.xml><?xml version="1.0" encoding="utf-8"?>
 <w:document xmlns:w="http://schemas.openxmlformats.org/wordprocessingml/2006/main" xmlns:m="http://schemas.openxmlformats.org/officeDocument/2006/math" xmlns:r="http://schemas.openxmlformats.org/officeDocument/2006/relationships" xmlns:o="urn:schemas-microsoft-com:office:office" xmlns:v="urn:schemas-microsoft-com:vml" xmlns:w10="urn:schemas-microsoft-com:office:word" xmlns:a="http://schemas.openxmlformats.org/drawingml/2006/main" xmlns:pic="http://schemas.openxmlformats.org/drawingml/2006/picture" xmlns:wp="http://schemas.openxmlformats.org/drawingml/2006/wordprocessingDrawing">
   <w:body>
-    <w:bookmarkStart w:id="58" w:name="helixcode-open-issues-tracker"/>
+    <w:bookmarkStart w:id="57" w:name="helixcode-open-issues-tracker"/>
     <w:p>
       <w:pPr>
         <w:pStyle w:val="Heading1"/>
@@ -19407,7 +19407,7 @@
         <w:t xml:space="preserve"> </w:t>
       </w:r>
       <w:r>
-        <w:t xml:space="preserve">## HXC-117 — Model capability flags (MCP, LSP, ACP, RAG, Skills, Plugins) are not sourced from the verifier as required</w:t>
+        <w:t xml:space="preserve">## HXC-118 — Retrieval-Augmented-Generation (RAG) module exists but is not connected to the application</w:t>
       </w:r>
     </w:p>
     <w:p>
@@ -19441,7 +19441,7 @@
         <w:t xml:space="preserve"> </w:t>
       </w:r>
       <w:r>
-        <w:t xml:space="preserve">Bug</w:t>
+        <w:t xml:space="preserve">Feature</w:t>
       </w:r>
       <w:r>
         <w:t xml:space="preserve"> </w:t>
@@ -19481,17 +19481,17 @@
         <w:pStyle w:val="BodyText"/>
       </w:pPr>
       <w:r>
-        <w:t xml:space="preserve">Governance rule CONST-040 requires that every advanced capability a model supports be reported by the central verifier component rather than hardcoded. Today the verifier only records whether a model supports embeddings; the other six capabilities are documented as verifier-sourced but are not implemented there. As a result the product cannot truthfully tell users which models support which capabilities. The work adds these capability fields to the verifier’s results and has the product read them from there. Users then receive accurate, single-source-of-truth capability information.</w:t>
+        <w:t xml:space="preserve">A dedicated Retrieval-Augmented-Generation component is maintained as its own reusable module, but the main application does not import or use it anywhere. A capability the product is expected to offer (answering using retrieved documents) is therefore effectively unavailable to end users despite the code existing. The work integrates the existing RAG module into the application, wires it into the request flow, and exposes its capability flag. Users gain working document-grounded answers instead of an orphaned, unused component.</w:t>
       </w:r>
     </w:p>
     <w:bookmarkEnd w:id="51"/>
-    <w:bookmarkStart w:id="52" w:name="Xeb0cf67190292f2f8e325a1139727c1a6cfe04f"/>
+    <w:bookmarkStart w:id="52" w:name="X9a89ba240b8588079e28ad21b10e1a4675cc927"/>
     <w:p>
       <w:pPr>
         <w:pStyle w:val="Heading2"/>
       </w:pPr>
       <w:r>
-        <w:t xml:space="preserve">HXC-118 — Retrieval-Augmented-Generation (RAG) module exists but is not connected to the application</w:t>
+        <w:t xml:space="preserve">HXC-119 — Agent Client Protocol (ACP) support is absent from the platform</w:t>
       </w:r>
     </w:p>
     <w:p>
@@ -19565,17 +19565,17 @@
         <w:pStyle w:val="BodyText"/>
       </w:pPr>
       <w:r>
-        <w:t xml:space="preserve">A dedicated Retrieval-Augmented-Generation component is maintained as its own reusable module, but the main application does not import or use it anywhere. A capability the product is expected to offer (answering using retrieved documents) is therefore effectively unavailable to end users despite the code existing. The work integrates the existing RAG module into the application, wires it into the request flow, and exposes its capability flag. Users gain working document-grounded answers instead of an orphaned, unused component.</w:t>
+        <w:t xml:space="preserve">Governance rule CONST-040 lists the Agent Client Protocol among required capabilities, but there is no implementation of it anywhere in the codebase. Any user or integration expecting ACP connectivity currently cannot use it. The work is to design and implement real ACP support, or, if it proves structurally infeasible, to document that with cited evidence. The platform will then either genuinely support ACP or hold an honest, evidenced position instead of an unmet claim.</w:t>
       </w:r>
     </w:p>
     <w:bookmarkEnd w:id="52"/>
-    <w:bookmarkStart w:id="53" w:name="X9a89ba240b8588079e28ad21b10e1a4675cc927"/>
+    <w:bookmarkStart w:id="53" w:name="X7168da4de5f2d2c60117a713485cc4d3f54b921"/>
     <w:p>
       <w:pPr>
         <w:pStyle w:val="Heading2"/>
       </w:pPr>
       <w:r>
-        <w:t xml:space="preserve">HXC-119 — Agent Client Protocol (ACP) support is absent from the platform</w:t>
+        <w:t xml:space="preserve">HXC-122 — Memory and automation test suites mostly skip themselves without a running server</w:t>
       </w:r>
     </w:p>
     <w:p>
@@ -19609,7 +19609,7 @@
         <w:t xml:space="preserve"> </w:t>
       </w:r>
       <w:r>
-        <w:t xml:space="preserve">Feature</w:t>
+        <w:t xml:space="preserve">Task</w:t>
       </w:r>
       <w:r>
         <w:t xml:space="preserve"> </w:t>
@@ -19625,7 +19625,7 @@
         <w:t xml:space="preserve"> </w:t>
       </w:r>
       <w:r>
-        <w:t xml:space="preserve">High</w:t>
+        <w:t xml:space="preserve">Medium</w:t>
       </w:r>
       <w:r>
         <w:t xml:space="preserve"> </w:t>
@@ -19649,17 +19649,17 @@
         <w:pStyle w:val="BodyText"/>
       </w:pPr>
       <w:r>
-        <w:t xml:space="preserve">Governance rule CONST-040 lists the Agent Client Protocol among required capabilities, but there is no implementation of it anywhere in the codebase. Any user or integration expecting ACP connectivity currently cannot use it. The work is to design and implement real ACP support, or, if it proves structurally infeasible, to document that with cited evidence. The platform will then either genuinely support ACP or hold an honest, evidenced position instead of an unmet claim.</w:t>
+        <w:t xml:space="preserve">Two categories of tests, memory-usage and end-to-end automation, skip most of their cases by default because they require a live server or special environment flags not set in normal runs. In practice these areas are largely unverified even though the tests appear to exist. The work provides a documented, repeatable way to run them against real infrastructure so they actually execute and prove the behavior. Memory and automation behavior then becomes genuinely tested rather than merely scaffolded.</w:t>
       </w:r>
     </w:p>
     <w:bookmarkEnd w:id="53"/>
-    <w:bookmarkStart w:id="54" w:name="X7168da4de5f2d2c60117a713485cc4d3f54b921"/>
+    <w:bookmarkStart w:id="54" w:name="X3dad5ddea5493cb432c2a5faa870d7ffd63c39d"/>
     <w:p>
       <w:pPr>
         <w:pStyle w:val="Heading2"/>
       </w:pPr>
       <w:r>
-        <w:t xml:space="preserve">HXC-122 — Memory and automation test suites mostly skip themselves without a running server</w:t>
+        <w:t xml:space="preserve">HXC-126 — Eleven closed items still appear in the open-issues tracker instead of the resolved tracker</w:t>
       </w:r>
     </w:p>
     <w:p>
@@ -19733,17 +19733,17 @@
         <w:pStyle w:val="BodyText"/>
       </w:pPr>
       <w:r>
-        <w:t xml:space="preserve">Two categories of tests, memory-usage and end-to-end automation, skip most of their cases by default because they require a live server or special environment flags not set in normal runs. In practice these areas are largely unverified even though the tests appear to exist. The work provides a documented, repeatable way to run them against real infrastructure so they actually execute and prove the behavior. Memory and automation behavior then becomes genuinely tested rather than merely scaffolded.</w:t>
+        <w:t xml:space="preserve">Eleven work items marked finished still appear in the open-issues document and are missing from the resolved-items document, so the two views disagree about their state and become untrustworthy. The work regenerates the tracker documents from the authoritative database so finished items appear only in the resolved view. The human-readable trackers then accurately reflect the true state.</w:t>
       </w:r>
     </w:p>
     <w:bookmarkEnd w:id="54"/>
-    <w:bookmarkStart w:id="55" w:name="X3dad5ddea5493cb432c2a5faa870d7ffd63c39d"/>
+    <w:bookmarkStart w:id="55" w:name="X14cf2054f0d6232efe903a1c4542755a8432c0d"/>
     <w:p>
       <w:pPr>
         <w:pStyle w:val="Heading2"/>
       </w:pPr>
       <w:r>
-        <w:t xml:space="preserve">HXC-126 — Eleven closed items still appear in the open-issues tracker instead of the resolved tracker</w:t>
+        <w:t xml:space="preserve">HXC-136 — Verify the remaining automated test types run with real captured evidence</w:t>
       </w:r>
     </w:p>
     <w:p>
@@ -19817,17 +19817,17 @@
         <w:pStyle w:val="BodyText"/>
       </w:pPr>
       <w:r>
-        <w:t xml:space="preserve">Eleven work items marked finished still appear in the open-issues document and are missing from the resolved-items document, so the two views disagree about their state and become untrustworthy. The work regenerates the tracker documents from the authoritative database so finished items appear only in the resolved view. The human-readable trackers then accurately reflect the true state.</w:t>
+        <w:t xml:space="preserve">Several mandated automated test categories — load/denial-of-service, scaling, stress and chaos, and user-interface/experience — were not exercised in the latest real-infrastructure run, so their current health is unconfirmed. The work is to run each of these test types against real infrastructure and capture proof of the results. This completes the promised full test-type coverage and confirms the product holds up under load and adverse conditions.</w:t>
       </w:r>
     </w:p>
     <w:bookmarkEnd w:id="55"/>
-    <w:bookmarkStart w:id="56" w:name="X14cf2054f0d6232efe903a1c4542755a8432c0d"/>
+    <w:bookmarkStart w:id="56" w:name="Xe5c0b9484c2706131a5e705eca910482f01e090"/>
     <w:p>
       <w:pPr>
         <w:pStyle w:val="Heading2"/>
       </w:pPr>
       <w:r>
-        <w:t xml:space="preserve">HXC-136 — Verify the remaining automated test types run with real captured evidence</w:t>
+        <w:t xml:space="preserve">HXC-138 — Run the end-to-end challenge suite against a running server</w:t>
       </w:r>
     </w:p>
     <w:p>
@@ -19877,7 +19877,7 @@
         <w:t xml:space="preserve"> </w:t>
       </w:r>
       <w:r>
-        <w:t xml:space="preserve">Medium</w:t>
+        <w:t xml:space="preserve">Low</w:t>
       </w:r>
       <w:r>
         <w:t xml:space="preserve"> </w:t>
@@ -19901,95 +19901,11 @@
         <w:pStyle w:val="BodyText"/>
       </w:pPr>
       <w:r>
-        <w:t xml:space="preserve">Several mandated automated test categories — load/denial-of-service, scaling, stress and chaos, and user-interface/experience — were not exercised in the latest real-infrastructure run, so their current health is unconfirmed. The work is to run each of these test types against real infrastructure and capture proof of the results. This completes the promised full test-type coverage and confirms the product holds up under load and adverse conditions.</w:t>
+        <w:t xml:space="preserve">The end-to-end challenge runner can now launch all its scenarios (a missing option was just fixed), but the scenarios still need to be executed against a live server with a real model to confirm the complete user journeys work. The work is to stand up a server and run the challenges, capturing the results. This provides real proof that the headline user workflows function end to end.</w:t>
       </w:r>
     </w:p>
     <w:bookmarkEnd w:id="56"/>
-    <w:bookmarkStart w:id="57" w:name="Xe5c0b9484c2706131a5e705eca910482f01e090"/>
-    <w:p>
-      <w:pPr>
-        <w:pStyle w:val="Heading2"/>
-      </w:pPr>
-      <w:r>
-        <w:t xml:space="preserve">HXC-138 — Run the end-to-end challenge suite against a running server</w:t>
-      </w:r>
-    </w:p>
-    <w:p>
-      <w:pPr>
-        <w:pStyle w:val="FirstParagraph"/>
-      </w:pPr>
-      <w:r>
-        <w:rPr>
-          <w:b/>
-          <w:bCs/>
-        </w:rPr>
-        <w:t xml:space="preserve">Status:</w:t>
-      </w:r>
-      <w:r>
-        <w:t xml:space="preserve"> </w:t>
-      </w:r>
-      <w:r>
-        <w:t xml:space="preserve">Queued</w:t>
-      </w:r>
-      <w:r>
-        <w:t xml:space="preserve"> </w:t>
-      </w:r>
-      <w:r>
-        <w:rPr>
-          <w:b/>
-          <w:bCs/>
-        </w:rPr>
-        <w:t xml:space="preserve">Type:</w:t>
-      </w:r>
-      <w:r>
-        <w:t xml:space="preserve"> </w:t>
-      </w:r>
-      <w:r>
-        <w:t xml:space="preserve">Task</w:t>
-      </w:r>
-      <w:r>
-        <w:t xml:space="preserve"> </w:t>
-      </w:r>
-      <w:r>
-        <w:rPr>
-          <w:b/>
-          <w:bCs/>
-        </w:rPr>
-        <w:t xml:space="preserve">Severity:</w:t>
-      </w:r>
-      <w:r>
-        <w:t xml:space="preserve"> </w:t>
-      </w:r>
-      <w:r>
-        <w:t xml:space="preserve">Low</w:t>
-      </w:r>
-      <w:r>
-        <w:t xml:space="preserve"> </w:t>
-      </w:r>
-      <w:r>
-        <w:rPr>
-          <w:b/>
-          <w:bCs/>
-        </w:rPr>
-        <w:t xml:space="preserve">Created-By:</w:t>
-      </w:r>
-      <w:r>
-        <w:t xml:space="preserve"> </w:t>
-      </w:r>
-      <w:r>
-        <w:t xml:space="preserve">Claude</w:t>
-      </w:r>
-    </w:p>
-    <w:p>
-      <w:pPr>
-        <w:pStyle w:val="BodyText"/>
-      </w:pPr>
-      <w:r>
-        <w:t xml:space="preserve">The end-to-end challenge runner can now launch all its scenarios (a missing option was just fixed), but the scenarios still need to be executed against a live server with a real model to confirm the complete user journeys work. The work is to stand up a server and run the challenges, capturing the results. This provides real proof that the headline user workflows function end to end.</w:t>
-      </w:r>
-    </w:p>
     <w:bookmarkEnd w:id="57"/>
-    <w:bookmarkEnd w:id="58"/>
     <w:sectPr>
       <w:footnotePr>
         <w:numRestart w:val="eachSect"/>

--- a/docs/Issues.docx
+++ b/docs/Issues.docx
@@ -2,7 +2,7 @@
 <file path=word/document.xml><?xml version="1.0" encoding="utf-8"?>
 <w:document xmlns:w="http://schemas.openxmlformats.org/wordprocessingml/2006/main" xmlns:m="http://schemas.openxmlformats.org/officeDocument/2006/math" xmlns:r="http://schemas.openxmlformats.org/officeDocument/2006/relationships" xmlns:o="urn:schemas-microsoft-com:office:office" xmlns:v="urn:schemas-microsoft-com:vml" xmlns:w10="urn:schemas-microsoft-com:office:word" xmlns:a="http://schemas.openxmlformats.org/drawingml/2006/main" xmlns:pic="http://schemas.openxmlformats.org/drawingml/2006/picture" xmlns:wp="http://schemas.openxmlformats.org/drawingml/2006/wordprocessingDrawing">
   <w:body>
-    <w:bookmarkStart w:id="16" w:name="helixcode-open-issues-tracker"/>
+    <w:bookmarkStart w:id="21" w:name="helixcode-open-issues-tracker"/>
     <w:p>
       <w:pPr>
         <w:pStyle w:val="Heading1"/>
@@ -2609,7 +2609,427 @@
       </w:r>
     </w:p>
     <w:bookmarkEnd w:id="15"/>
+    <w:bookmarkStart w:id="16" w:name="Xbe03d6ca0453f7b0834e244be7a142ce1b56fd5"/>
+    <w:p>
+      <w:pPr>
+        <w:pStyle w:val="Heading2"/>
+      </w:pPr>
+      <w:r>
+        <w:t xml:space="preserve">HXC-142 — Automation test suite (test/automation, -tags=automation) does not compile</w:t>
+      </w:r>
+    </w:p>
+    <w:p>
+      <w:pPr>
+        <w:pStyle w:val="FirstParagraph"/>
+      </w:pPr>
+      <w:r>
+        <w:rPr>
+          <w:b/>
+          <w:bCs/>
+        </w:rPr>
+        <w:t xml:space="preserve">Status:</w:t>
+      </w:r>
+      <w:r>
+        <w:t xml:space="preserve"> </w:t>
+      </w:r>
+      <w:r>
+        <w:t xml:space="preserve">Queued</w:t>
+      </w:r>
+      <w:r>
+        <w:t xml:space="preserve"> </w:t>
+      </w:r>
+      <w:r>
+        <w:rPr>
+          <w:b/>
+          <w:bCs/>
+        </w:rPr>
+        <w:t xml:space="preserve">Type:</w:t>
+      </w:r>
+      <w:r>
+        <w:t xml:space="preserve"> </w:t>
+      </w:r>
+      <w:r>
+        <w:t xml:space="preserve">Bug</w:t>
+      </w:r>
+      <w:r>
+        <w:t xml:space="preserve"> </w:t>
+      </w:r>
+      <w:r>
+        <w:rPr>
+          <w:b/>
+          <w:bCs/>
+        </w:rPr>
+        <w:t xml:space="preserve">Severity:</w:t>
+      </w:r>
+      <w:r>
+        <w:t xml:space="preserve"> </w:t>
+      </w:r>
+      <w:r>
+        <w:t xml:space="preserve">High</w:t>
+      </w:r>
+      <w:r>
+        <w:t xml:space="preserve"> </w:t>
+      </w:r>
+      <w:r>
+        <w:rPr>
+          <w:b/>
+          <w:bCs/>
+        </w:rPr>
+        <w:t xml:space="preserve">Created-By:</w:t>
+      </w:r>
+      <w:r>
+        <w:t xml:space="preserve"> </w:t>
+      </w:r>
+      <w:r>
+        <w:t xml:space="preserve">Claude</w:t>
+      </w:r>
+    </w:p>
+    <w:p>
+      <w:pPr>
+        <w:pStyle w:val="BodyText"/>
+      </w:pPr>
+      <w:r>
+        <w:t xml:space="preserve">The automation-tagged test package fails to build, so an entire mandated test type cannot execute at all. Two real causes were found during the 2026-07-12 real-infra retest: a duplicate symbol (isRateLimitError/contains declared in both xai and qwen automation test files) and deeper API drift where the tests reference llm.ProviderConfig and NewProviderManager which no longer exist in the current provider package. The work is to reconcile the automation tests with the current provider API and remove the duplicate helpers so the suite compiles and runs against real infrastructure. Evidence: docs/qa/infra_retest_20260712_hxc122_138/automation_tests.log.</w:t>
+      </w:r>
+    </w:p>
     <w:bookmarkEnd w:id="16"/>
+    <w:bookmarkStart w:id="17" w:name="X054ad3b558f7674e0fadf688fd66524f38df1ce"/>
+    <w:p>
+      <w:pPr>
+        <w:pStyle w:val="Heading2"/>
+      </w:pPr>
+      <w:r>
+        <w:t xml:space="preserve">HXC-143 — E2E test suite (test/e2e, -tags=e2e) does not compile due to redeclared getEnvOrDefault</w:t>
+      </w:r>
+    </w:p>
+    <w:p>
+      <w:pPr>
+        <w:pStyle w:val="FirstParagraph"/>
+      </w:pPr>
+      <w:r>
+        <w:rPr>
+          <w:b/>
+          <w:bCs/>
+        </w:rPr>
+        <w:t xml:space="preserve">Status:</w:t>
+      </w:r>
+      <w:r>
+        <w:t xml:space="preserve"> </w:t>
+      </w:r>
+      <w:r>
+        <w:t xml:space="preserve">Queued</w:t>
+      </w:r>
+      <w:r>
+        <w:t xml:space="preserve"> </w:t>
+      </w:r>
+      <w:r>
+        <w:rPr>
+          <w:b/>
+          <w:bCs/>
+        </w:rPr>
+        <w:t xml:space="preserve">Type:</w:t>
+      </w:r>
+      <w:r>
+        <w:t xml:space="preserve"> </w:t>
+      </w:r>
+      <w:r>
+        <w:t xml:space="preserve">Bug</w:t>
+      </w:r>
+      <w:r>
+        <w:t xml:space="preserve"> </w:t>
+      </w:r>
+      <w:r>
+        <w:rPr>
+          <w:b/>
+          <w:bCs/>
+        </w:rPr>
+        <w:t xml:space="preserve">Severity:</w:t>
+      </w:r>
+      <w:r>
+        <w:t xml:space="preserve"> </w:t>
+      </w:r>
+      <w:r>
+        <w:t xml:space="preserve">High</w:t>
+      </w:r>
+      <w:r>
+        <w:t xml:space="preserve"> </w:t>
+      </w:r>
+      <w:r>
+        <w:rPr>
+          <w:b/>
+          <w:bCs/>
+        </w:rPr>
+        <w:t xml:space="preserve">Created-By:</w:t>
+      </w:r>
+      <w:r>
+        <w:t xml:space="preserve"> </w:t>
+      </w:r>
+      <w:r>
+        <w:t xml:space="preserve">Claude</w:t>
+      </w:r>
+    </w:p>
+    <w:p>
+      <w:pPr>
+        <w:pStyle w:val="BodyText"/>
+      </w:pPr>
+      <w:r>
+        <w:t xml:space="preserve">The e2e-tagged test package fails to build because getEnvOrDefault is declared more than once in the package, so another mandated test type cannot execute. The work is to remove the duplicate declaration (consolidate to a single shared helper) so the e2e suite compiles and can run end-to-end against a real server. Discovered during the 2026-07-12 real-infra retest. Evidence: docs/qa/infra_retest_20260712_hxc122_138/EVIDENCE.md.</w:t>
+      </w:r>
+    </w:p>
+    <w:bookmarkEnd w:id="17"/>
+    <w:bookmarkStart w:id="18" w:name="Xf7afb59cbef64acf0da7700cc194ddabe925e93"/>
+    <w:p>
+      <w:pPr>
+        <w:pStyle w:val="Heading2"/>
+      </w:pPr>
+      <w:r>
+        <w:t xml:space="preserve">HXC-144 — Server leaks goroutines under sustained DDoS-flood load (chaos test)</w:t>
+      </w:r>
+    </w:p>
+    <w:p>
+      <w:pPr>
+        <w:pStyle w:val="FirstParagraph"/>
+      </w:pPr>
+      <w:r>
+        <w:rPr>
+          <w:b/>
+          <w:bCs/>
+        </w:rPr>
+        <w:t xml:space="preserve">Status:</w:t>
+      </w:r>
+      <w:r>
+        <w:t xml:space="preserve"> </w:t>
+      </w:r>
+      <w:r>
+        <w:t xml:space="preserve">Queued</w:t>
+      </w:r>
+      <w:r>
+        <w:t xml:space="preserve"> </w:t>
+      </w:r>
+      <w:r>
+        <w:rPr>
+          <w:b/>
+          <w:bCs/>
+        </w:rPr>
+        <w:t xml:space="preserve">Type:</w:t>
+      </w:r>
+      <w:r>
+        <w:t xml:space="preserve"> </w:t>
+      </w:r>
+      <w:r>
+        <w:t xml:space="preserve">Bug</w:t>
+      </w:r>
+      <w:r>
+        <w:t xml:space="preserve"> </w:t>
+      </w:r>
+      <w:r>
+        <w:rPr>
+          <w:b/>
+          <w:bCs/>
+        </w:rPr>
+        <w:t xml:space="preserve">Severity:</w:t>
+      </w:r>
+      <w:r>
+        <w:t xml:space="preserve"> </w:t>
+      </w:r>
+      <w:r>
+        <w:t xml:space="preserve">Medium</w:t>
+      </w:r>
+      <w:r>
+        <w:t xml:space="preserve"> </w:t>
+      </w:r>
+      <w:r>
+        <w:rPr>
+          <w:b/>
+          <w:bCs/>
+        </w:rPr>
+        <w:t xml:space="preserve">Created-By:</w:t>
+      </w:r>
+      <w:r>
+        <w:t xml:space="preserve"> </w:t>
+      </w:r>
+      <w:r>
+        <w:t xml:space="preserve">Claude</w:t>
+      </w:r>
+    </w:p>
+    <w:p>
+      <w:pPr>
+        <w:pStyle w:val="BodyText"/>
+      </w:pPr>
+      <w:r>
+        <w:t xml:space="preserve">Under the sustained request-flood chaos test against the real running server, the goroutine count grew by 5 which exceeds the tolerance of 4, signalling a goroutine leak in a request-handling path when the server is hammered. Left unaddressed this degrades long-running server stability under load. The work is to find the leaking goroutine (likely an unclosed channel, context, or connection in a hot handler) and fix it so the count stays within tolerance under flood. Evidence: docs/qa/infra_retest_20260712_hxc122_138/EVIDENCE.md (Server 7/8).</w:t>
+      </w:r>
+    </w:p>
+    <w:bookmarkEnd w:id="18"/>
+    <w:bookmarkStart w:id="19" w:name="X5cd0de2ff8245a6eb254a3c9edeabbe6d1f4b1d"/>
+    <w:p>
+      <w:pPr>
+        <w:pStyle w:val="Heading2"/>
+      </w:pPr>
+      <w:r>
+        <w:t xml:space="preserve">HXC-145 — Configured Xiaomi model mimo-v2-flash is rejected by the real Xiaomi API</w:t>
+      </w:r>
+    </w:p>
+    <w:p>
+      <w:pPr>
+        <w:pStyle w:val="FirstParagraph"/>
+      </w:pPr>
+      <w:r>
+        <w:rPr>
+          <w:b/>
+          <w:bCs/>
+        </w:rPr>
+        <w:t xml:space="preserve">Status:</w:t>
+      </w:r>
+      <w:r>
+        <w:t xml:space="preserve"> </w:t>
+      </w:r>
+      <w:r>
+        <w:t xml:space="preserve">Queued</w:t>
+      </w:r>
+      <w:r>
+        <w:t xml:space="preserve"> </w:t>
+      </w:r>
+      <w:r>
+        <w:rPr>
+          <w:b/>
+          <w:bCs/>
+        </w:rPr>
+        <w:t xml:space="preserve">Type:</w:t>
+      </w:r>
+      <w:r>
+        <w:t xml:space="preserve"> </w:t>
+      </w:r>
+      <w:r>
+        <w:t xml:space="preserve">Bug</w:t>
+      </w:r>
+      <w:r>
+        <w:t xml:space="preserve"> </w:t>
+      </w:r>
+      <w:r>
+        <w:rPr>
+          <w:b/>
+          <w:bCs/>
+        </w:rPr>
+        <w:t xml:space="preserve">Severity:</w:t>
+      </w:r>
+      <w:r>
+        <w:t xml:space="preserve"> </w:t>
+      </w:r>
+      <w:r>
+        <w:t xml:space="preserve">Low</w:t>
+      </w:r>
+      <w:r>
+        <w:t xml:space="preserve"> </w:t>
+      </w:r>
+      <w:r>
+        <w:rPr>
+          <w:b/>
+          <w:bCs/>
+        </w:rPr>
+        <w:t xml:space="preserve">Created-By:</w:t>
+      </w:r>
+      <w:r>
+        <w:t xml:space="preserve"> </w:t>
+      </w:r>
+      <w:r>
+        <w:t xml:space="preserve">Claude</w:t>
+      </w:r>
+    </w:p>
+    <w:p>
+      <w:pPr>
+        <w:pStyle w:val="BodyText"/>
+      </w:pPr>
+      <w:r>
+        <w:t xml:space="preserve">During the real-infra retest the Xiaomi provider chaos tests failed 2 of 5 because the model id configured for Xiaomi (mimo-v2-flash) is rejected by the live Xiaomi API, indicating the configured model name is stale or wrong. Users selecting the Xiaomi provider with that model would get errors. The work is to determine the correct current Xiaomi model id (from the provider or the verifier as single source of truth) and update the configuration so Xiaomi requests succeed. Evidence: docs/qa/infra_retest_20260712_hxc122_138/EVIDENCE.md (Xiaomi 3/5).</w:t>
+      </w:r>
+    </w:p>
+    <w:bookmarkEnd w:id="19"/>
+    <w:bookmarkStart w:id="20" w:name="X1e6955bfb01c2f30828a0de030cdb79ef273697"/>
+    <w:p>
+      <w:pPr>
+        <w:pStyle w:val="Heading2"/>
+      </w:pPr>
+      <w:r>
+        <w:t xml:space="preserve">HXC-146 — E2E challenge runner interfaces (cli/rest/tui/websocket) do not drive the real server HTTP API</w:t>
+      </w:r>
+    </w:p>
+    <w:p>
+      <w:pPr>
+        <w:pStyle w:val="FirstParagraph"/>
+      </w:pPr>
+      <w:r>
+        <w:rPr>
+          <w:b/>
+          <w:bCs/>
+        </w:rPr>
+        <w:t xml:space="preserve">Status:</w:t>
+      </w:r>
+      <w:r>
+        <w:t xml:space="preserve"> </w:t>
+      </w:r>
+      <w:r>
+        <w:t xml:space="preserve">Queued</w:t>
+      </w:r>
+      <w:r>
+        <w:t xml:space="preserve"> </w:t>
+      </w:r>
+      <w:r>
+        <w:rPr>
+          <w:b/>
+          <w:bCs/>
+        </w:rPr>
+        <w:t xml:space="preserve">Type:</w:t>
+      </w:r>
+      <w:r>
+        <w:t xml:space="preserve"> </w:t>
+      </w:r>
+      <w:r>
+        <w:t xml:space="preserve">Task</w:t>
+      </w:r>
+      <w:r>
+        <w:t xml:space="preserve"> </w:t>
+      </w:r>
+      <w:r>
+        <w:rPr>
+          <w:b/>
+          <w:bCs/>
+        </w:rPr>
+        <w:t xml:space="preserve">Severity:</w:t>
+      </w:r>
+      <w:r>
+        <w:t xml:space="preserve"> </w:t>
+      </w:r>
+      <w:r>
+        <w:t xml:space="preserve">Medium</w:t>
+      </w:r>
+      <w:r>
+        <w:t xml:space="preserve"> </w:t>
+      </w:r>
+      <w:r>
+        <w:rPr>
+          <w:b/>
+          <w:bCs/>
+        </w:rPr>
+        <w:t xml:space="preserve">Created-By:</w:t>
+      </w:r>
+      <w:r>
+        <w:t xml:space="preserve"> </w:t>
+      </w:r>
+      <w:r>
+        <w:t xml:space="preserve">Claude</w:t>
+      </w:r>
+    </w:p>
+    <w:p>
+      <w:pPr>
+        <w:pStyle w:val="BodyText"/>
+      </w:pPr>
+      <w:r>
+        <w:t xml:space="preserve">The e2e challenge runner advertises multiple interface modes (cli, rest, tui, websocket) but none of them actually exercises the HelixCode server’s real HTTP API during a run, so the challenges validate the runner’s own logic rather than the shipped server endpoints. This is a documentation-versus-implementation gap that weakens the end-to-end proof. The work is to wire the challenge runner’s interfaces to genuinely call the running server’s HTTP API so the challenges prove the real user-facing endpoints work. Discovered 2026-07-12 real-infra retest. Evidence: docs/qa/infra_retest_20260712_hxc122_138/hxc138_challenge_report.json.</w:t>
+      </w:r>
+    </w:p>
+    <w:bookmarkEnd w:id="20"/>
+    <w:bookmarkEnd w:id="21"/>
     <w:sectPr>
       <w:footnotePr>
         <w:numRestart w:val="eachSect"/>

--- a/docs/Issues.docx
+++ b/docs/Issues.docx
@@ -2,7 +2,7 @@
 <file path=word/document.xml><?xml version="1.0" encoding="utf-8"?>
 <w:document xmlns:w="http://schemas.openxmlformats.org/wordprocessingml/2006/main" xmlns:m="http://schemas.openxmlformats.org/officeDocument/2006/math" xmlns:r="http://schemas.openxmlformats.org/officeDocument/2006/relationships" xmlns:o="urn:schemas-microsoft-com:office:office" xmlns:v="urn:schemas-microsoft-com:vml" xmlns:w10="urn:schemas-microsoft-com:office:word" xmlns:a="http://schemas.openxmlformats.org/drawingml/2006/main" xmlns:pic="http://schemas.openxmlformats.org/drawingml/2006/picture" xmlns:wp="http://schemas.openxmlformats.org/drawingml/2006/wordprocessingDrawing">
   <w:body>
-    <w:bookmarkStart w:id="21" w:name="helixcode-open-issues-tracker"/>
+    <w:bookmarkStart w:id="20" w:name="helixcode-open-issues-tracker"/>
     <w:p>
       <w:pPr>
         <w:pStyle w:val="Heading1"/>
@@ -2609,13 +2609,13 @@
       </w:r>
     </w:p>
     <w:bookmarkEnd w:id="15"/>
-    <w:bookmarkStart w:id="16" w:name="Xbe03d6ca0453f7b0834e244be7a142ce1b56fd5"/>
+    <w:bookmarkStart w:id="16" w:name="Xf7afb59cbef64acf0da7700cc194ddabe925e93"/>
     <w:p>
       <w:pPr>
         <w:pStyle w:val="Heading2"/>
       </w:pPr>
       <w:r>
-        <w:t xml:space="preserve">HXC-142 — Automation test suite (test/automation, -tags=automation) does not compile</w:t>
+        <w:t xml:space="preserve">HXC-144 — Server leaks goroutines under sustained DDoS-flood load (chaos test)</w:t>
       </w:r>
     </w:p>
     <w:p>
@@ -2665,7 +2665,7 @@
         <w:t xml:space="preserve"> </w:t>
       </w:r>
       <w:r>
-        <w:t xml:space="preserve">High</w:t>
+        <w:t xml:space="preserve">Medium</w:t>
       </w:r>
       <w:r>
         <w:t xml:space="preserve"> </w:t>
@@ -2689,17 +2689,17 @@
         <w:pStyle w:val="BodyText"/>
       </w:pPr>
       <w:r>
-        <w:t xml:space="preserve">The automation-tagged test package fails to build, so an entire mandated test type cannot execute at all. Two real causes were found during the 2026-07-12 real-infra retest: a duplicate symbol (isRateLimitError/contains declared in both xai and qwen automation test files) and deeper API drift where the tests reference llm.ProviderConfig and NewProviderManager which no longer exist in the current provider package. The work is to reconcile the automation tests with the current provider API and remove the duplicate helpers so the suite compiles and runs against real infrastructure. Evidence: docs/qa/infra_retest_20260712_hxc122_138/automation_tests.log.</w:t>
+        <w:t xml:space="preserve">Under the sustained request-flood chaos test against the real running server, the goroutine count grew by 5 which exceeds the tolerance of 4, signalling a goroutine leak in a request-handling path when the server is hammered. Left unaddressed this degrades long-running server stability under load. The work is to find the leaking goroutine (likely an unclosed channel, context, or connection in a hot handler) and fix it so the count stays within tolerance under flood. Evidence: docs/qa/infra_retest_20260712_hxc122_138/EVIDENCE.md (Server 7/8).</w:t>
       </w:r>
     </w:p>
     <w:bookmarkEnd w:id="16"/>
-    <w:bookmarkStart w:id="17" w:name="X054ad3b558f7674e0fadf688fd66524f38df1ce"/>
+    <w:bookmarkStart w:id="17" w:name="X5cd0de2ff8245a6eb254a3c9edeabbe6d1f4b1d"/>
     <w:p>
       <w:pPr>
         <w:pStyle w:val="Heading2"/>
       </w:pPr>
       <w:r>
-        <w:t xml:space="preserve">HXC-143 — E2E test suite (test/e2e, -tags=e2e) does not compile due to redeclared getEnvOrDefault</w:t>
+        <w:t xml:space="preserve">HXC-145 — Configured Xiaomi model mimo-v2-flash is rejected by the real Xiaomi API</w:t>
       </w:r>
     </w:p>
     <w:p>
@@ -2749,7 +2749,7 @@
         <w:t xml:space="preserve"> </w:t>
       </w:r>
       <w:r>
-        <w:t xml:space="preserve">High</w:t>
+        <w:t xml:space="preserve">Low</w:t>
       </w:r>
       <w:r>
         <w:t xml:space="preserve"> </w:t>
@@ -2773,17 +2773,17 @@
         <w:pStyle w:val="BodyText"/>
       </w:pPr>
       <w:r>
-        <w:t xml:space="preserve">The e2e-tagged test package fails to build because getEnvOrDefault is declared more than once in the package, so another mandated test type cannot execute. The work is to remove the duplicate declaration (consolidate to a single shared helper) so the e2e suite compiles and can run end-to-end against a real server. Discovered during the 2026-07-12 real-infra retest. Evidence: docs/qa/infra_retest_20260712_hxc122_138/EVIDENCE.md.</w:t>
+        <w:t xml:space="preserve">During the real-infra retest the Xiaomi provider chaos tests failed 2 of 5 because the model id configured for Xiaomi (mimo-v2-flash) is rejected by the live Xiaomi API, indicating the configured model name is stale or wrong. Users selecting the Xiaomi provider with that model would get errors. The work is to determine the correct current Xiaomi model id (from the provider or the verifier as single source of truth) and update the configuration so Xiaomi requests succeed. Evidence: docs/qa/infra_retest_20260712_hxc122_138/EVIDENCE.md (Xiaomi 3/5).</w:t>
       </w:r>
     </w:p>
     <w:bookmarkEnd w:id="17"/>
-    <w:bookmarkStart w:id="18" w:name="Xf7afb59cbef64acf0da7700cc194ddabe925e93"/>
+    <w:bookmarkStart w:id="18" w:name="X1e6955bfb01c2f30828a0de030cdb79ef273697"/>
     <w:p>
       <w:pPr>
         <w:pStyle w:val="Heading2"/>
       </w:pPr>
       <w:r>
-        <w:t xml:space="preserve">HXC-144 — Server leaks goroutines under sustained DDoS-flood load (chaos test)</w:t>
+        <w:t xml:space="preserve">HXC-146 — E2E challenge runner interfaces (cli/rest/tui/websocket) do not drive the real server HTTP API</w:t>
       </w:r>
     </w:p>
     <w:p>
@@ -2817,7 +2817,7 @@
         <w:t xml:space="preserve"> </w:t>
       </w:r>
       <w:r>
-        <w:t xml:space="preserve">Bug</w:t>
+        <w:t xml:space="preserve">Task</w:t>
       </w:r>
       <w:r>
         <w:t xml:space="preserve"> </w:t>
@@ -2857,17 +2857,17 @@
         <w:pStyle w:val="BodyText"/>
       </w:pPr>
       <w:r>
-        <w:t xml:space="preserve">Under the sustained request-flood chaos test against the real running server, the goroutine count grew by 5 which exceeds the tolerance of 4, signalling a goroutine leak in a request-handling path when the server is hammered. Left unaddressed this degrades long-running server stability under load. The work is to find the leaking goroutine (likely an unclosed channel, context, or connection in a hot handler) and fix it so the count stays within tolerance under flood. Evidence: docs/qa/infra_retest_20260712_hxc122_138/EVIDENCE.md (Server 7/8).</w:t>
+        <w:t xml:space="preserve">The e2e challenge runner advertises multiple interface modes (cli, rest, tui, websocket) but none of them actually exercises the HelixCode server’s real HTTP API during a run, so the challenges validate the runner’s own logic rather than the shipped server endpoints. This is a documentation-versus-implementation gap that weakens the end-to-end proof. The work is to wire the challenge runner’s interfaces to genuinely call the running server’s HTTP API so the challenges prove the real user-facing endpoints work. Discovered 2026-07-12 real-infra retest. Evidence: docs/qa/infra_retest_20260712_hxc122_138/hxc138_challenge_report.json.</w:t>
       </w:r>
     </w:p>
     <w:bookmarkEnd w:id="18"/>
-    <w:bookmarkStart w:id="19" w:name="X5cd0de2ff8245a6eb254a3c9edeabbe6d1f4b1d"/>
+    <w:bookmarkStart w:id="19" w:name="X4f8444fe8b182f00b17120899bac2253f4208db"/>
     <w:p>
       <w:pPr>
         <w:pStyle w:val="Heading2"/>
       </w:pPr>
       <w:r>
-        <w:t xml:space="preserve">HXC-145 — Configured Xiaomi model mimo-v2-flash is rejected by the real Xiaomi API</w:t>
+        <w:t xml:space="preserve">HXC-147 — OpenRouter provider automation test nil-pointer panics on stale model deepseek-r1-free</w:t>
       </w:r>
     </w:p>
     <w:p>
@@ -2917,7 +2917,7 @@
         <w:t xml:space="preserve"> </w:t>
       </w:r>
       <w:r>
-        <w:t xml:space="preserve">Low</w:t>
+        <w:t xml:space="preserve">Medium</w:t>
       </w:r>
       <w:r>
         <w:t xml:space="preserve"> </w:t>
@@ -2941,95 +2941,11 @@
         <w:pStyle w:val="BodyText"/>
       </w:pPr>
       <w:r>
-        <w:t xml:space="preserve">During the real-infra retest the Xiaomi provider chaos tests failed 2 of 5 because the model id configured for Xiaomi (mimo-v2-flash) is rejected by the live Xiaomi API, indicating the configured model name is stale or wrong. Users selecting the Xiaomi provider with that model would get errors. The work is to determine the correct current Xiaomi model id (from the provider or the verifier as single source of truth) and update the configuration so Xiaomi requests succeed. Evidence: docs/qa/infra_retest_20260712_hxc122_138/EVIDENCE.md (Xiaomi 3/5).</w:t>
+        <w:t xml:space="preserve">Running the (now-compilable) automation test binary against the live OpenRouter API, TestAllFreeProvidersAutomation Provider_OpenRouter BasicGeneration panics with a nil-pointer dereference: the configured free model id deepseek-r1-free is stale/rejected and the code path is missing a nil-check on the error before using the response. Users of the OpenRouter free provider with that model would hit the same crash. The work is to correct the free-provider model id (sourced from the verifier as single source of truth) and add the missing nil-check so a rejected model degrades gracefully instead of panicking. NOTE this environment has live provider API keys set so provider tests spend real money; guard/skip accordingly. Found 2026-07-12.</w:t>
       </w:r>
     </w:p>
     <w:bookmarkEnd w:id="19"/>
-    <w:bookmarkStart w:id="20" w:name="X1e6955bfb01c2f30828a0de030cdb79ef273697"/>
-    <w:p>
-      <w:pPr>
-        <w:pStyle w:val="Heading2"/>
-      </w:pPr>
-      <w:r>
-        <w:t xml:space="preserve">HXC-146 — E2E challenge runner interfaces (cli/rest/tui/websocket) do not drive the real server HTTP API</w:t>
-      </w:r>
-    </w:p>
-    <w:p>
-      <w:pPr>
-        <w:pStyle w:val="FirstParagraph"/>
-      </w:pPr>
-      <w:r>
-        <w:rPr>
-          <w:b/>
-          <w:bCs/>
-        </w:rPr>
-        <w:t xml:space="preserve">Status:</w:t>
-      </w:r>
-      <w:r>
-        <w:t xml:space="preserve"> </w:t>
-      </w:r>
-      <w:r>
-        <w:t xml:space="preserve">Queued</w:t>
-      </w:r>
-      <w:r>
-        <w:t xml:space="preserve"> </w:t>
-      </w:r>
-      <w:r>
-        <w:rPr>
-          <w:b/>
-          <w:bCs/>
-        </w:rPr>
-        <w:t xml:space="preserve">Type:</w:t>
-      </w:r>
-      <w:r>
-        <w:t xml:space="preserve"> </w:t>
-      </w:r>
-      <w:r>
-        <w:t xml:space="preserve">Task</w:t>
-      </w:r>
-      <w:r>
-        <w:t xml:space="preserve"> </w:t>
-      </w:r>
-      <w:r>
-        <w:rPr>
-          <w:b/>
-          <w:bCs/>
-        </w:rPr>
-        <w:t xml:space="preserve">Severity:</w:t>
-      </w:r>
-      <w:r>
-        <w:t xml:space="preserve"> </w:t>
-      </w:r>
-      <w:r>
-        <w:t xml:space="preserve">Medium</w:t>
-      </w:r>
-      <w:r>
-        <w:t xml:space="preserve"> </w:t>
-      </w:r>
-      <w:r>
-        <w:rPr>
-          <w:b/>
-          <w:bCs/>
-        </w:rPr>
-        <w:t xml:space="preserve">Created-By:</w:t>
-      </w:r>
-      <w:r>
-        <w:t xml:space="preserve"> </w:t>
-      </w:r>
-      <w:r>
-        <w:t xml:space="preserve">Claude</w:t>
-      </w:r>
-    </w:p>
-    <w:p>
-      <w:pPr>
-        <w:pStyle w:val="BodyText"/>
-      </w:pPr>
-      <w:r>
-        <w:t xml:space="preserve">The e2e challenge runner advertises multiple interface modes (cli, rest, tui, websocket) but none of them actually exercises the HelixCode server’s real HTTP API during a run, so the challenges validate the runner’s own logic rather than the shipped server endpoints. This is a documentation-versus-implementation gap that weakens the end-to-end proof. The work is to wire the challenge runner’s interfaces to genuinely call the running server’s HTTP API so the challenges prove the real user-facing endpoints work. Discovered 2026-07-12 real-infra retest. Evidence: docs/qa/infra_retest_20260712_hxc122_138/hxc138_challenge_report.json.</w:t>
-      </w:r>
-    </w:p>
     <w:bookmarkEnd w:id="20"/>
-    <w:bookmarkEnd w:id="21"/>
     <w:sectPr>
       <w:footnotePr>
         <w:numRestart w:val="eachSect"/>

--- a/docs/Issues.docx
+++ b/docs/Issues.docx
@@ -2189,13 +2189,13 @@
     </w:p>
     <w:bookmarkEnd w:id="9"/>
     <w:bookmarkEnd w:id="10"/>
-    <w:bookmarkStart w:id="11" w:name="Xeb0cf67190292f2f8e325a1139727c1a6cfe04f"/>
+    <w:bookmarkStart w:id="11" w:name="X9a89ba240b8588079e28ad21b10e1a4675cc927"/>
     <w:p>
       <w:pPr>
         <w:pStyle w:val="Heading2"/>
       </w:pPr>
       <w:r>
-        <w:t xml:space="preserve">HXC-118 — Retrieval-Augmented-Generation (RAG) module exists but is not connected to the application</w:t>
+        <w:t xml:space="preserve">HXC-119 — Agent Client Protocol (ACP) support is absent from the platform</w:t>
       </w:r>
     </w:p>
     <w:p>
@@ -2269,17 +2269,17 @@
         <w:pStyle w:val="BodyText"/>
       </w:pPr>
       <w:r>
-        <w:t xml:space="preserve">A dedicated Retrieval-Augmented-Generation component is maintained as its own reusable module, but the main application does not import or use it anywhere. A capability the product is expected to offer (answering using retrieved documents) is therefore effectively unavailable to end users despite the code existing. The work integrates the existing RAG module into the application, wires it into the request flow, and exposes its capability flag. Users gain working document-grounded answers instead of an orphaned, unused component.</w:t>
+        <w:t xml:space="preserve">Governance rule CONST-040 lists the Agent Client Protocol among required capabilities, but there is no implementation of it anywhere in the codebase. Any user or integration expecting ACP connectivity currently cannot use it. The work is to design and implement real ACP support, or, if it proves structurally infeasible, to document that with cited evidence. The platform will then either genuinely support ACP or hold an honest, evidenced position instead of an unmet claim.</w:t>
       </w:r>
     </w:p>
     <w:bookmarkEnd w:id="11"/>
-    <w:bookmarkStart w:id="12" w:name="X9a89ba240b8588079e28ad21b10e1a4675cc927"/>
+    <w:bookmarkStart w:id="12" w:name="X7168da4de5f2d2c60117a713485cc4d3f54b921"/>
     <w:p>
       <w:pPr>
         <w:pStyle w:val="Heading2"/>
       </w:pPr>
       <w:r>
-        <w:t xml:space="preserve">HXC-119 — Agent Client Protocol (ACP) support is absent from the platform</w:t>
+        <w:t xml:space="preserve">HXC-122 — Memory and automation test suites mostly skip themselves without a running server</w:t>
       </w:r>
     </w:p>
     <w:p>
@@ -2313,7 +2313,7 @@
         <w:t xml:space="preserve"> </w:t>
       </w:r>
       <w:r>
-        <w:t xml:space="preserve">Feature</w:t>
+        <w:t xml:space="preserve">Task</w:t>
       </w:r>
       <w:r>
         <w:t xml:space="preserve"> </w:t>
@@ -2329,7 +2329,7 @@
         <w:t xml:space="preserve"> </w:t>
       </w:r>
       <w:r>
-        <w:t xml:space="preserve">High</w:t>
+        <w:t xml:space="preserve">Medium</w:t>
       </w:r>
       <w:r>
         <w:t xml:space="preserve"> </w:t>
@@ -2353,17 +2353,17 @@
         <w:pStyle w:val="BodyText"/>
       </w:pPr>
       <w:r>
-        <w:t xml:space="preserve">Governance rule CONST-040 lists the Agent Client Protocol among required capabilities, but there is no implementation of it anywhere in the codebase. Any user or integration expecting ACP connectivity currently cannot use it. The work is to design and implement real ACP support, or, if it proves structurally infeasible, to document that with cited evidence. The platform will then either genuinely support ACP or hold an honest, evidenced position instead of an unmet claim.</w:t>
+        <w:t xml:space="preserve">Two categories of tests, memory-usage and end-to-end automation, skip most of their cases by default because they require a live server or special environment flags not set in normal runs. In practice these areas are largely unverified even though the tests appear to exist. The work provides a documented, repeatable way to run them against real infrastructure so they actually execute and prove the behavior. Memory and automation behavior then becomes genuinely tested rather than merely scaffolded.</w:t>
       </w:r>
     </w:p>
     <w:bookmarkEnd w:id="12"/>
-    <w:bookmarkStart w:id="13" w:name="X7168da4de5f2d2c60117a713485cc4d3f54b921"/>
+    <w:bookmarkStart w:id="13" w:name="X14cf2054f0d6232efe903a1c4542755a8432c0d"/>
     <w:p>
       <w:pPr>
         <w:pStyle w:val="Heading2"/>
       </w:pPr>
       <w:r>
-        <w:t xml:space="preserve">HXC-122 — Memory and automation test suites mostly skip themselves without a running server</w:t>
+        <w:t xml:space="preserve">HXC-136 — Verify the remaining automated test types run with real captured evidence</w:t>
       </w:r>
     </w:p>
     <w:p>
@@ -2437,17 +2437,17 @@
         <w:pStyle w:val="BodyText"/>
       </w:pPr>
       <w:r>
-        <w:t xml:space="preserve">Two categories of tests, memory-usage and end-to-end automation, skip most of their cases by default because they require a live server or special environment flags not set in normal runs. In practice these areas are largely unverified even though the tests appear to exist. The work provides a documented, repeatable way to run them against real infrastructure so they actually execute and prove the behavior. Memory and automation behavior then becomes genuinely tested rather than merely scaffolded.</w:t>
+        <w:t xml:space="preserve">Several mandated automated test categories — load/denial-of-service, scaling, stress and chaos, and user-interface/experience — were not exercised in the latest real-infrastructure run, so their current health is unconfirmed. The work is to run each of these test types against real infrastructure and capture proof of the results. This completes the promised full test-type coverage and confirms the product holds up under load and adverse conditions.</w:t>
       </w:r>
     </w:p>
     <w:bookmarkEnd w:id="13"/>
-    <w:bookmarkStart w:id="14" w:name="X14cf2054f0d6232efe903a1c4542755a8432c0d"/>
+    <w:bookmarkStart w:id="14" w:name="Xe5c0b9484c2706131a5e705eca910482f01e090"/>
     <w:p>
       <w:pPr>
         <w:pStyle w:val="Heading2"/>
       </w:pPr>
       <w:r>
-        <w:t xml:space="preserve">HXC-136 — Verify the remaining automated test types run with real captured evidence</w:t>
+        <w:t xml:space="preserve">HXC-138 — Run the end-to-end challenge suite against a running server</w:t>
       </w:r>
     </w:p>
     <w:p>
@@ -2497,7 +2497,7 @@
         <w:t xml:space="preserve"> </w:t>
       </w:r>
       <w:r>
-        <w:t xml:space="preserve">Medium</w:t>
+        <w:t xml:space="preserve">Low</w:t>
       </w:r>
       <w:r>
         <w:t xml:space="preserve"> </w:t>
@@ -2521,17 +2521,17 @@
         <w:pStyle w:val="BodyText"/>
       </w:pPr>
       <w:r>
-        <w:t xml:space="preserve">Several mandated automated test categories — load/denial-of-service, scaling, stress and chaos, and user-interface/experience — were not exercised in the latest real-infrastructure run, so their current health is unconfirmed. The work is to run each of these test types against real infrastructure and capture proof of the results. This completes the promised full test-type coverage and confirms the product holds up under load and adverse conditions.</w:t>
+        <w:t xml:space="preserve">The end-to-end challenge runner can now launch all its scenarios (a missing option was just fixed), but the scenarios still need to be executed against a live server with a real model to confirm the complete user journeys work. The work is to stand up a server and run the challenges, capturing the results. This provides real proof that the headline user workflows function end to end.</w:t>
       </w:r>
     </w:p>
     <w:bookmarkEnd w:id="14"/>
-    <w:bookmarkStart w:id="15" w:name="Xe5c0b9484c2706131a5e705eca910482f01e090"/>
+    <w:bookmarkStart w:id="15" w:name="Xf7afb59cbef64acf0da7700cc194ddabe925e93"/>
     <w:p>
       <w:pPr>
         <w:pStyle w:val="Heading2"/>
       </w:pPr>
       <w:r>
-        <w:t xml:space="preserve">HXC-138 — Run the end-to-end challenge suite against a running server</w:t>
+        <w:t xml:space="preserve">HXC-144 — Server leaks goroutines under sustained DDoS-flood load (chaos test)</w:t>
       </w:r>
     </w:p>
     <w:p>
@@ -2565,7 +2565,7 @@
         <w:t xml:space="preserve"> </w:t>
       </w:r>
       <w:r>
-        <w:t xml:space="preserve">Task</w:t>
+        <w:t xml:space="preserve">Bug</w:t>
       </w:r>
       <w:r>
         <w:t xml:space="preserve"> </w:t>
@@ -2581,7 +2581,7 @@
         <w:t xml:space="preserve"> </w:t>
       </w:r>
       <w:r>
-        <w:t xml:space="preserve">Low</w:t>
+        <w:t xml:space="preserve">Medium</w:t>
       </w:r>
       <w:r>
         <w:t xml:space="preserve"> </w:t>
@@ -2605,17 +2605,17 @@
         <w:pStyle w:val="BodyText"/>
       </w:pPr>
       <w:r>
-        <w:t xml:space="preserve">The end-to-end challenge runner can now launch all its scenarios (a missing option was just fixed), but the scenarios still need to be executed against a live server with a real model to confirm the complete user journeys work. The work is to stand up a server and run the challenges, capturing the results. This provides real proof that the headline user workflows function end to end.</w:t>
+        <w:t xml:space="preserve">Under the sustained request-flood chaos test against the real running server, the goroutine count grew by 5 which exceeds the tolerance of 4, signalling a goroutine leak in a request-handling path when the server is hammered. Left unaddressed this degrades long-running server stability under load. The work is to find the leaking goroutine (likely an unclosed channel, context, or connection in a hot handler) and fix it so the count stays within tolerance under flood. Evidence: docs/qa/infra_retest_20260712_hxc122_138/EVIDENCE.md (Server 7/8).</w:t>
       </w:r>
     </w:p>
     <w:bookmarkEnd w:id="15"/>
-    <w:bookmarkStart w:id="16" w:name="Xf7afb59cbef64acf0da7700cc194ddabe925e93"/>
+    <w:bookmarkStart w:id="16" w:name="X5cd0de2ff8245a6eb254a3c9edeabbe6d1f4b1d"/>
     <w:p>
       <w:pPr>
         <w:pStyle w:val="Heading2"/>
       </w:pPr>
       <w:r>
-        <w:t xml:space="preserve">HXC-144 — Server leaks goroutines under sustained DDoS-flood load (chaos test)</w:t>
+        <w:t xml:space="preserve">HXC-145 — Configured Xiaomi model mimo-v2-flash is rejected by the real Xiaomi API</w:t>
       </w:r>
     </w:p>
     <w:p>
@@ -2665,7 +2665,7 @@
         <w:t xml:space="preserve"> </w:t>
       </w:r>
       <w:r>
-        <w:t xml:space="preserve">Medium</w:t>
+        <w:t xml:space="preserve">Low</w:t>
       </w:r>
       <w:r>
         <w:t xml:space="preserve"> </w:t>
@@ -2689,17 +2689,17 @@
         <w:pStyle w:val="BodyText"/>
       </w:pPr>
       <w:r>
-        <w:t xml:space="preserve">Under the sustained request-flood chaos test against the real running server, the goroutine count grew by 5 which exceeds the tolerance of 4, signalling a goroutine leak in a request-handling path when the server is hammered. Left unaddressed this degrades long-running server stability under load. The work is to find the leaking goroutine (likely an unclosed channel, context, or connection in a hot handler) and fix it so the count stays within tolerance under flood. Evidence: docs/qa/infra_retest_20260712_hxc122_138/EVIDENCE.md (Server 7/8).</w:t>
+        <w:t xml:space="preserve">During the real-infra retest the Xiaomi provider chaos tests failed 2 of 5 because the model id configured for Xiaomi (mimo-v2-flash) is rejected by the live Xiaomi API, indicating the configured model name is stale or wrong. Users selecting the Xiaomi provider with that model would get errors. The work is to determine the correct current Xiaomi model id (from the provider or the verifier as single source of truth) and update the configuration so Xiaomi requests succeed. Evidence: docs/qa/infra_retest_20260712_hxc122_138/EVIDENCE.md (Xiaomi 3/5).</w:t>
       </w:r>
     </w:p>
     <w:bookmarkEnd w:id="16"/>
-    <w:bookmarkStart w:id="17" w:name="X5cd0de2ff8245a6eb254a3c9edeabbe6d1f4b1d"/>
+    <w:bookmarkStart w:id="17" w:name="X1e6955bfb01c2f30828a0de030cdb79ef273697"/>
     <w:p>
       <w:pPr>
         <w:pStyle w:val="Heading2"/>
       </w:pPr>
       <w:r>
-        <w:t xml:space="preserve">HXC-145 — Configured Xiaomi model mimo-v2-flash is rejected by the real Xiaomi API</w:t>
+        <w:t xml:space="preserve">HXC-146 — E2E challenge runner interfaces (cli/rest/tui/websocket) do not drive the real server HTTP API</w:t>
       </w:r>
     </w:p>
     <w:p>
@@ -2733,7 +2733,7 @@
         <w:t xml:space="preserve"> </w:t>
       </w:r>
       <w:r>
-        <w:t xml:space="preserve">Bug</w:t>
+        <w:t xml:space="preserve">Task</w:t>
       </w:r>
       <w:r>
         <w:t xml:space="preserve"> </w:t>
@@ -2749,7 +2749,7 @@
         <w:t xml:space="preserve"> </w:t>
       </w:r>
       <w:r>
-        <w:t xml:space="preserve">Low</w:t>
+        <w:t xml:space="preserve">Medium</w:t>
       </w:r>
       <w:r>
         <w:t xml:space="preserve"> </w:t>
@@ -2773,17 +2773,17 @@
         <w:pStyle w:val="BodyText"/>
       </w:pPr>
       <w:r>
-        <w:t xml:space="preserve">During the real-infra retest the Xiaomi provider chaos tests failed 2 of 5 because the model id configured for Xiaomi (mimo-v2-flash) is rejected by the live Xiaomi API, indicating the configured model name is stale or wrong. Users selecting the Xiaomi provider with that model would get errors. The work is to determine the correct current Xiaomi model id (from the provider or the verifier as single source of truth) and update the configuration so Xiaomi requests succeed. Evidence: docs/qa/infra_retest_20260712_hxc122_138/EVIDENCE.md (Xiaomi 3/5).</w:t>
+        <w:t xml:space="preserve">The e2e challenge runner advertises multiple interface modes (cli, rest, tui, websocket) but none of them actually exercises the HelixCode server’s real HTTP API during a run, so the challenges validate the runner’s own logic rather than the shipped server endpoints. This is a documentation-versus-implementation gap that weakens the end-to-end proof. The work is to wire the challenge runner’s interfaces to genuinely call the running server’s HTTP API so the challenges prove the real user-facing endpoints work. Discovered 2026-07-12 real-infra retest. Evidence: docs/qa/infra_retest_20260712_hxc122_138/hxc138_challenge_report.json.</w:t>
       </w:r>
     </w:p>
     <w:bookmarkEnd w:id="17"/>
-    <w:bookmarkStart w:id="18" w:name="X1e6955bfb01c2f30828a0de030cdb79ef273697"/>
+    <w:bookmarkStart w:id="18" w:name="X4f8444fe8b182f00b17120899bac2253f4208db"/>
     <w:p>
       <w:pPr>
         <w:pStyle w:val="Heading2"/>
       </w:pPr>
       <w:r>
-        <w:t xml:space="preserve">HXC-146 — E2E challenge runner interfaces (cli/rest/tui/websocket) do not drive the real server HTTP API</w:t>
+        <w:t xml:space="preserve">HXC-147 — OpenRouter provider automation test nil-pointer panics on stale model deepseek-r1-free</w:t>
       </w:r>
     </w:p>
     <w:p>
@@ -2817,7 +2817,7 @@
         <w:t xml:space="preserve"> </w:t>
       </w:r>
       <w:r>
-        <w:t xml:space="preserve">Task</w:t>
+        <w:t xml:space="preserve">Bug</w:t>
       </w:r>
       <w:r>
         <w:t xml:space="preserve"> </w:t>
@@ -2857,17 +2857,17 @@
         <w:pStyle w:val="BodyText"/>
       </w:pPr>
       <w:r>
-        <w:t xml:space="preserve">The e2e challenge runner advertises multiple interface modes (cli, rest, tui, websocket) but none of them actually exercises the HelixCode server’s real HTTP API during a run, so the challenges validate the runner’s own logic rather than the shipped server endpoints. This is a documentation-versus-implementation gap that weakens the end-to-end proof. The work is to wire the challenge runner’s interfaces to genuinely call the running server’s HTTP API so the challenges prove the real user-facing endpoints work. Discovered 2026-07-12 real-infra retest. Evidence: docs/qa/infra_retest_20260712_hxc122_138/hxc138_challenge_report.json.</w:t>
+        <w:t xml:space="preserve">Running the (now-compilable) automation test binary against the live OpenRouter API, TestAllFreeProvidersAutomation Provider_OpenRouter BasicGeneration panics with a nil-pointer dereference: the configured free model id deepseek-r1-free is stale/rejected and the code path is missing a nil-check on the error before using the response. Users of the OpenRouter free provider with that model would hit the same crash. The work is to correct the free-provider model id (sourced from the verifier as single source of truth) and add the missing nil-check so a rejected model degrades gracefully instead of panicking. NOTE this environment has live provider API keys set so provider tests spend real money; guard/skip accordingly. Found 2026-07-12.</w:t>
       </w:r>
     </w:p>
     <w:bookmarkEnd w:id="18"/>
-    <w:bookmarkStart w:id="19" w:name="X4f8444fe8b182f00b17120899bac2253f4208db"/>
+    <w:bookmarkStart w:id="19" w:name="X609feba332ca6b94d16f2875935a670ea2c4d36"/>
     <w:p>
       <w:pPr>
         <w:pStyle w:val="Heading2"/>
       </w:pPr>
       <w:r>
-        <w:t xml:space="preserve">HXC-147 — OpenRouter provider automation test nil-pointer panics on stale model deepseek-r1-free</w:t>
+        <w:t xml:space="preserve">HXC-148 — Wire RAG retrieval-augmentation into the OpenAI/Anthropic wire-facade endpoints</w:t>
       </w:r>
     </w:p>
     <w:p>
@@ -2901,7 +2901,7 @@
         <w:t xml:space="preserve"> </w:t>
       </w:r>
       <w:r>
-        <w:t xml:space="preserve">Bug</w:t>
+        <w:t xml:space="preserve">Task</w:t>
       </w:r>
       <w:r>
         <w:t xml:space="preserve"> </w:t>
@@ -2917,7 +2917,7 @@
         <w:t xml:space="preserve"> </w:t>
       </w:r>
       <w:r>
-        <w:t xml:space="preserve">Medium</w:t>
+        <w:t xml:space="preserve">Low</w:t>
       </w:r>
       <w:r>
         <w:t xml:space="preserve"> </w:t>
@@ -2941,7 +2941,7 @@
         <w:pStyle w:val="BodyText"/>
       </w:pPr>
       <w:r>
-        <w:t xml:space="preserve">Running the (now-compilable) automation test binary against the live OpenRouter API, TestAllFreeProvidersAutomation Provider_OpenRouter BasicGeneration panics with a nil-pointer dereference: the configured free model id deepseek-r1-free is stale/rejected and the code path is missing a nil-check on the error before using the response. Users of the OpenRouter free provider with that model would hit the same crash. The work is to correct the free-provider model id (sourced from the verifier as single source of truth) and add the missing nil-check so a rejected model degrades gracefully instead of panicking. NOTE this environment has live provider API keys set so provider tests spend real money; guard/skip accordingly. Found 2026-07-12.</w:t>
+        <w:t xml:space="preserve">HXC-118 wired Retrieval-Augmented-Generation into the native server generate and stream endpoints and the CLI, but the OpenAI-compatible and Anthropic-compatible wire-facade endpoints (/v1/chat/completions and /v1/messages) still bypass RAG entirely, so clients using those compatibility surfaces do not get retrieval-augmentation even when it is enabled. The work is to apply the same applyRAGContext wiring to those facade handlers so RAG behaves consistently across every generate surface. This is a smaller secondary surface than the native path already fixed. Found during HXC-118 review 2026-07-12.</w:t>
       </w:r>
     </w:p>
     <w:bookmarkEnd w:id="19"/>

--- a/docs/Issues.docx
+++ b/docs/Issues.docx
@@ -2,7 +2,7 @@
 <file path=word/document.xml><?xml version="1.0" encoding="utf-8"?>
 <w:document xmlns:w="http://schemas.openxmlformats.org/wordprocessingml/2006/main" xmlns:m="http://schemas.openxmlformats.org/officeDocument/2006/math" xmlns:r="http://schemas.openxmlformats.org/officeDocument/2006/relationships" xmlns:o="urn:schemas-microsoft-com:office:office" xmlns:v="urn:schemas-microsoft-com:vml" xmlns:w10="urn:schemas-microsoft-com:office:word" xmlns:a="http://schemas.openxmlformats.org/drawingml/2006/main" xmlns:pic="http://schemas.openxmlformats.org/drawingml/2006/picture" xmlns:wp="http://schemas.openxmlformats.org/drawingml/2006/wordprocessingDrawing">
   <w:body>
-    <w:bookmarkStart w:id="20" w:name="helixcode-open-issues-tracker"/>
+    <w:bookmarkStart w:id="19" w:name="helixcode-open-issues-tracker"/>
     <w:p>
       <w:pPr>
         <w:pStyle w:val="Heading1"/>
@@ -2525,13 +2525,13 @@
       </w:r>
     </w:p>
     <w:bookmarkEnd w:id="14"/>
-    <w:bookmarkStart w:id="15" w:name="Xf7afb59cbef64acf0da7700cc194ddabe925e93"/>
+    <w:bookmarkStart w:id="15" w:name="X5cd0de2ff8245a6eb254a3c9edeabbe6d1f4b1d"/>
     <w:p>
       <w:pPr>
         <w:pStyle w:val="Heading2"/>
       </w:pPr>
       <w:r>
-        <w:t xml:space="preserve">HXC-144 — Server leaks goroutines under sustained DDoS-flood load (chaos test)</w:t>
+        <w:t xml:space="preserve">HXC-145 — Configured Xiaomi model mimo-v2-flash is rejected by the real Xiaomi API</w:t>
       </w:r>
     </w:p>
     <w:p>
@@ -2581,7 +2581,7 @@
         <w:t xml:space="preserve"> </w:t>
       </w:r>
       <w:r>
-        <w:t xml:space="preserve">Medium</w:t>
+        <w:t xml:space="preserve">Low</w:t>
       </w:r>
       <w:r>
         <w:t xml:space="preserve"> </w:t>
@@ -2605,17 +2605,17 @@
         <w:pStyle w:val="BodyText"/>
       </w:pPr>
       <w:r>
-        <w:t xml:space="preserve">Under the sustained request-flood chaos test against the real running server, the goroutine count grew by 5 which exceeds the tolerance of 4, signalling a goroutine leak in a request-handling path when the server is hammered. Left unaddressed this degrades long-running server stability under load. The work is to find the leaking goroutine (likely an unclosed channel, context, or connection in a hot handler) and fix it so the count stays within tolerance under flood. Evidence: docs/qa/infra_retest_20260712_hxc122_138/EVIDENCE.md (Server 7/8).</w:t>
+        <w:t xml:space="preserve">During the real-infra retest the Xiaomi provider chaos tests failed 2 of 5 because the model id configured for Xiaomi (mimo-v2-flash) is rejected by the live Xiaomi API, indicating the configured model name is stale or wrong. Users selecting the Xiaomi provider with that model would get errors. The work is to determine the correct current Xiaomi model id (from the provider or the verifier as single source of truth) and update the configuration so Xiaomi requests succeed. Evidence: docs/qa/infra_retest_20260712_hxc122_138/EVIDENCE.md (Xiaomi 3/5).</w:t>
       </w:r>
     </w:p>
     <w:bookmarkEnd w:id="15"/>
-    <w:bookmarkStart w:id="16" w:name="X5cd0de2ff8245a6eb254a3c9edeabbe6d1f4b1d"/>
+    <w:bookmarkStart w:id="16" w:name="X1e6955bfb01c2f30828a0de030cdb79ef273697"/>
     <w:p>
       <w:pPr>
         <w:pStyle w:val="Heading2"/>
       </w:pPr>
       <w:r>
-        <w:t xml:space="preserve">HXC-145 — Configured Xiaomi model mimo-v2-flash is rejected by the real Xiaomi API</w:t>
+        <w:t xml:space="preserve">HXC-146 — E2E challenge runner interfaces (cli/rest/tui/websocket) do not drive the real server HTTP API</w:t>
       </w:r>
     </w:p>
     <w:p>
@@ -2649,7 +2649,7 @@
         <w:t xml:space="preserve"> </w:t>
       </w:r>
       <w:r>
-        <w:t xml:space="preserve">Bug</w:t>
+        <w:t xml:space="preserve">Task</w:t>
       </w:r>
       <w:r>
         <w:t xml:space="preserve"> </w:t>
@@ -2665,7 +2665,7 @@
         <w:t xml:space="preserve"> </w:t>
       </w:r>
       <w:r>
-        <w:t xml:space="preserve">Low</w:t>
+        <w:t xml:space="preserve">Medium</w:t>
       </w:r>
       <w:r>
         <w:t xml:space="preserve"> </w:t>
@@ -2689,17 +2689,17 @@
         <w:pStyle w:val="BodyText"/>
       </w:pPr>
       <w:r>
-        <w:t xml:space="preserve">During the real-infra retest the Xiaomi provider chaos tests failed 2 of 5 because the model id configured for Xiaomi (mimo-v2-flash) is rejected by the live Xiaomi API, indicating the configured model name is stale or wrong. Users selecting the Xiaomi provider with that model would get errors. The work is to determine the correct current Xiaomi model id (from the provider or the verifier as single source of truth) and update the configuration so Xiaomi requests succeed. Evidence: docs/qa/infra_retest_20260712_hxc122_138/EVIDENCE.md (Xiaomi 3/5).</w:t>
+        <w:t xml:space="preserve">The e2e challenge runner advertises multiple interface modes (cli, rest, tui, websocket) but none of them actually exercises the HelixCode server’s real HTTP API during a run, so the challenges validate the runner’s own logic rather than the shipped server endpoints. This is a documentation-versus-implementation gap that weakens the end-to-end proof. The work is to wire the challenge runner’s interfaces to genuinely call the running server’s HTTP API so the challenges prove the real user-facing endpoints work. Discovered 2026-07-12 real-infra retest. Evidence: docs/qa/infra_retest_20260712_hxc122_138/hxc138_challenge_report.json.</w:t>
       </w:r>
     </w:p>
     <w:bookmarkEnd w:id="16"/>
-    <w:bookmarkStart w:id="17" w:name="X1e6955bfb01c2f30828a0de030cdb79ef273697"/>
+    <w:bookmarkStart w:id="17" w:name="X4f8444fe8b182f00b17120899bac2253f4208db"/>
     <w:p>
       <w:pPr>
         <w:pStyle w:val="Heading2"/>
       </w:pPr>
       <w:r>
-        <w:t xml:space="preserve">HXC-146 — E2E challenge runner interfaces (cli/rest/tui/websocket) do not drive the real server HTTP API</w:t>
+        <w:t xml:space="preserve">HXC-147 — OpenRouter provider automation test nil-pointer panics on stale model deepseek-r1-free</w:t>
       </w:r>
     </w:p>
     <w:p>
@@ -2733,7 +2733,7 @@
         <w:t xml:space="preserve"> </w:t>
       </w:r>
       <w:r>
-        <w:t xml:space="preserve">Task</w:t>
+        <w:t xml:space="preserve">Bug</w:t>
       </w:r>
       <w:r>
         <w:t xml:space="preserve"> </w:t>
@@ -2773,17 +2773,17 @@
         <w:pStyle w:val="BodyText"/>
       </w:pPr>
       <w:r>
-        <w:t xml:space="preserve">The e2e challenge runner advertises multiple interface modes (cli, rest, tui, websocket) but none of them actually exercises the HelixCode server’s real HTTP API during a run, so the challenges validate the runner’s own logic rather than the shipped server endpoints. This is a documentation-versus-implementation gap that weakens the end-to-end proof. The work is to wire the challenge runner’s interfaces to genuinely call the running server’s HTTP API so the challenges prove the real user-facing endpoints work. Discovered 2026-07-12 real-infra retest. Evidence: docs/qa/infra_retest_20260712_hxc122_138/hxc138_challenge_report.json.</w:t>
+        <w:t xml:space="preserve">Running the (now-compilable) automation test binary against the live OpenRouter API, TestAllFreeProvidersAutomation Provider_OpenRouter BasicGeneration panics with a nil-pointer dereference: the configured free model id deepseek-r1-free is stale/rejected and the code path is missing a nil-check on the error before using the response. Users of the OpenRouter free provider with that model would hit the same crash. The work is to correct the free-provider model id (sourced from the verifier as single source of truth) and add the missing nil-check so a rejected model degrades gracefully instead of panicking. NOTE this environment has live provider API keys set so provider tests spend real money; guard/skip accordingly. Found 2026-07-12.</w:t>
       </w:r>
     </w:p>
     <w:bookmarkEnd w:id="17"/>
-    <w:bookmarkStart w:id="18" w:name="X4f8444fe8b182f00b17120899bac2253f4208db"/>
+    <w:bookmarkStart w:id="18" w:name="X609feba332ca6b94d16f2875935a670ea2c4d36"/>
     <w:p>
       <w:pPr>
         <w:pStyle w:val="Heading2"/>
       </w:pPr>
       <w:r>
-        <w:t xml:space="preserve">HXC-147 — OpenRouter provider automation test nil-pointer panics on stale model deepseek-r1-free</w:t>
+        <w:t xml:space="preserve">HXC-148 — Wire RAG retrieval-augmentation into the OpenAI/Anthropic wire-facade endpoints</w:t>
       </w:r>
     </w:p>
     <w:p>
@@ -2817,7 +2817,7 @@
         <w:t xml:space="preserve"> </w:t>
       </w:r>
       <w:r>
-        <w:t xml:space="preserve">Bug</w:t>
+        <w:t xml:space="preserve">Task</w:t>
       </w:r>
       <w:r>
         <w:t xml:space="preserve"> </w:t>
@@ -2833,7 +2833,7 @@
         <w:t xml:space="preserve"> </w:t>
       </w:r>
       <w:r>
-        <w:t xml:space="preserve">Medium</w:t>
+        <w:t xml:space="preserve">Low</w:t>
       </w:r>
       <w:r>
         <w:t xml:space="preserve"> </w:t>
@@ -2857,95 +2857,11 @@
         <w:pStyle w:val="BodyText"/>
       </w:pPr>
       <w:r>
-        <w:t xml:space="preserve">Running the (now-compilable) automation test binary against the live OpenRouter API, TestAllFreeProvidersAutomation Provider_OpenRouter BasicGeneration panics with a nil-pointer dereference: the configured free model id deepseek-r1-free is stale/rejected and the code path is missing a nil-check on the error before using the response. Users of the OpenRouter free provider with that model would hit the same crash. The work is to correct the free-provider model id (sourced from the verifier as single source of truth) and add the missing nil-check so a rejected model degrades gracefully instead of panicking. NOTE this environment has live provider API keys set so provider tests spend real money; guard/skip accordingly. Found 2026-07-12.</w:t>
+        <w:t xml:space="preserve">HXC-118 wired Retrieval-Augmented-Generation into the native server generate and stream endpoints and the CLI, but the OpenAI-compatible and Anthropic-compatible wire-facade endpoints (/v1/chat/completions and /v1/messages) still bypass RAG entirely, so clients using those compatibility surfaces do not get retrieval-augmentation even when it is enabled. The work is to apply the same applyRAGContext wiring to those facade handlers so RAG behaves consistently across every generate surface. This is a smaller secondary surface than the native path already fixed. Found during HXC-118 review 2026-07-12.</w:t>
       </w:r>
     </w:p>
     <w:bookmarkEnd w:id="18"/>
-    <w:bookmarkStart w:id="19" w:name="X609feba332ca6b94d16f2875935a670ea2c4d36"/>
-    <w:p>
-      <w:pPr>
-        <w:pStyle w:val="Heading2"/>
-      </w:pPr>
-      <w:r>
-        <w:t xml:space="preserve">HXC-148 — Wire RAG retrieval-augmentation into the OpenAI/Anthropic wire-facade endpoints</w:t>
-      </w:r>
-    </w:p>
-    <w:p>
-      <w:pPr>
-        <w:pStyle w:val="FirstParagraph"/>
-      </w:pPr>
-      <w:r>
-        <w:rPr>
-          <w:b/>
-          <w:bCs/>
-        </w:rPr>
-        <w:t xml:space="preserve">Status:</w:t>
-      </w:r>
-      <w:r>
-        <w:t xml:space="preserve"> </w:t>
-      </w:r>
-      <w:r>
-        <w:t xml:space="preserve">Queued</w:t>
-      </w:r>
-      <w:r>
-        <w:t xml:space="preserve"> </w:t>
-      </w:r>
-      <w:r>
-        <w:rPr>
-          <w:b/>
-          <w:bCs/>
-        </w:rPr>
-        <w:t xml:space="preserve">Type:</w:t>
-      </w:r>
-      <w:r>
-        <w:t xml:space="preserve"> </w:t>
-      </w:r>
-      <w:r>
-        <w:t xml:space="preserve">Task</w:t>
-      </w:r>
-      <w:r>
-        <w:t xml:space="preserve"> </w:t>
-      </w:r>
-      <w:r>
-        <w:rPr>
-          <w:b/>
-          <w:bCs/>
-        </w:rPr>
-        <w:t xml:space="preserve">Severity:</w:t>
-      </w:r>
-      <w:r>
-        <w:t xml:space="preserve"> </w:t>
-      </w:r>
-      <w:r>
-        <w:t xml:space="preserve">Low</w:t>
-      </w:r>
-      <w:r>
-        <w:t xml:space="preserve"> </w:t>
-      </w:r>
-      <w:r>
-        <w:rPr>
-          <w:b/>
-          <w:bCs/>
-        </w:rPr>
-        <w:t xml:space="preserve">Created-By:</w:t>
-      </w:r>
-      <w:r>
-        <w:t xml:space="preserve"> </w:t>
-      </w:r>
-      <w:r>
-        <w:t xml:space="preserve">Claude</w:t>
-      </w:r>
-    </w:p>
-    <w:p>
-      <w:pPr>
-        <w:pStyle w:val="BodyText"/>
-      </w:pPr>
-      <w:r>
-        <w:t xml:space="preserve">HXC-118 wired Retrieval-Augmented-Generation into the native server generate and stream endpoints and the CLI, but the OpenAI-compatible and Anthropic-compatible wire-facade endpoints (/v1/chat/completions and /v1/messages) still bypass RAG entirely, so clients using those compatibility surfaces do not get retrieval-augmentation even when it is enabled. The work is to apply the same applyRAGContext wiring to those facade handlers so RAG behaves consistently across every generate surface. This is a smaller secondary surface than the native path already fixed. Found during HXC-118 review 2026-07-12.</w:t>
-      </w:r>
-    </w:p>
     <w:bookmarkEnd w:id="19"/>
-    <w:bookmarkEnd w:id="20"/>
     <w:sectPr>
       <w:footnotePr>
         <w:numRestart w:val="eachSect"/>

--- a/docs/Issues.docx
+++ b/docs/Issues.docx
@@ -2273,13 +2273,13 @@
       </w:r>
     </w:p>
     <w:bookmarkEnd w:id="11"/>
-    <w:bookmarkStart w:id="12" w:name="X7168da4de5f2d2c60117a713485cc4d3f54b921"/>
+    <w:bookmarkStart w:id="12" w:name="X14cf2054f0d6232efe903a1c4542755a8432c0d"/>
     <w:p>
       <w:pPr>
         <w:pStyle w:val="Heading2"/>
       </w:pPr>
       <w:r>
-        <w:t xml:space="preserve">HXC-122 — Memory and automation test suites mostly skip themselves without a running server</w:t>
+        <w:t xml:space="preserve">HXC-136 — Verify the remaining automated test types run with real captured evidence</w:t>
       </w:r>
     </w:p>
     <w:p>
@@ -2353,17 +2353,17 @@
         <w:pStyle w:val="BodyText"/>
       </w:pPr>
       <w:r>
-        <w:t xml:space="preserve">Two categories of tests, memory-usage and end-to-end automation, skip most of their cases by default because they require a live server or special environment flags not set in normal runs. In practice these areas are largely unverified even though the tests appear to exist. The work provides a documented, repeatable way to run them against real infrastructure so they actually execute and prove the behavior. Memory and automation behavior then becomes genuinely tested rather than merely scaffolded.</w:t>
+        <w:t xml:space="preserve">Several mandated automated test categories — load/denial-of-service, scaling, stress and chaos, and user-interface/experience — were not exercised in the latest real-infrastructure run, so their current health is unconfirmed. The work is to run each of these test types against real infrastructure and capture proof of the results. This completes the promised full test-type coverage and confirms the product holds up under load and adverse conditions.</w:t>
       </w:r>
     </w:p>
     <w:bookmarkEnd w:id="12"/>
-    <w:bookmarkStart w:id="13" w:name="X14cf2054f0d6232efe903a1c4542755a8432c0d"/>
+    <w:bookmarkStart w:id="13" w:name="Xe5c0b9484c2706131a5e705eca910482f01e090"/>
     <w:p>
       <w:pPr>
         <w:pStyle w:val="Heading2"/>
       </w:pPr>
       <w:r>
-        <w:t xml:space="preserve">HXC-136 — Verify the remaining automated test types run with real captured evidence</w:t>
+        <w:t xml:space="preserve">HXC-138 — Run the end-to-end challenge suite against a running server</w:t>
       </w:r>
     </w:p>
     <w:p>
@@ -2413,7 +2413,7 @@
         <w:t xml:space="preserve"> </w:t>
       </w:r>
       <w:r>
-        <w:t xml:space="preserve">Medium</w:t>
+        <w:t xml:space="preserve">Low</w:t>
       </w:r>
       <w:r>
         <w:t xml:space="preserve"> </w:t>
@@ -2437,17 +2437,17 @@
         <w:pStyle w:val="BodyText"/>
       </w:pPr>
       <w:r>
-        <w:t xml:space="preserve">Several mandated automated test categories — load/denial-of-service, scaling, stress and chaos, and user-interface/experience — were not exercised in the latest real-infrastructure run, so their current health is unconfirmed. The work is to run each of these test types against real infrastructure and capture proof of the results. This completes the promised full test-type coverage and confirms the product holds up under load and adverse conditions.</w:t>
+        <w:t xml:space="preserve">The end-to-end challenge runner can now launch all its scenarios (a missing option was just fixed), but the scenarios still need to be executed against a live server with a real model to confirm the complete user journeys work. The work is to stand up a server and run the challenges, capturing the results. This provides real proof that the headline user workflows function end to end.</w:t>
       </w:r>
     </w:p>
     <w:bookmarkEnd w:id="13"/>
-    <w:bookmarkStart w:id="14" w:name="Xe5c0b9484c2706131a5e705eca910482f01e090"/>
+    <w:bookmarkStart w:id="14" w:name="X5cd0de2ff8245a6eb254a3c9edeabbe6d1f4b1d"/>
     <w:p>
       <w:pPr>
         <w:pStyle w:val="Heading2"/>
       </w:pPr>
       <w:r>
-        <w:t xml:space="preserve">HXC-138 — Run the end-to-end challenge suite against a running server</w:t>
+        <w:t xml:space="preserve">HXC-145 — Configured Xiaomi model mimo-v2-flash is rejected by the real Xiaomi API</w:t>
       </w:r>
     </w:p>
     <w:p>
@@ -2481,7 +2481,7 @@
         <w:t xml:space="preserve"> </w:t>
       </w:r>
       <w:r>
-        <w:t xml:space="preserve">Task</w:t>
+        <w:t xml:space="preserve">Bug</w:t>
       </w:r>
       <w:r>
         <w:t xml:space="preserve"> </w:t>
@@ -2521,17 +2521,17 @@
         <w:pStyle w:val="BodyText"/>
       </w:pPr>
       <w:r>
-        <w:t xml:space="preserve">The end-to-end challenge runner can now launch all its scenarios (a missing option was just fixed), but the scenarios still need to be executed against a live server with a real model to confirm the complete user journeys work. The work is to stand up a server and run the challenges, capturing the results. This provides real proof that the headline user workflows function end to end.</w:t>
+        <w:t xml:space="preserve">During the real-infra retest the Xiaomi provider chaos tests failed 2 of 5 because the model id configured for Xiaomi (mimo-v2-flash) is rejected by the live Xiaomi API, indicating the configured model name is stale or wrong. Users selecting the Xiaomi provider with that model would get errors. The work is to determine the correct current Xiaomi model id (from the provider or the verifier as single source of truth) and update the configuration so Xiaomi requests succeed. Evidence: docs/qa/infra_retest_20260712_hxc122_138/EVIDENCE.md (Xiaomi 3/5).</w:t>
       </w:r>
     </w:p>
     <w:bookmarkEnd w:id="14"/>
-    <w:bookmarkStart w:id="15" w:name="X5cd0de2ff8245a6eb254a3c9edeabbe6d1f4b1d"/>
+    <w:bookmarkStart w:id="15" w:name="X1e6955bfb01c2f30828a0de030cdb79ef273697"/>
     <w:p>
       <w:pPr>
         <w:pStyle w:val="Heading2"/>
       </w:pPr>
       <w:r>
-        <w:t xml:space="preserve">HXC-145 — Configured Xiaomi model mimo-v2-flash is rejected by the real Xiaomi API</w:t>
+        <w:t xml:space="preserve">HXC-146 — E2E challenge runner interfaces (cli/rest/tui/websocket) do not drive the real server HTTP API</w:t>
       </w:r>
     </w:p>
     <w:p>
@@ -2565,7 +2565,7 @@
         <w:t xml:space="preserve"> </w:t>
       </w:r>
       <w:r>
-        <w:t xml:space="preserve">Bug</w:t>
+        <w:t xml:space="preserve">Task</w:t>
       </w:r>
       <w:r>
         <w:t xml:space="preserve"> </w:t>
@@ -2581,7 +2581,7 @@
         <w:t xml:space="preserve"> </w:t>
       </w:r>
       <w:r>
-        <w:t xml:space="preserve">Low</w:t>
+        <w:t xml:space="preserve">Medium</w:t>
       </w:r>
       <w:r>
         <w:t xml:space="preserve"> </w:t>
@@ -2605,17 +2605,17 @@
         <w:pStyle w:val="BodyText"/>
       </w:pPr>
       <w:r>
-        <w:t xml:space="preserve">During the real-infra retest the Xiaomi provider chaos tests failed 2 of 5 because the model id configured for Xiaomi (mimo-v2-flash) is rejected by the live Xiaomi API, indicating the configured model name is stale or wrong. Users selecting the Xiaomi provider with that model would get errors. The work is to determine the correct current Xiaomi model id (from the provider or the verifier as single source of truth) and update the configuration so Xiaomi requests succeed. Evidence: docs/qa/infra_retest_20260712_hxc122_138/EVIDENCE.md (Xiaomi 3/5).</w:t>
+        <w:t xml:space="preserve">The e2e challenge runner advertises multiple interface modes (cli, rest, tui, websocket) but none of them actually exercises the HelixCode server’s real HTTP API during a run, so the challenges validate the runner’s own logic rather than the shipped server endpoints. This is a documentation-versus-implementation gap that weakens the end-to-end proof. The work is to wire the challenge runner’s interfaces to genuinely call the running server’s HTTP API so the challenges prove the real user-facing endpoints work. Discovered 2026-07-12 real-infra retest. Evidence: docs/qa/infra_retest_20260712_hxc122_138/hxc138_challenge_report.json.</w:t>
       </w:r>
     </w:p>
     <w:bookmarkEnd w:id="15"/>
-    <w:bookmarkStart w:id="16" w:name="X1e6955bfb01c2f30828a0de030cdb79ef273697"/>
+    <w:bookmarkStart w:id="16" w:name="X4f8444fe8b182f00b17120899bac2253f4208db"/>
     <w:p>
       <w:pPr>
         <w:pStyle w:val="Heading2"/>
       </w:pPr>
       <w:r>
-        <w:t xml:space="preserve">HXC-146 — E2E challenge runner interfaces (cli/rest/tui/websocket) do not drive the real server HTTP API</w:t>
+        <w:t xml:space="preserve">HXC-147 — OpenRouter provider automation test nil-pointer panics on stale model deepseek-r1-free</w:t>
       </w:r>
     </w:p>
     <w:p>
@@ -2649,7 +2649,7 @@
         <w:t xml:space="preserve"> </w:t>
       </w:r>
       <w:r>
-        <w:t xml:space="preserve">Task</w:t>
+        <w:t xml:space="preserve">Bug</w:t>
       </w:r>
       <w:r>
         <w:t xml:space="preserve"> </w:t>
@@ -2689,17 +2689,17 @@
         <w:pStyle w:val="BodyText"/>
       </w:pPr>
       <w:r>
-        <w:t xml:space="preserve">The e2e challenge runner advertises multiple interface modes (cli, rest, tui, websocket) but none of them actually exercises the HelixCode server’s real HTTP API during a run, so the challenges validate the runner’s own logic rather than the shipped server endpoints. This is a documentation-versus-implementation gap that weakens the end-to-end proof. The work is to wire the challenge runner’s interfaces to genuinely call the running server’s HTTP API so the challenges prove the real user-facing endpoints work. Discovered 2026-07-12 real-infra retest. Evidence: docs/qa/infra_retest_20260712_hxc122_138/hxc138_challenge_report.json.</w:t>
+        <w:t xml:space="preserve">Running the (now-compilable) automation test binary against the live OpenRouter API, TestAllFreeProvidersAutomation Provider_OpenRouter BasicGeneration panics with a nil-pointer dereference: the configured free model id deepseek-r1-free is stale/rejected and the code path is missing a nil-check on the error before using the response. Users of the OpenRouter free provider with that model would hit the same crash. The work is to correct the free-provider model id (sourced from the verifier as single source of truth) and add the missing nil-check so a rejected model degrades gracefully instead of panicking. NOTE this environment has live provider API keys set so provider tests spend real money; guard/skip accordingly. Found 2026-07-12.</w:t>
       </w:r>
     </w:p>
     <w:bookmarkEnd w:id="16"/>
-    <w:bookmarkStart w:id="17" w:name="X4f8444fe8b182f00b17120899bac2253f4208db"/>
+    <w:bookmarkStart w:id="17" w:name="X609feba332ca6b94d16f2875935a670ea2c4d36"/>
     <w:p>
       <w:pPr>
         <w:pStyle w:val="Heading2"/>
       </w:pPr>
       <w:r>
-        <w:t xml:space="preserve">HXC-147 — OpenRouter provider automation test nil-pointer panics on stale model deepseek-r1-free</w:t>
+        <w:t xml:space="preserve">HXC-148 — Wire RAG retrieval-augmentation into the OpenAI/Anthropic wire-facade endpoints</w:t>
       </w:r>
     </w:p>
     <w:p>
@@ -2733,7 +2733,7 @@
         <w:t xml:space="preserve"> </w:t>
       </w:r>
       <w:r>
-        <w:t xml:space="preserve">Bug</w:t>
+        <w:t xml:space="preserve">Task</w:t>
       </w:r>
       <w:r>
         <w:t xml:space="preserve"> </w:t>
@@ -2749,7 +2749,7 @@
         <w:t xml:space="preserve"> </w:t>
       </w:r>
       <w:r>
-        <w:t xml:space="preserve">Medium</w:t>
+        <w:t xml:space="preserve">Low</w:t>
       </w:r>
       <w:r>
         <w:t xml:space="preserve"> </w:t>
@@ -2773,17 +2773,17 @@
         <w:pStyle w:val="BodyText"/>
       </w:pPr>
       <w:r>
-        <w:t xml:space="preserve">Running the (now-compilable) automation test binary against the live OpenRouter API, TestAllFreeProvidersAutomation Provider_OpenRouter BasicGeneration panics with a nil-pointer dereference: the configured free model id deepseek-r1-free is stale/rejected and the code path is missing a nil-check on the error before using the response. Users of the OpenRouter free provider with that model would hit the same crash. The work is to correct the free-provider model id (sourced from the verifier as single source of truth) and add the missing nil-check so a rejected model degrades gracefully instead of panicking. NOTE this environment has live provider API keys set so provider tests spend real money; guard/skip accordingly. Found 2026-07-12.</w:t>
+        <w:t xml:space="preserve">HXC-118 wired Retrieval-Augmented-Generation into the native server generate and stream endpoints and the CLI, but the OpenAI-compatible and Anthropic-compatible wire-facade endpoints (/v1/chat/completions and /v1/messages) still bypass RAG entirely, so clients using those compatibility surfaces do not get retrieval-augmentation even when it is enabled. The work is to apply the same applyRAGContext wiring to those facade handlers so RAG behaves consistently across every generate surface. This is a smaller secondary surface than the native path already fixed. Found during HXC-118 review 2026-07-12.</w:t>
       </w:r>
     </w:p>
     <w:bookmarkEnd w:id="17"/>
-    <w:bookmarkStart w:id="18" w:name="X609feba332ca6b94d16f2875935a670ea2c4d36"/>
+    <w:bookmarkStart w:id="18" w:name="X1bfa01b20f2031679f4f158332873cc0a994d24"/>
     <w:p>
       <w:pPr>
         <w:pStyle w:val="Heading2"/>
       </w:pPr>
       <w:r>
-        <w:t xml:space="preserve">HXC-148 — Wire RAG retrieval-augmentation into the OpenAI/Anthropic wire-facade endpoints</w:t>
+        <w:t xml:space="preserve">HXC-149 — Stale git gitlink at pre-rename path containers breaks git submodule walk</w:t>
       </w:r>
     </w:p>
     <w:p>
@@ -2817,7 +2817,7 @@
         <w:t xml:space="preserve"> </w:t>
       </w:r>
       <w:r>
-        <w:t xml:space="preserve">Task</w:t>
+        <w:t xml:space="preserve">Bug</w:t>
       </w:r>
       <w:r>
         <w:t xml:space="preserve"> </w:t>
@@ -2833,7 +2833,7 @@
         <w:t xml:space="preserve"> </w:t>
       </w:r>
       <w:r>
-        <w:t xml:space="preserve">Low</w:t>
+        <w:t xml:space="preserve">Medium</w:t>
       </w:r>
       <w:r>
         <w:t xml:space="preserve"> </w:t>
@@ -2857,7 +2857,16 @@
         <w:pStyle w:val="BodyText"/>
       </w:pPr>
       <w:r>
-        <w:t xml:space="preserve">HXC-118 wired Retrieval-Augmented-Generation into the native server generate and stream endpoints and the CLI, but the OpenAI-compatible and Anthropic-compatible wire-facade endpoints (/v1/chat/completions and /v1/messages) still bypass RAG entirely, so clients using those compatibility surfaces do not get retrieval-augmentation even when it is enabled. The work is to apply the same applyRAGContext wiring to those facade handlers so RAG behaves consistently across every generate surface. This is a smaller secondary surface than the native path already fixed. Found during HXC-118 review 2026-07-12.</w:t>
+        <w:t xml:space="preserve">The main repository git index carries a stale submodule gitlink at the old top-level path containers (from before the rename to submodules/containers), but .gitmodules only maps submodules/containers. As a result git submodule status and git submodule foreach abort mid-walk with</w:t>
+      </w:r>
+      <w:r>
+        <w:t xml:space="preserve"> </w:t>
+      </w:r>
+      <w:r>
+        <w:t xml:space="preserve">‘no submodule mapping found in .gitmodules for path containers’</w:t>
+      </w:r>
+      <w:r>
+        <w:t xml:space="preserve">, so any release or maintenance script that walks all submodules unfiltered fails partway. The work is to remove the stale cached gitlink (git rm –cached containers) so the submodule set is consistent with .gitmodules and submodule-walking tooling completes. Found by the 2026-07-12 release-readiness survey. Low runtime risk but blocks release automation; the fix is a git-index-only change, reversible.</w:t>
       </w:r>
     </w:p>
     <w:bookmarkEnd w:id="18"/>

--- a/docs/Issues.docx
+++ b/docs/Issues.docx
@@ -2,7 +2,7 @@
 <file path=word/document.xml><?xml version="1.0" encoding="utf-8"?>
 <w:document xmlns:w="http://schemas.openxmlformats.org/wordprocessingml/2006/main" xmlns:m="http://schemas.openxmlformats.org/officeDocument/2006/math" xmlns:r="http://schemas.openxmlformats.org/officeDocument/2006/relationships" xmlns:o="urn:schemas-microsoft-com:office:office" xmlns:v="urn:schemas-microsoft-com:vml" xmlns:w10="urn:schemas-microsoft-com:office:word" xmlns:a="http://schemas.openxmlformats.org/drawingml/2006/main" xmlns:pic="http://schemas.openxmlformats.org/drawingml/2006/picture" xmlns:wp="http://schemas.openxmlformats.org/drawingml/2006/wordprocessingDrawing">
   <w:body>
-    <w:bookmarkStart w:id="19" w:name="helixcode-open-issues-tracker"/>
+    <w:bookmarkStart w:id="18" w:name="helixcode-open-issues-tracker"/>
     <w:p>
       <w:pPr>
         <w:pStyle w:val="Heading1"/>
@@ -2273,13 +2273,13 @@
       </w:r>
     </w:p>
     <w:bookmarkEnd w:id="11"/>
-    <w:bookmarkStart w:id="12" w:name="X14cf2054f0d6232efe903a1c4542755a8432c0d"/>
+    <w:bookmarkStart w:id="12" w:name="X5cd0de2ff8245a6eb254a3c9edeabbe6d1f4b1d"/>
     <w:p>
       <w:pPr>
         <w:pStyle w:val="Heading2"/>
       </w:pPr>
       <w:r>
-        <w:t xml:space="preserve">HXC-136 — Verify the remaining automated test types run with real captured evidence</w:t>
+        <w:t xml:space="preserve">HXC-145 — Configured Xiaomi model mimo-v2-flash is rejected by the real Xiaomi API</w:t>
       </w:r>
     </w:p>
     <w:p>
@@ -2313,7 +2313,7 @@
         <w:t xml:space="preserve"> </w:t>
       </w:r>
       <w:r>
-        <w:t xml:space="preserve">Task</w:t>
+        <w:t xml:space="preserve">Bug</w:t>
       </w:r>
       <w:r>
         <w:t xml:space="preserve"> </w:t>
@@ -2329,7 +2329,7 @@
         <w:t xml:space="preserve"> </w:t>
       </w:r>
       <w:r>
-        <w:t xml:space="preserve">Medium</w:t>
+        <w:t xml:space="preserve">Low</w:t>
       </w:r>
       <w:r>
         <w:t xml:space="preserve"> </w:t>
@@ -2353,17 +2353,17 @@
         <w:pStyle w:val="BodyText"/>
       </w:pPr>
       <w:r>
-        <w:t xml:space="preserve">Several mandated automated test categories — load/denial-of-service, scaling, stress and chaos, and user-interface/experience — were not exercised in the latest real-infrastructure run, so their current health is unconfirmed. The work is to run each of these test types against real infrastructure and capture proof of the results. This completes the promised full test-type coverage and confirms the product holds up under load and adverse conditions.</w:t>
+        <w:t xml:space="preserve">During the real-infra retest the Xiaomi provider chaos tests failed 2 of 5 because the model id configured for Xiaomi (mimo-v2-flash) is rejected by the live Xiaomi API, indicating the configured model name is stale or wrong. Users selecting the Xiaomi provider with that model would get errors. The work is to determine the correct current Xiaomi model id (from the provider or the verifier as single source of truth) and update the configuration so Xiaomi requests succeed. Evidence: docs/qa/infra_retest_20260712_hxc122_138/EVIDENCE.md (Xiaomi 3/5).</w:t>
       </w:r>
     </w:p>
     <w:bookmarkEnd w:id="12"/>
-    <w:bookmarkStart w:id="13" w:name="Xe5c0b9484c2706131a5e705eca910482f01e090"/>
+    <w:bookmarkStart w:id="13" w:name="X1e6955bfb01c2f30828a0de030cdb79ef273697"/>
     <w:p>
       <w:pPr>
         <w:pStyle w:val="Heading2"/>
       </w:pPr>
       <w:r>
-        <w:t xml:space="preserve">HXC-138 — Run the end-to-end challenge suite against a running server</w:t>
+        <w:t xml:space="preserve">HXC-146 — E2E challenge runner interfaces (cli/rest/tui/websocket) do not drive the real server HTTP API</w:t>
       </w:r>
     </w:p>
     <w:p>
@@ -2413,7 +2413,7 @@
         <w:t xml:space="preserve"> </w:t>
       </w:r>
       <w:r>
-        <w:t xml:space="preserve">Low</w:t>
+        <w:t xml:space="preserve">Medium</w:t>
       </w:r>
       <w:r>
         <w:t xml:space="preserve"> </w:t>
@@ -2437,17 +2437,17 @@
         <w:pStyle w:val="BodyText"/>
       </w:pPr>
       <w:r>
-        <w:t xml:space="preserve">The end-to-end challenge runner can now launch all its scenarios (a missing option was just fixed), but the scenarios still need to be executed against a live server with a real model to confirm the complete user journeys work. The work is to stand up a server and run the challenges, capturing the results. This provides real proof that the headline user workflows function end to end.</w:t>
+        <w:t xml:space="preserve">The e2e challenge runner advertises multiple interface modes (cli, rest, tui, websocket) but none of them actually exercises the HelixCode server’s real HTTP API during a run, so the challenges validate the runner’s own logic rather than the shipped server endpoints. This is a documentation-versus-implementation gap that weakens the end-to-end proof. The work is to wire the challenge runner’s interfaces to genuinely call the running server’s HTTP API so the challenges prove the real user-facing endpoints work. Discovered 2026-07-12 real-infra retest. Evidence: docs/qa/infra_retest_20260712_hxc122_138/hxc138_challenge_report.json.</w:t>
       </w:r>
     </w:p>
     <w:bookmarkEnd w:id="13"/>
-    <w:bookmarkStart w:id="14" w:name="X5cd0de2ff8245a6eb254a3c9edeabbe6d1f4b1d"/>
+    <w:bookmarkStart w:id="14" w:name="X4f8444fe8b182f00b17120899bac2253f4208db"/>
     <w:p>
       <w:pPr>
         <w:pStyle w:val="Heading2"/>
       </w:pPr>
       <w:r>
-        <w:t xml:space="preserve">HXC-145 — Configured Xiaomi model mimo-v2-flash is rejected by the real Xiaomi API</w:t>
+        <w:t xml:space="preserve">HXC-147 — OpenRouter provider automation test nil-pointer panics on stale model deepseek-r1-free</w:t>
       </w:r>
     </w:p>
     <w:p>
@@ -2497,7 +2497,7 @@
         <w:t xml:space="preserve"> </w:t>
       </w:r>
       <w:r>
-        <w:t xml:space="preserve">Low</w:t>
+        <w:t xml:space="preserve">Medium</w:t>
       </w:r>
       <w:r>
         <w:t xml:space="preserve"> </w:t>
@@ -2521,17 +2521,17 @@
         <w:pStyle w:val="BodyText"/>
       </w:pPr>
       <w:r>
-        <w:t xml:space="preserve">During the real-infra retest the Xiaomi provider chaos tests failed 2 of 5 because the model id configured for Xiaomi (mimo-v2-flash) is rejected by the live Xiaomi API, indicating the configured model name is stale or wrong. Users selecting the Xiaomi provider with that model would get errors. The work is to determine the correct current Xiaomi model id (from the provider or the verifier as single source of truth) and update the configuration so Xiaomi requests succeed. Evidence: docs/qa/infra_retest_20260712_hxc122_138/EVIDENCE.md (Xiaomi 3/5).</w:t>
+        <w:t xml:space="preserve">Running the (now-compilable) automation test binary against the live OpenRouter API, TestAllFreeProvidersAutomation Provider_OpenRouter BasicGeneration panics with a nil-pointer dereference: the configured free model id deepseek-r1-free is stale/rejected and the code path is missing a nil-check on the error before using the response. Users of the OpenRouter free provider with that model would hit the same crash. The work is to correct the free-provider model id (sourced from the verifier as single source of truth) and add the missing nil-check so a rejected model degrades gracefully instead of panicking. NOTE this environment has live provider API keys set so provider tests spend real money; guard/skip accordingly. Found 2026-07-12.</w:t>
       </w:r>
     </w:p>
     <w:bookmarkEnd w:id="14"/>
-    <w:bookmarkStart w:id="15" w:name="X1e6955bfb01c2f30828a0de030cdb79ef273697"/>
+    <w:bookmarkStart w:id="15" w:name="X609feba332ca6b94d16f2875935a670ea2c4d36"/>
     <w:p>
       <w:pPr>
         <w:pStyle w:val="Heading2"/>
       </w:pPr>
       <w:r>
-        <w:t xml:space="preserve">HXC-146 — E2E challenge runner interfaces (cli/rest/tui/websocket) do not drive the real server HTTP API</w:t>
+        <w:t xml:space="preserve">HXC-148 — Wire RAG retrieval-augmentation into the OpenAI/Anthropic wire-facade endpoints</w:t>
       </w:r>
     </w:p>
     <w:p>
@@ -2581,7 +2581,7 @@
         <w:t xml:space="preserve"> </w:t>
       </w:r>
       <w:r>
-        <w:t xml:space="preserve">Medium</w:t>
+        <w:t xml:space="preserve">Low</w:t>
       </w:r>
       <w:r>
         <w:t xml:space="preserve"> </w:t>
@@ -2605,17 +2605,17 @@
         <w:pStyle w:val="BodyText"/>
       </w:pPr>
       <w:r>
-        <w:t xml:space="preserve">The e2e challenge runner advertises multiple interface modes (cli, rest, tui, websocket) but none of them actually exercises the HelixCode server’s real HTTP API during a run, so the challenges validate the runner’s own logic rather than the shipped server endpoints. This is a documentation-versus-implementation gap that weakens the end-to-end proof. The work is to wire the challenge runner’s interfaces to genuinely call the running server’s HTTP API so the challenges prove the real user-facing endpoints work. Discovered 2026-07-12 real-infra retest. Evidence: docs/qa/infra_retest_20260712_hxc122_138/hxc138_challenge_report.json.</w:t>
+        <w:t xml:space="preserve">HXC-118 wired Retrieval-Augmented-Generation into the native server generate and stream endpoints and the CLI, but the OpenAI-compatible and Anthropic-compatible wire-facade endpoints (/v1/chat/completions and /v1/messages) still bypass RAG entirely, so clients using those compatibility surfaces do not get retrieval-augmentation even when it is enabled. The work is to apply the same applyRAGContext wiring to those facade handlers so RAG behaves consistently across every generate surface. This is a smaller secondary surface than the native path already fixed. Found during HXC-118 review 2026-07-12.</w:t>
       </w:r>
     </w:p>
     <w:bookmarkEnd w:id="15"/>
-    <w:bookmarkStart w:id="16" w:name="X4f8444fe8b182f00b17120899bac2253f4208db"/>
+    <w:bookmarkStart w:id="16" w:name="X1bfa01b20f2031679f4f158332873cc0a994d24"/>
     <w:p>
       <w:pPr>
         <w:pStyle w:val="Heading2"/>
       </w:pPr>
       <w:r>
-        <w:t xml:space="preserve">HXC-147 — OpenRouter provider automation test nil-pointer panics on stale model deepseek-r1-free</w:t>
+        <w:t xml:space="preserve">HXC-149 — Stale git gitlink at pre-rename path containers breaks git submodule walk</w:t>
       </w:r>
     </w:p>
     <w:p>
@@ -2689,17 +2689,26 @@
         <w:pStyle w:val="BodyText"/>
       </w:pPr>
       <w:r>
-        <w:t xml:space="preserve">Running the (now-compilable) automation test binary against the live OpenRouter API, TestAllFreeProvidersAutomation Provider_OpenRouter BasicGeneration panics with a nil-pointer dereference: the configured free model id deepseek-r1-free is stale/rejected and the code path is missing a nil-check on the error before using the response. Users of the OpenRouter free provider with that model would hit the same crash. The work is to correct the free-provider model id (sourced from the verifier as single source of truth) and add the missing nil-check so a rejected model degrades gracefully instead of panicking. NOTE this environment has live provider API keys set so provider tests spend real money; guard/skip accordingly. Found 2026-07-12.</w:t>
+        <w:t xml:space="preserve">The main repository git index carries a stale submodule gitlink at the old top-level path containers (from before the rename to submodules/containers), but .gitmodules only maps submodules/containers. As a result git submodule status and git submodule foreach abort mid-walk with</w:t>
+      </w:r>
+      <w:r>
+        <w:t xml:space="preserve"> </w:t>
+      </w:r>
+      <w:r>
+        <w:t xml:space="preserve">‘no submodule mapping found in .gitmodules for path containers’</w:t>
+      </w:r>
+      <w:r>
+        <w:t xml:space="preserve">, so any release or maintenance script that walks all submodules unfiltered fails partway. The work is to remove the stale cached gitlink (git rm –cached containers) so the submodule set is consistent with .gitmodules and submodule-walking tooling completes. Found by the 2026-07-12 release-readiness survey. Low runtime risk but blocks release automation; the fix is a git-index-only change, reversible.</w:t>
       </w:r>
     </w:p>
     <w:bookmarkEnd w:id="16"/>
-    <w:bookmarkStart w:id="17" w:name="X609feba332ca6b94d16f2875935a670ea2c4d36"/>
+    <w:bookmarkStart w:id="17" w:name="Xdea3912bfc0de0ae455e3900f8c216bb5b0d800"/>
     <w:p>
       <w:pPr>
         <w:pStyle w:val="Heading2"/>
       </w:pPr>
       <w:r>
-        <w:t xml:space="preserve">HXC-148 — Wire RAG retrieval-augmentation into the OpenAI/Anthropic wire-facade endpoints</w:t>
+        <w:t xml:space="preserve">HXC-150 — tests/ddos env-var names (TEST_PG_/TEST_REDIS_) mismatch .env.full-test causing false SKIP</w:t>
       </w:r>
     </w:p>
     <w:p>
@@ -2733,7 +2742,7 @@
         <w:t xml:space="preserve"> </w:t>
       </w:r>
       <w:r>
-        <w:t xml:space="preserve">Task</w:t>
+        <w:t xml:space="preserve">Bug</w:t>
       </w:r>
       <w:r>
         <w:t xml:space="preserve"> </w:t>
@@ -2773,104 +2782,11 @@
         <w:pStyle w:val="BodyText"/>
       </w:pPr>
       <w:r>
-        <w:t xml:space="preserve">HXC-118 wired Retrieval-Augmented-Generation into the native server generate and stream endpoints and the CLI, but the OpenAI-compatible and Anthropic-compatible wire-facade endpoints (/v1/chat/completions and /v1/messages) still bypass RAG entirely, so clients using those compatibility surfaces do not get retrieval-augmentation even when it is enabled. The work is to apply the same applyRAGContext wiring to those facade handlers so RAG behaves consistently across every generate surface. This is a smaller secondary surface than the native path already fixed. Found during HXC-118 review 2026-07-12.</w:t>
+        <w:t xml:space="preserve">The load/DDoS test harness (tests/ddos, -tags=integration) reads TEST_PG_* and TEST_REDIS_* environment variables to reach the real Postgres and Redis, but the projects .env.full-test only exports HELIX_DATABASE_* and HELIX_REDIS_*, and the defaults do not match the container credentials. So under the normal make test-load-full workflow the suite falsely SKIPs even when infra is fully healthy (it only ran once the correct credentials were passed manually during the 2026-07-12 retest). The work is to align the harness env-var names/defaults with .env.full-test so load/DDoS executes out of the box. Low severity, test-harness only.</w:t>
       </w:r>
     </w:p>
     <w:bookmarkEnd w:id="17"/>
-    <w:bookmarkStart w:id="18" w:name="X1bfa01b20f2031679f4f158332873cc0a994d24"/>
-    <w:p>
-      <w:pPr>
-        <w:pStyle w:val="Heading2"/>
-      </w:pPr>
-      <w:r>
-        <w:t xml:space="preserve">HXC-149 — Stale git gitlink at pre-rename path containers breaks git submodule walk</w:t>
-      </w:r>
-    </w:p>
-    <w:p>
-      <w:pPr>
-        <w:pStyle w:val="FirstParagraph"/>
-      </w:pPr>
-      <w:r>
-        <w:rPr>
-          <w:b/>
-          <w:bCs/>
-        </w:rPr>
-        <w:t xml:space="preserve">Status:</w:t>
-      </w:r>
-      <w:r>
-        <w:t xml:space="preserve"> </w:t>
-      </w:r>
-      <w:r>
-        <w:t xml:space="preserve">Queued</w:t>
-      </w:r>
-      <w:r>
-        <w:t xml:space="preserve"> </w:t>
-      </w:r>
-      <w:r>
-        <w:rPr>
-          <w:b/>
-          <w:bCs/>
-        </w:rPr>
-        <w:t xml:space="preserve">Type:</w:t>
-      </w:r>
-      <w:r>
-        <w:t xml:space="preserve"> </w:t>
-      </w:r>
-      <w:r>
-        <w:t xml:space="preserve">Bug</w:t>
-      </w:r>
-      <w:r>
-        <w:t xml:space="preserve"> </w:t>
-      </w:r>
-      <w:r>
-        <w:rPr>
-          <w:b/>
-          <w:bCs/>
-        </w:rPr>
-        <w:t xml:space="preserve">Severity:</w:t>
-      </w:r>
-      <w:r>
-        <w:t xml:space="preserve"> </w:t>
-      </w:r>
-      <w:r>
-        <w:t xml:space="preserve">Medium</w:t>
-      </w:r>
-      <w:r>
-        <w:t xml:space="preserve"> </w:t>
-      </w:r>
-      <w:r>
-        <w:rPr>
-          <w:b/>
-          <w:bCs/>
-        </w:rPr>
-        <w:t xml:space="preserve">Created-By:</w:t>
-      </w:r>
-      <w:r>
-        <w:t xml:space="preserve"> </w:t>
-      </w:r>
-      <w:r>
-        <w:t xml:space="preserve">Claude</w:t>
-      </w:r>
-    </w:p>
-    <w:p>
-      <w:pPr>
-        <w:pStyle w:val="BodyText"/>
-      </w:pPr>
-      <w:r>
-        <w:t xml:space="preserve">The main repository git index carries a stale submodule gitlink at the old top-level path containers (from before the rename to submodules/containers), but .gitmodules only maps submodules/containers. As a result git submodule status and git submodule foreach abort mid-walk with</w:t>
-      </w:r>
-      <w:r>
-        <w:t xml:space="preserve"> </w:t>
-      </w:r>
-      <w:r>
-        <w:t xml:space="preserve">‘no submodule mapping found in .gitmodules for path containers’</w:t>
-      </w:r>
-      <w:r>
-        <w:t xml:space="preserve">, so any release or maintenance script that walks all submodules unfiltered fails partway. The work is to remove the stale cached gitlink (git rm –cached containers) so the submodule set is consistent with .gitmodules and submodule-walking tooling completes. Found by the 2026-07-12 release-readiness survey. Low runtime risk but blocks release automation; the fix is a git-index-only change, reversible.</w:t>
-      </w:r>
-    </w:p>
     <w:bookmarkEnd w:id="18"/>
-    <w:bookmarkEnd w:id="19"/>
     <w:sectPr>
       <w:footnotePr>
         <w:numRestart w:val="eachSect"/>

--- a/docs/Issues.docx
+++ b/docs/Issues.docx
@@ -2,7 +2,7 @@
 <file path=word/document.xml><?xml version="1.0" encoding="utf-8"?>
 <w:document xmlns:w="http://schemas.openxmlformats.org/wordprocessingml/2006/main" xmlns:m="http://schemas.openxmlformats.org/officeDocument/2006/math" xmlns:r="http://schemas.openxmlformats.org/officeDocument/2006/relationships" xmlns:o="urn:schemas-microsoft-com:office:office" xmlns:v="urn:schemas-microsoft-com:vml" xmlns:w10="urn:schemas-microsoft-com:office:word" xmlns:a="http://schemas.openxmlformats.org/drawingml/2006/main" xmlns:pic="http://schemas.openxmlformats.org/drawingml/2006/picture" xmlns:wp="http://schemas.openxmlformats.org/drawingml/2006/wordprocessingDrawing">
   <w:body>
-    <w:bookmarkStart w:id="18" w:name="helixcode-open-issues-tracker"/>
+    <w:bookmarkStart w:id="17" w:name="helixcode-open-issues-tracker"/>
     <w:p>
       <w:pPr>
         <w:pStyle w:val="Heading1"/>
@@ -2702,91 +2702,7 @@
       </w:r>
     </w:p>
     <w:bookmarkEnd w:id="16"/>
-    <w:bookmarkStart w:id="17" w:name="Xdea3912bfc0de0ae455e3900f8c216bb5b0d800"/>
-    <w:p>
-      <w:pPr>
-        <w:pStyle w:val="Heading2"/>
-      </w:pPr>
-      <w:r>
-        <w:t xml:space="preserve">HXC-150 — tests/ddos env-var names (TEST_PG_/TEST_REDIS_) mismatch .env.full-test causing false SKIP</w:t>
-      </w:r>
-    </w:p>
-    <w:p>
-      <w:pPr>
-        <w:pStyle w:val="FirstParagraph"/>
-      </w:pPr>
-      <w:r>
-        <w:rPr>
-          <w:b/>
-          <w:bCs/>
-        </w:rPr>
-        <w:t xml:space="preserve">Status:</w:t>
-      </w:r>
-      <w:r>
-        <w:t xml:space="preserve"> </w:t>
-      </w:r>
-      <w:r>
-        <w:t xml:space="preserve">Queued</w:t>
-      </w:r>
-      <w:r>
-        <w:t xml:space="preserve"> </w:t>
-      </w:r>
-      <w:r>
-        <w:rPr>
-          <w:b/>
-          <w:bCs/>
-        </w:rPr>
-        <w:t xml:space="preserve">Type:</w:t>
-      </w:r>
-      <w:r>
-        <w:t xml:space="preserve"> </w:t>
-      </w:r>
-      <w:r>
-        <w:t xml:space="preserve">Bug</w:t>
-      </w:r>
-      <w:r>
-        <w:t xml:space="preserve"> </w:t>
-      </w:r>
-      <w:r>
-        <w:rPr>
-          <w:b/>
-          <w:bCs/>
-        </w:rPr>
-        <w:t xml:space="preserve">Severity:</w:t>
-      </w:r>
-      <w:r>
-        <w:t xml:space="preserve"> </w:t>
-      </w:r>
-      <w:r>
-        <w:t xml:space="preserve">Low</w:t>
-      </w:r>
-      <w:r>
-        <w:t xml:space="preserve"> </w:t>
-      </w:r>
-      <w:r>
-        <w:rPr>
-          <w:b/>
-          <w:bCs/>
-        </w:rPr>
-        <w:t xml:space="preserve">Created-By:</w:t>
-      </w:r>
-      <w:r>
-        <w:t xml:space="preserve"> </w:t>
-      </w:r>
-      <w:r>
-        <w:t xml:space="preserve">Claude</w:t>
-      </w:r>
-    </w:p>
-    <w:p>
-      <w:pPr>
-        <w:pStyle w:val="BodyText"/>
-      </w:pPr>
-      <w:r>
-        <w:t xml:space="preserve">The load/DDoS test harness (tests/ddos, -tags=integration) reads TEST_PG_* and TEST_REDIS_* environment variables to reach the real Postgres and Redis, but the projects .env.full-test only exports HELIX_DATABASE_* and HELIX_REDIS_*, and the defaults do not match the container credentials. So under the normal make test-load-full workflow the suite falsely SKIPs even when infra is fully healthy (it only ran once the correct credentials were passed manually during the 2026-07-12 retest). The work is to align the harness env-var names/defaults with .env.full-test so load/DDoS executes out of the box. Low severity, test-harness only.</w:t>
-      </w:r>
-    </w:p>
     <w:bookmarkEnd w:id="17"/>
-    <w:bookmarkEnd w:id="18"/>
     <w:sectPr>
       <w:footnotePr>
         <w:numRestart w:val="eachSect"/>

--- a/docs/Issues.docx
+++ b/docs/Issues.docx
@@ -2,7 +2,7 @@
 <file path=word/document.xml><?xml version="1.0" encoding="utf-8"?>
 <w:document xmlns:w="http://schemas.openxmlformats.org/wordprocessingml/2006/main" xmlns:m="http://schemas.openxmlformats.org/officeDocument/2006/math" xmlns:r="http://schemas.openxmlformats.org/officeDocument/2006/relationships" xmlns:o="urn:schemas-microsoft-com:office:office" xmlns:v="urn:schemas-microsoft-com:vml" xmlns:w10="urn:schemas-microsoft-com:office:word" xmlns:a="http://schemas.openxmlformats.org/drawingml/2006/main" xmlns:pic="http://schemas.openxmlformats.org/drawingml/2006/picture" xmlns:wp="http://schemas.openxmlformats.org/drawingml/2006/wordprocessingDrawing">
   <w:body>
-    <w:bookmarkStart w:id="17" w:name="helixcode-open-issues-tracker"/>
+    <w:bookmarkStart w:id="16" w:name="helixcode-open-issues-tracker"/>
     <w:p>
       <w:pPr>
         <w:pStyle w:val="Heading1"/>
@@ -2525,13 +2525,13 @@
       </w:r>
     </w:p>
     <w:bookmarkEnd w:id="14"/>
-    <w:bookmarkStart w:id="15" w:name="X609feba332ca6b94d16f2875935a670ea2c4d36"/>
+    <w:bookmarkStart w:id="15" w:name="X1bfa01b20f2031679f4f158332873cc0a994d24"/>
     <w:p>
       <w:pPr>
         <w:pStyle w:val="Heading2"/>
       </w:pPr>
       <w:r>
-        <w:t xml:space="preserve">HXC-148 — Wire RAG retrieval-augmentation into the OpenAI/Anthropic wire-facade endpoints</w:t>
+        <w:t xml:space="preserve">HXC-149 — Stale git gitlink at pre-rename path containers breaks git submodule walk</w:t>
       </w:r>
     </w:p>
     <w:p>
@@ -2565,7 +2565,7 @@
         <w:t xml:space="preserve"> </w:t>
       </w:r>
       <w:r>
-        <w:t xml:space="preserve">Task</w:t>
+        <w:t xml:space="preserve">Bug</w:t>
       </w:r>
       <w:r>
         <w:t xml:space="preserve"> </w:t>
@@ -2581,7 +2581,7 @@
         <w:t xml:space="preserve"> </w:t>
       </w:r>
       <w:r>
-        <w:t xml:space="preserve">Low</w:t>
+        <w:t xml:space="preserve">Medium</w:t>
       </w:r>
       <w:r>
         <w:t xml:space="preserve"> </w:t>
@@ -2605,104 +2605,20 @@
         <w:pStyle w:val="BodyText"/>
       </w:pPr>
       <w:r>
-        <w:t xml:space="preserve">HXC-118 wired Retrieval-Augmented-Generation into the native server generate and stream endpoints and the CLI, but the OpenAI-compatible and Anthropic-compatible wire-facade endpoints (/v1/chat/completions and /v1/messages) still bypass RAG entirely, so clients using those compatibility surfaces do not get retrieval-augmentation even when it is enabled. The work is to apply the same applyRAGContext wiring to those facade handlers so RAG behaves consistently across every generate surface. This is a smaller secondary surface than the native path already fixed. Found during HXC-118 review 2026-07-12.</w:t>
+        <w:t xml:space="preserve">The main repository git index carries a stale submodule gitlink at the old top-level path containers (from before the rename to submodules/containers), but .gitmodules only maps submodules/containers. As a result git submodule status and git submodule foreach abort mid-walk with</w:t>
+      </w:r>
+      <w:r>
+        <w:t xml:space="preserve"> </w:t>
+      </w:r>
+      <w:r>
+        <w:t xml:space="preserve">‘no submodule mapping found in .gitmodules for path containers’</w:t>
+      </w:r>
+      <w:r>
+        <w:t xml:space="preserve">, so any release or maintenance script that walks all submodules unfiltered fails partway. The work is to remove the stale cached gitlink (git rm –cached containers) so the submodule set is consistent with .gitmodules and submodule-walking tooling completes. Found by the 2026-07-12 release-readiness survey. Low runtime risk but blocks release automation; the fix is a git-index-only change, reversible.</w:t>
       </w:r>
     </w:p>
     <w:bookmarkEnd w:id="15"/>
-    <w:bookmarkStart w:id="16" w:name="X1bfa01b20f2031679f4f158332873cc0a994d24"/>
-    <w:p>
-      <w:pPr>
-        <w:pStyle w:val="Heading2"/>
-      </w:pPr>
-      <w:r>
-        <w:t xml:space="preserve">HXC-149 — Stale git gitlink at pre-rename path containers breaks git submodule walk</w:t>
-      </w:r>
-    </w:p>
-    <w:p>
-      <w:pPr>
-        <w:pStyle w:val="FirstParagraph"/>
-      </w:pPr>
-      <w:r>
-        <w:rPr>
-          <w:b/>
-          <w:bCs/>
-        </w:rPr>
-        <w:t xml:space="preserve">Status:</w:t>
-      </w:r>
-      <w:r>
-        <w:t xml:space="preserve"> </w:t>
-      </w:r>
-      <w:r>
-        <w:t xml:space="preserve">Queued</w:t>
-      </w:r>
-      <w:r>
-        <w:t xml:space="preserve"> </w:t>
-      </w:r>
-      <w:r>
-        <w:rPr>
-          <w:b/>
-          <w:bCs/>
-        </w:rPr>
-        <w:t xml:space="preserve">Type:</w:t>
-      </w:r>
-      <w:r>
-        <w:t xml:space="preserve"> </w:t>
-      </w:r>
-      <w:r>
-        <w:t xml:space="preserve">Bug</w:t>
-      </w:r>
-      <w:r>
-        <w:t xml:space="preserve"> </w:t>
-      </w:r>
-      <w:r>
-        <w:rPr>
-          <w:b/>
-          <w:bCs/>
-        </w:rPr>
-        <w:t xml:space="preserve">Severity:</w:t>
-      </w:r>
-      <w:r>
-        <w:t xml:space="preserve"> </w:t>
-      </w:r>
-      <w:r>
-        <w:t xml:space="preserve">Medium</w:t>
-      </w:r>
-      <w:r>
-        <w:t xml:space="preserve"> </w:t>
-      </w:r>
-      <w:r>
-        <w:rPr>
-          <w:b/>
-          <w:bCs/>
-        </w:rPr>
-        <w:t xml:space="preserve">Created-By:</w:t>
-      </w:r>
-      <w:r>
-        <w:t xml:space="preserve"> </w:t>
-      </w:r>
-      <w:r>
-        <w:t xml:space="preserve">Claude</w:t>
-      </w:r>
-    </w:p>
-    <w:p>
-      <w:pPr>
-        <w:pStyle w:val="BodyText"/>
-      </w:pPr>
-      <w:r>
-        <w:t xml:space="preserve">The main repository git index carries a stale submodule gitlink at the old top-level path containers (from before the rename to submodules/containers), but .gitmodules only maps submodules/containers. As a result git submodule status and git submodule foreach abort mid-walk with</w:t>
-      </w:r>
-      <w:r>
-        <w:t xml:space="preserve"> </w:t>
-      </w:r>
-      <w:r>
-        <w:t xml:space="preserve">‘no submodule mapping found in .gitmodules for path containers’</w:t>
-      </w:r>
-      <w:r>
-        <w:t xml:space="preserve">, so any release or maintenance script that walks all submodules unfiltered fails partway. The work is to remove the stale cached gitlink (git rm –cached containers) so the submodule set is consistent with .gitmodules and submodule-walking tooling completes. Found by the 2026-07-12 release-readiness survey. Low runtime risk but blocks release automation; the fix is a git-index-only change, reversible.</w:t>
-      </w:r>
-    </w:p>
     <w:bookmarkEnd w:id="16"/>
-    <w:bookmarkEnd w:id="17"/>
     <w:sectPr>
       <w:footnotePr>
         <w:numRestart w:val="eachSect"/>

--- a/docs/Issues.docx
+++ b/docs/Issues.docx
@@ -2,7 +2,7 @@
 <file path=word/document.xml><?xml version="1.0" encoding="utf-8"?>
 <w:document xmlns:w="http://schemas.openxmlformats.org/wordprocessingml/2006/main" xmlns:m="http://schemas.openxmlformats.org/officeDocument/2006/math" xmlns:r="http://schemas.openxmlformats.org/officeDocument/2006/relationships" xmlns:o="urn:schemas-microsoft-com:office:office" xmlns:v="urn:schemas-microsoft-com:vml" xmlns:w10="urn:schemas-microsoft-com:office:word" xmlns:a="http://schemas.openxmlformats.org/drawingml/2006/main" xmlns:pic="http://schemas.openxmlformats.org/drawingml/2006/picture" xmlns:wp="http://schemas.openxmlformats.org/drawingml/2006/wordprocessingDrawing">
   <w:body>
-    <w:bookmarkStart w:id="16" w:name="helixcode-open-issues-tracker"/>
+    <w:bookmarkStart w:id="15" w:name="helixcode-open-issues-tracker"/>
     <w:p>
       <w:pPr>
         <w:pStyle w:val="Heading1"/>
@@ -2525,100 +2525,7 @@
       </w:r>
     </w:p>
     <w:bookmarkEnd w:id="14"/>
-    <w:bookmarkStart w:id="15" w:name="X1bfa01b20f2031679f4f158332873cc0a994d24"/>
-    <w:p>
-      <w:pPr>
-        <w:pStyle w:val="Heading2"/>
-      </w:pPr>
-      <w:r>
-        <w:t xml:space="preserve">HXC-149 — Stale git gitlink at pre-rename path containers breaks git submodule walk</w:t>
-      </w:r>
-    </w:p>
-    <w:p>
-      <w:pPr>
-        <w:pStyle w:val="FirstParagraph"/>
-      </w:pPr>
-      <w:r>
-        <w:rPr>
-          <w:b/>
-          <w:bCs/>
-        </w:rPr>
-        <w:t xml:space="preserve">Status:</w:t>
-      </w:r>
-      <w:r>
-        <w:t xml:space="preserve"> </w:t>
-      </w:r>
-      <w:r>
-        <w:t xml:space="preserve">Queued</w:t>
-      </w:r>
-      <w:r>
-        <w:t xml:space="preserve"> </w:t>
-      </w:r>
-      <w:r>
-        <w:rPr>
-          <w:b/>
-          <w:bCs/>
-        </w:rPr>
-        <w:t xml:space="preserve">Type:</w:t>
-      </w:r>
-      <w:r>
-        <w:t xml:space="preserve"> </w:t>
-      </w:r>
-      <w:r>
-        <w:t xml:space="preserve">Bug</w:t>
-      </w:r>
-      <w:r>
-        <w:t xml:space="preserve"> </w:t>
-      </w:r>
-      <w:r>
-        <w:rPr>
-          <w:b/>
-          <w:bCs/>
-        </w:rPr>
-        <w:t xml:space="preserve">Severity:</w:t>
-      </w:r>
-      <w:r>
-        <w:t xml:space="preserve"> </w:t>
-      </w:r>
-      <w:r>
-        <w:t xml:space="preserve">Medium</w:t>
-      </w:r>
-      <w:r>
-        <w:t xml:space="preserve"> </w:t>
-      </w:r>
-      <w:r>
-        <w:rPr>
-          <w:b/>
-          <w:bCs/>
-        </w:rPr>
-        <w:t xml:space="preserve">Created-By:</w:t>
-      </w:r>
-      <w:r>
-        <w:t xml:space="preserve"> </w:t>
-      </w:r>
-      <w:r>
-        <w:t xml:space="preserve">Claude</w:t>
-      </w:r>
-    </w:p>
-    <w:p>
-      <w:pPr>
-        <w:pStyle w:val="BodyText"/>
-      </w:pPr>
-      <w:r>
-        <w:t xml:space="preserve">The main repository git index carries a stale submodule gitlink at the old top-level path containers (from before the rename to submodules/containers), but .gitmodules only maps submodules/containers. As a result git submodule status and git submodule foreach abort mid-walk with</w:t>
-      </w:r>
-      <w:r>
-        <w:t xml:space="preserve"> </w:t>
-      </w:r>
-      <w:r>
-        <w:t xml:space="preserve">‘no submodule mapping found in .gitmodules for path containers’</w:t>
-      </w:r>
-      <w:r>
-        <w:t xml:space="preserve">, so any release or maintenance script that walks all submodules unfiltered fails partway. The work is to remove the stale cached gitlink (git rm –cached containers) so the submodule set is consistent with .gitmodules and submodule-walking tooling completes. Found by the 2026-07-12 release-readiness survey. Low runtime risk but blocks release automation; the fix is a git-index-only change, reversible.</w:t>
-      </w:r>
-    </w:p>
     <w:bookmarkEnd w:id="15"/>
-    <w:bookmarkEnd w:id="16"/>
     <w:sectPr>
       <w:footnotePr>
         <w:numRestart w:val="eachSect"/>

--- a/docs/Issues.docx
+++ b/docs/Issues.docx
@@ -2,7 +2,7 @@
 <file path=word/document.xml><?xml version="1.0" encoding="utf-8"?>
 <w:document xmlns:w="http://schemas.openxmlformats.org/wordprocessingml/2006/main" xmlns:m="http://schemas.openxmlformats.org/officeDocument/2006/math" xmlns:r="http://schemas.openxmlformats.org/officeDocument/2006/relationships" xmlns:o="urn:schemas-microsoft-com:office:office" xmlns:v="urn:schemas-microsoft-com:vml" xmlns:w10="urn:schemas-microsoft-com:office:word" xmlns:a="http://schemas.openxmlformats.org/drawingml/2006/main" xmlns:pic="http://schemas.openxmlformats.org/drawingml/2006/picture" xmlns:wp="http://schemas.openxmlformats.org/drawingml/2006/wordprocessingDrawing">
   <w:body>
-    <w:bookmarkStart w:id="15" w:name="helixcode-open-issues-tracker"/>
+    <w:bookmarkStart w:id="13" w:name="helixcode-open-issues-tracker"/>
     <w:p>
       <w:pPr>
         <w:pStyle w:val="Heading1"/>
@@ -2273,13 +2273,13 @@
       </w:r>
     </w:p>
     <w:bookmarkEnd w:id="11"/>
-    <w:bookmarkStart w:id="12" w:name="X5cd0de2ff8245a6eb254a3c9edeabbe6d1f4b1d"/>
+    <w:bookmarkStart w:id="12" w:name="X1e6955bfb01c2f30828a0de030cdb79ef273697"/>
     <w:p>
       <w:pPr>
         <w:pStyle w:val="Heading2"/>
       </w:pPr>
       <w:r>
-        <w:t xml:space="preserve">HXC-145 — Configured Xiaomi model mimo-v2-flash is rejected by the real Xiaomi API</w:t>
+        <w:t xml:space="preserve">HXC-146 — E2E challenge runner interfaces (cli/rest/tui/websocket) do not drive the real server HTTP API</w:t>
       </w:r>
     </w:p>
     <w:p>
@@ -2313,7 +2313,7 @@
         <w:t xml:space="preserve"> </w:t>
       </w:r>
       <w:r>
-        <w:t xml:space="preserve">Bug</w:t>
+        <w:t xml:space="preserve">Task</w:t>
       </w:r>
       <w:r>
         <w:t xml:space="preserve"> </w:t>
@@ -2329,7 +2329,7 @@
         <w:t xml:space="preserve"> </w:t>
       </w:r>
       <w:r>
-        <w:t xml:space="preserve">Low</w:t>
+        <w:t xml:space="preserve">Medium</w:t>
       </w:r>
       <w:r>
         <w:t xml:space="preserve"> </w:t>
@@ -2353,179 +2353,11 @@
         <w:pStyle w:val="BodyText"/>
       </w:pPr>
       <w:r>
-        <w:t xml:space="preserve">During the real-infra retest the Xiaomi provider chaos tests failed 2 of 5 because the model id configured for Xiaomi (mimo-v2-flash) is rejected by the live Xiaomi API, indicating the configured model name is stale or wrong. Users selecting the Xiaomi provider with that model would get errors. The work is to determine the correct current Xiaomi model id (from the provider or the verifier as single source of truth) and update the configuration so Xiaomi requests succeed. Evidence: docs/qa/infra_retest_20260712_hxc122_138/EVIDENCE.md (Xiaomi 3/5).</w:t>
+        <w:t xml:space="preserve">The e2e challenge runner advertises multiple interface modes (cli, rest, tui, websocket) but none of them actually exercises the HelixCode server’s real HTTP API during a run, so the challenges validate the runner’s own logic rather than the shipped server endpoints. This is a documentation-versus-implementation gap that weakens the end-to-end proof. The work is to wire the challenge runner’s interfaces to genuinely call the running server’s HTTP API so the challenges prove the real user-facing endpoints work. Discovered 2026-07-12 real-infra retest. Evidence: docs/qa/infra_retest_20260712_hxc122_138/hxc138_challenge_report.json.</w:t>
       </w:r>
     </w:p>
     <w:bookmarkEnd w:id="12"/>
-    <w:bookmarkStart w:id="13" w:name="X1e6955bfb01c2f30828a0de030cdb79ef273697"/>
-    <w:p>
-      <w:pPr>
-        <w:pStyle w:val="Heading2"/>
-      </w:pPr>
-      <w:r>
-        <w:t xml:space="preserve">HXC-146 — E2E challenge runner interfaces (cli/rest/tui/websocket) do not drive the real server HTTP API</w:t>
-      </w:r>
-    </w:p>
-    <w:p>
-      <w:pPr>
-        <w:pStyle w:val="FirstParagraph"/>
-      </w:pPr>
-      <w:r>
-        <w:rPr>
-          <w:b/>
-          <w:bCs/>
-        </w:rPr>
-        <w:t xml:space="preserve">Status:</w:t>
-      </w:r>
-      <w:r>
-        <w:t xml:space="preserve"> </w:t>
-      </w:r>
-      <w:r>
-        <w:t xml:space="preserve">Queued</w:t>
-      </w:r>
-      <w:r>
-        <w:t xml:space="preserve"> </w:t>
-      </w:r>
-      <w:r>
-        <w:rPr>
-          <w:b/>
-          <w:bCs/>
-        </w:rPr>
-        <w:t xml:space="preserve">Type:</w:t>
-      </w:r>
-      <w:r>
-        <w:t xml:space="preserve"> </w:t>
-      </w:r>
-      <w:r>
-        <w:t xml:space="preserve">Task</w:t>
-      </w:r>
-      <w:r>
-        <w:t xml:space="preserve"> </w:t>
-      </w:r>
-      <w:r>
-        <w:rPr>
-          <w:b/>
-          <w:bCs/>
-        </w:rPr>
-        <w:t xml:space="preserve">Severity:</w:t>
-      </w:r>
-      <w:r>
-        <w:t xml:space="preserve"> </w:t>
-      </w:r>
-      <w:r>
-        <w:t xml:space="preserve">Medium</w:t>
-      </w:r>
-      <w:r>
-        <w:t xml:space="preserve"> </w:t>
-      </w:r>
-      <w:r>
-        <w:rPr>
-          <w:b/>
-          <w:bCs/>
-        </w:rPr>
-        <w:t xml:space="preserve">Created-By:</w:t>
-      </w:r>
-      <w:r>
-        <w:t xml:space="preserve"> </w:t>
-      </w:r>
-      <w:r>
-        <w:t xml:space="preserve">Claude</w:t>
-      </w:r>
-    </w:p>
-    <w:p>
-      <w:pPr>
-        <w:pStyle w:val="BodyText"/>
-      </w:pPr>
-      <w:r>
-        <w:t xml:space="preserve">The e2e challenge runner advertises multiple interface modes (cli, rest, tui, websocket) but none of them actually exercises the HelixCode server’s real HTTP API during a run, so the challenges validate the runner’s own logic rather than the shipped server endpoints. This is a documentation-versus-implementation gap that weakens the end-to-end proof. The work is to wire the challenge runner’s interfaces to genuinely call the running server’s HTTP API so the challenges prove the real user-facing endpoints work. Discovered 2026-07-12 real-infra retest. Evidence: docs/qa/infra_retest_20260712_hxc122_138/hxc138_challenge_report.json.</w:t>
-      </w:r>
-    </w:p>
     <w:bookmarkEnd w:id="13"/>
-    <w:bookmarkStart w:id="14" w:name="X4f8444fe8b182f00b17120899bac2253f4208db"/>
-    <w:p>
-      <w:pPr>
-        <w:pStyle w:val="Heading2"/>
-      </w:pPr>
-      <w:r>
-        <w:t xml:space="preserve">HXC-147 — OpenRouter provider automation test nil-pointer panics on stale model deepseek-r1-free</w:t>
-      </w:r>
-    </w:p>
-    <w:p>
-      <w:pPr>
-        <w:pStyle w:val="FirstParagraph"/>
-      </w:pPr>
-      <w:r>
-        <w:rPr>
-          <w:b/>
-          <w:bCs/>
-        </w:rPr>
-        <w:t xml:space="preserve">Status:</w:t>
-      </w:r>
-      <w:r>
-        <w:t xml:space="preserve"> </w:t>
-      </w:r>
-      <w:r>
-        <w:t xml:space="preserve">Queued</w:t>
-      </w:r>
-      <w:r>
-        <w:t xml:space="preserve"> </w:t>
-      </w:r>
-      <w:r>
-        <w:rPr>
-          <w:b/>
-          <w:bCs/>
-        </w:rPr>
-        <w:t xml:space="preserve">Type:</w:t>
-      </w:r>
-      <w:r>
-        <w:t xml:space="preserve"> </w:t>
-      </w:r>
-      <w:r>
-        <w:t xml:space="preserve">Bug</w:t>
-      </w:r>
-      <w:r>
-        <w:t xml:space="preserve"> </w:t>
-      </w:r>
-      <w:r>
-        <w:rPr>
-          <w:b/>
-          <w:bCs/>
-        </w:rPr>
-        <w:t xml:space="preserve">Severity:</w:t>
-      </w:r>
-      <w:r>
-        <w:t xml:space="preserve"> </w:t>
-      </w:r>
-      <w:r>
-        <w:t xml:space="preserve">Medium</w:t>
-      </w:r>
-      <w:r>
-        <w:t xml:space="preserve"> </w:t>
-      </w:r>
-      <w:r>
-        <w:rPr>
-          <w:b/>
-          <w:bCs/>
-        </w:rPr>
-        <w:t xml:space="preserve">Created-By:</w:t>
-      </w:r>
-      <w:r>
-        <w:t xml:space="preserve"> </w:t>
-      </w:r>
-      <w:r>
-        <w:t xml:space="preserve">Claude</w:t>
-      </w:r>
-    </w:p>
-    <w:p>
-      <w:pPr>
-        <w:pStyle w:val="BodyText"/>
-      </w:pPr>
-      <w:r>
-        <w:t xml:space="preserve">Running the (now-compilable) automation test binary against the live OpenRouter API, TestAllFreeProvidersAutomation Provider_OpenRouter BasicGeneration panics with a nil-pointer dereference: the configured free model id deepseek-r1-free is stale/rejected and the code path is missing a nil-check on the error before using the response. Users of the OpenRouter free provider with that model would hit the same crash. The work is to correct the free-provider model id (sourced from the verifier as single source of truth) and add the missing nil-check so a rejected model degrades gracefully instead of panicking. NOTE this environment has live provider API keys set so provider tests spend real money; guard/skip accordingly. Found 2026-07-12.</w:t>
-      </w:r>
-    </w:p>
-    <w:bookmarkEnd w:id="14"/>
-    <w:bookmarkEnd w:id="15"/>
     <w:sectPr>
       <w:footnotePr>
         <w:numRestart w:val="eachSect"/>

--- a/docs/Issues.docx
+++ b/docs/Issues.docx
@@ -2,7 +2,7 @@
 <file path=word/document.xml><?xml version="1.0" encoding="utf-8"?>
 <w:document xmlns:w="http://schemas.openxmlformats.org/wordprocessingml/2006/main" xmlns:m="http://schemas.openxmlformats.org/officeDocument/2006/math" xmlns:r="http://schemas.openxmlformats.org/officeDocument/2006/relationships" xmlns:o="urn:schemas-microsoft-com:office:office" xmlns:v="urn:schemas-microsoft-com:vml" xmlns:w10="urn:schemas-microsoft-com:office:word" xmlns:a="http://schemas.openxmlformats.org/drawingml/2006/main" xmlns:pic="http://schemas.openxmlformats.org/drawingml/2006/picture" xmlns:wp="http://schemas.openxmlformats.org/drawingml/2006/wordprocessingDrawing">
   <w:body>
-    <w:bookmarkStart w:id="13" w:name="helixcode-open-issues-tracker"/>
+    <w:bookmarkStart w:id="12" w:name="helixcode-open-issues-tracker"/>
     <w:p>
       <w:pPr>
         <w:pStyle w:val="Heading1"/>
@@ -2273,91 +2273,7 @@
       </w:r>
     </w:p>
     <w:bookmarkEnd w:id="11"/>
-    <w:bookmarkStart w:id="12" w:name="X1e6955bfb01c2f30828a0de030cdb79ef273697"/>
-    <w:p>
-      <w:pPr>
-        <w:pStyle w:val="Heading2"/>
-      </w:pPr>
-      <w:r>
-        <w:t xml:space="preserve">HXC-146 — E2E challenge runner interfaces (cli/rest/tui/websocket) do not drive the real server HTTP API</w:t>
-      </w:r>
-    </w:p>
-    <w:p>
-      <w:pPr>
-        <w:pStyle w:val="FirstParagraph"/>
-      </w:pPr>
-      <w:r>
-        <w:rPr>
-          <w:b/>
-          <w:bCs/>
-        </w:rPr>
-        <w:t xml:space="preserve">Status:</w:t>
-      </w:r>
-      <w:r>
-        <w:t xml:space="preserve"> </w:t>
-      </w:r>
-      <w:r>
-        <w:t xml:space="preserve">Queued</w:t>
-      </w:r>
-      <w:r>
-        <w:t xml:space="preserve"> </w:t>
-      </w:r>
-      <w:r>
-        <w:rPr>
-          <w:b/>
-          <w:bCs/>
-        </w:rPr>
-        <w:t xml:space="preserve">Type:</w:t>
-      </w:r>
-      <w:r>
-        <w:t xml:space="preserve"> </w:t>
-      </w:r>
-      <w:r>
-        <w:t xml:space="preserve">Task</w:t>
-      </w:r>
-      <w:r>
-        <w:t xml:space="preserve"> </w:t>
-      </w:r>
-      <w:r>
-        <w:rPr>
-          <w:b/>
-          <w:bCs/>
-        </w:rPr>
-        <w:t xml:space="preserve">Severity:</w:t>
-      </w:r>
-      <w:r>
-        <w:t xml:space="preserve"> </w:t>
-      </w:r>
-      <w:r>
-        <w:t xml:space="preserve">Medium</w:t>
-      </w:r>
-      <w:r>
-        <w:t xml:space="preserve"> </w:t>
-      </w:r>
-      <w:r>
-        <w:rPr>
-          <w:b/>
-          <w:bCs/>
-        </w:rPr>
-        <w:t xml:space="preserve">Created-By:</w:t>
-      </w:r>
-      <w:r>
-        <w:t xml:space="preserve"> </w:t>
-      </w:r>
-      <w:r>
-        <w:t xml:space="preserve">Claude</w:t>
-      </w:r>
-    </w:p>
-    <w:p>
-      <w:pPr>
-        <w:pStyle w:val="BodyText"/>
-      </w:pPr>
-      <w:r>
-        <w:t xml:space="preserve">The e2e challenge runner advertises multiple interface modes (cli, rest, tui, websocket) but none of them actually exercises the HelixCode server’s real HTTP API during a run, so the challenges validate the runner’s own logic rather than the shipped server endpoints. This is a documentation-versus-implementation gap that weakens the end-to-end proof. The work is to wire the challenge runner’s interfaces to genuinely call the running server’s HTTP API so the challenges prove the real user-facing endpoints work. Discovered 2026-07-12 real-infra retest. Evidence: docs/qa/infra_retest_20260712_hxc122_138/hxc138_challenge_report.json.</w:t>
-      </w:r>
-    </w:p>
     <w:bookmarkEnd w:id="12"/>
-    <w:bookmarkEnd w:id="13"/>
     <w:sectPr>
       <w:footnotePr>
         <w:numRestart w:val="eachSect"/>

--- a/docs/Issues.docx
+++ b/docs/Issues.docx
@@ -2,7 +2,7 @@
 <file path=word/document.xml><?xml version="1.0" encoding="utf-8"?>
 <w:document xmlns:w="http://schemas.openxmlformats.org/wordprocessingml/2006/main" xmlns:m="http://schemas.openxmlformats.org/officeDocument/2006/math" xmlns:r="http://schemas.openxmlformats.org/officeDocument/2006/relationships" xmlns:o="urn:schemas-microsoft-com:office:office" xmlns:v="urn:schemas-microsoft-com:vml" xmlns:w10="urn:schemas-microsoft-com:office:word" xmlns:a="http://schemas.openxmlformats.org/drawingml/2006/main" xmlns:pic="http://schemas.openxmlformats.org/drawingml/2006/picture" xmlns:wp="http://schemas.openxmlformats.org/drawingml/2006/wordprocessingDrawing">
   <w:body>
-    <w:bookmarkStart w:id="12" w:name="helixcode-open-issues-tracker"/>
+    <w:bookmarkStart w:id="11" w:name="helixcode-open-issues-tracker"/>
     <w:p>
       <w:pPr>
         <w:pStyle w:val="Heading1"/>
@@ -2189,91 +2189,7 @@
     </w:p>
     <w:bookmarkEnd w:id="9"/>
     <w:bookmarkEnd w:id="10"/>
-    <w:bookmarkStart w:id="11" w:name="X9a89ba240b8588079e28ad21b10e1a4675cc927"/>
-    <w:p>
-      <w:pPr>
-        <w:pStyle w:val="Heading2"/>
-      </w:pPr>
-      <w:r>
-        <w:t xml:space="preserve">HXC-119 — Agent Client Protocol (ACP) support is absent from the platform</w:t>
-      </w:r>
-    </w:p>
-    <w:p>
-      <w:pPr>
-        <w:pStyle w:val="FirstParagraph"/>
-      </w:pPr>
-      <w:r>
-        <w:rPr>
-          <w:b/>
-          <w:bCs/>
-        </w:rPr>
-        <w:t xml:space="preserve">Status:</w:t>
-      </w:r>
-      <w:r>
-        <w:t xml:space="preserve"> </w:t>
-      </w:r>
-      <w:r>
-        <w:t xml:space="preserve">Queued</w:t>
-      </w:r>
-      <w:r>
-        <w:t xml:space="preserve"> </w:t>
-      </w:r>
-      <w:r>
-        <w:rPr>
-          <w:b/>
-          <w:bCs/>
-        </w:rPr>
-        <w:t xml:space="preserve">Type:</w:t>
-      </w:r>
-      <w:r>
-        <w:t xml:space="preserve"> </w:t>
-      </w:r>
-      <w:r>
-        <w:t xml:space="preserve">Feature</w:t>
-      </w:r>
-      <w:r>
-        <w:t xml:space="preserve"> </w:t>
-      </w:r>
-      <w:r>
-        <w:rPr>
-          <w:b/>
-          <w:bCs/>
-        </w:rPr>
-        <w:t xml:space="preserve">Severity:</w:t>
-      </w:r>
-      <w:r>
-        <w:t xml:space="preserve"> </w:t>
-      </w:r>
-      <w:r>
-        <w:t xml:space="preserve">High</w:t>
-      </w:r>
-      <w:r>
-        <w:t xml:space="preserve"> </w:t>
-      </w:r>
-      <w:r>
-        <w:rPr>
-          <w:b/>
-          <w:bCs/>
-        </w:rPr>
-        <w:t xml:space="preserve">Created-By:</w:t>
-      </w:r>
-      <w:r>
-        <w:t xml:space="preserve"> </w:t>
-      </w:r>
-      <w:r>
-        <w:t xml:space="preserve">Claude</w:t>
-      </w:r>
-    </w:p>
-    <w:p>
-      <w:pPr>
-        <w:pStyle w:val="BodyText"/>
-      </w:pPr>
-      <w:r>
-        <w:t xml:space="preserve">Governance rule CONST-040 lists the Agent Client Protocol among required capabilities, but there is no implementation of it anywhere in the codebase. Any user or integration expecting ACP connectivity currently cannot use it. The work is to design and implement real ACP support, or, if it proves structurally infeasible, to document that with cited evidence. The platform will then either genuinely support ACP or hold an honest, evidenced position instead of an unmet claim.</w:t>
-      </w:r>
-    </w:p>
     <w:bookmarkEnd w:id="11"/>
-    <w:bookmarkEnd w:id="12"/>
     <w:sectPr>
       <w:footnotePr>
         <w:numRestart w:val="eachSect"/>
